--- a/โมเดลที่จะเอาไปใช้ต่อ/คู่มือผู้ใช้งาน/User Manual.docx
+++ b/โมเดลที่จะเอาไปใช้ต่อ/คู่มือผู้ใช้งาน/User Manual.docx
@@ -66,7 +66,7 @@
     <w:p>
       <w:pPr>
         <w:rPr>
-          <w:rFonts w:ascii="TH SarabunPSK" w:hAnsi="TH SarabunPSK" w:cs="TH SarabunPSK" w:hint="cs"/>
+          <w:rFonts w:ascii="TH SarabunPSK" w:hAnsi="TH SarabunPSK" w:cs="TH SarabunPSK"/>
           <w:sz w:val="36"/>
           <w:szCs w:val="36"/>
         </w:rPr>
@@ -172,7 +172,7 @@
           <w:szCs w:val="36"/>
         </w:rPr>
         <w:drawing>
-          <wp:anchor distT="0" distB="0" distL="114300" distR="114300" simplePos="0" relativeHeight="251658240" behindDoc="0" locked="0" layoutInCell="1" allowOverlap="1" wp14:anchorId="465C5B4A" wp14:editId="64356A76">
+          <wp:anchor distT="0" distB="0" distL="114300" distR="114300" simplePos="0" relativeHeight="251658240" behindDoc="0" locked="0" layoutInCell="1" allowOverlap="1" wp14:anchorId="465C5B4A" wp14:editId="4FC1D056">
             <wp:simplePos x="0" y="0"/>
             <wp:positionH relativeFrom="margin">
               <wp:align>center</wp:align>
@@ -501,7 +501,7 @@
           <w:noProof/>
         </w:rPr>
         <w:drawing>
-          <wp:anchor distT="0" distB="0" distL="114300" distR="114300" simplePos="0" relativeHeight="251662336" behindDoc="0" locked="0" layoutInCell="1" allowOverlap="1" wp14:anchorId="03695CB7" wp14:editId="0F55A8B2">
+          <wp:anchor distT="0" distB="0" distL="114300" distR="114300" simplePos="0" relativeHeight="251662336" behindDoc="0" locked="0" layoutInCell="1" allowOverlap="1" wp14:anchorId="03695CB7" wp14:editId="6E22FFF2">
             <wp:simplePos x="0" y="0"/>
             <wp:positionH relativeFrom="margin">
               <wp:align>center</wp:align>
@@ -922,7 +922,7 @@
           <w:szCs w:val="36"/>
         </w:rPr>
         <w:drawing>
-          <wp:anchor distT="0" distB="0" distL="114300" distR="114300" simplePos="0" relativeHeight="251666432" behindDoc="0" locked="0" layoutInCell="1" allowOverlap="1" wp14:anchorId="09E65A9C" wp14:editId="5AC9EB53">
+          <wp:anchor distT="0" distB="0" distL="114300" distR="114300" simplePos="0" relativeHeight="251666432" behindDoc="0" locked="0" layoutInCell="1" allowOverlap="1" wp14:anchorId="09E65A9C" wp14:editId="6CC21EC3">
             <wp:simplePos x="0" y="0"/>
             <wp:positionH relativeFrom="margin">
               <wp:align>center</wp:align>
@@ -1251,15 +1251,16 @@
           <w:tab w:val="left" w:pos="7932"/>
         </w:tabs>
         <w:rPr>
-          <w:rFonts w:ascii="TH SarabunPSK" w:hAnsi="TH SarabunPSK" w:cs="TH SarabunPSK" w:hint="cs"/>
-          <w:sz w:val="36"/>
-          <w:szCs w:val="36"/>
-          <w:cs/>
-        </w:rPr>
-      </w:pPr>
-      <w:r>
-        <w:rPr>
-          <w:rFonts w:ascii="TH SarabunPSK" w:hAnsi="TH SarabunPSK" w:cs="TH SarabunPSK"/>
+          <w:rFonts w:ascii="TH SarabunPSK" w:hAnsi="TH SarabunPSK" w:cs="TH SarabunPSK"/>
+          <w:sz w:val="36"/>
+          <w:szCs w:val="36"/>
+          <w:cs/>
+        </w:rPr>
+      </w:pPr>
+      <w:r>
+        <w:rPr>
+          <w:rFonts w:ascii="TH SarabunPSK" w:hAnsi="TH SarabunPSK" w:cs="TH SarabunPSK"/>
+          <w:noProof/>
           <w:sz w:val="36"/>
           <w:szCs w:val="36"/>
           <w:cs/>
@@ -1549,20 +1550,21 @@
           <w:tab w:val="left" w:pos="7932"/>
         </w:tabs>
         <w:rPr>
-          <w:rFonts w:ascii="TH SarabunPSK" w:hAnsi="TH SarabunPSK" w:cs="TH SarabunPSK" w:hint="cs"/>
-          <w:sz w:val="36"/>
-          <w:szCs w:val="36"/>
-        </w:rPr>
-      </w:pPr>
-      <w:r>
-        <w:rPr>
-          <w:rFonts w:ascii="TH SarabunPSK" w:hAnsi="TH SarabunPSK" w:cs="TH SarabunPSK"/>
+          <w:rFonts w:ascii="TH SarabunPSK" w:hAnsi="TH SarabunPSK" w:cs="TH SarabunPSK"/>
+          <w:sz w:val="36"/>
+          <w:szCs w:val="36"/>
+        </w:rPr>
+      </w:pPr>
+      <w:r>
+        <w:rPr>
+          <w:rFonts w:ascii="TH SarabunPSK" w:hAnsi="TH SarabunPSK" w:cs="TH SarabunPSK"/>
+          <w:noProof/>
           <w:sz w:val="36"/>
           <w:szCs w:val="36"/>
           <w:cs/>
         </w:rPr>
         <w:drawing>
-          <wp:anchor distT="0" distB="0" distL="114300" distR="114300" simplePos="0" relativeHeight="251670528" behindDoc="0" locked="0" layoutInCell="1" allowOverlap="1" wp14:anchorId="70C9C8D3" wp14:editId="4678D3A6">
+          <wp:anchor distT="0" distB="0" distL="114300" distR="114300" simplePos="0" relativeHeight="251670528" behindDoc="0" locked="0" layoutInCell="1" allowOverlap="1" wp14:anchorId="70C9C8D3" wp14:editId="1226922A">
             <wp:simplePos x="0" y="0"/>
             <wp:positionH relativeFrom="margin">
               <wp:align>center</wp:align>
@@ -1981,14 +1983,15 @@
           <w:tab w:val="left" w:pos="7932"/>
         </w:tabs>
         <w:rPr>
-          <w:rFonts w:ascii="TH SarabunPSK" w:hAnsi="TH SarabunPSK" w:cs="TH SarabunPSK" w:hint="cs"/>
-          <w:sz w:val="36"/>
-          <w:szCs w:val="36"/>
-        </w:rPr>
-      </w:pPr>
-      <w:r>
-        <w:rPr>
-          <w:rFonts w:ascii="TH SarabunPSK" w:hAnsi="TH SarabunPSK" w:cs="TH SarabunPSK"/>
+          <w:rFonts w:ascii="TH SarabunPSK" w:hAnsi="TH SarabunPSK" w:cs="TH SarabunPSK"/>
+          <w:sz w:val="36"/>
+          <w:szCs w:val="36"/>
+        </w:rPr>
+      </w:pPr>
+      <w:r>
+        <w:rPr>
+          <w:rFonts w:ascii="TH SarabunPSK" w:hAnsi="TH SarabunPSK" w:cs="TH SarabunPSK"/>
+          <w:noProof/>
           <w:sz w:val="36"/>
           <w:szCs w:val="36"/>
         </w:rPr>
@@ -2086,6 +2089,7 @@
       <w:r>
         <w:rPr>
           <w:rFonts w:ascii="TH SarabunPSK" w:hAnsi="TH SarabunPSK" w:cs="TH SarabunPSK"/>
+          <w:noProof/>
           <w:sz w:val="36"/>
           <w:szCs w:val="36"/>
         </w:rPr>
@@ -2150,16 +2154,7 @@
             <w:sz w:val="36"/>
             <w:szCs w:val="36"/>
           </w:rPr>
-          <w:t>admin@gmm.com</w:t>
-        </w:r>
-        <w:r>
-          <w:rPr>
-            <w:rStyle w:val="Hyperlink"/>
-            <w:rFonts w:ascii="TH SarabunPSK" w:hAnsi="TH SarabunPSK" w:cs="TH SarabunPSK"/>
-            <w:sz w:val="36"/>
-            <w:szCs w:val="36"/>
-          </w:rPr>
-          <w:t xml:space="preserve"> </w:t>
+          <w:t xml:space="preserve">admin@gmm.com </w:t>
         </w:r>
         <w:r>
           <w:rPr>
@@ -2238,6 +2233,7 @@
       <w:r>
         <w:rPr>
           <w:rFonts w:ascii="TH SarabunPSK" w:hAnsi="TH SarabunPSK" w:cs="TH SarabunPSK"/>
+          <w:noProof/>
           <w:sz w:val="36"/>
           <w:szCs w:val="36"/>
         </w:rPr>
@@ -5419,7 +5415,7 @@
     <w:p>
       <w:pPr>
         <w:rPr>
-          <w:rFonts w:ascii="TH SarabunPSK" w:hAnsi="TH SarabunPSK" w:cs="TH SarabunPSK" w:hint="cs"/>
+          <w:rFonts w:ascii="TH SarabunPSK" w:hAnsi="TH SarabunPSK" w:cs="TH SarabunPSK"/>
           <w:b/>
           <w:bCs/>
           <w:sz w:val="36"/>
@@ -6482,12 +6478,13 @@
       <w:r>
         <w:rPr>
           <w:rFonts w:ascii="TH SarabunPSK" w:hAnsi="TH SarabunPSK" w:cs="TH SarabunPSK"/>
+          <w:noProof/>
           <w:sz w:val="36"/>
           <w:szCs w:val="36"/>
           <w:cs/>
         </w:rPr>
         <w:drawing>
-          <wp:anchor distT="0" distB="0" distL="114300" distR="114300" simplePos="0" relativeHeight="251688960" behindDoc="0" locked="0" layoutInCell="1" allowOverlap="1" wp14:anchorId="501298B6" wp14:editId="06043B10">
+          <wp:anchor distT="0" distB="0" distL="114300" distR="114300" simplePos="0" relativeHeight="251688960" behindDoc="0" locked="0" layoutInCell="1" allowOverlap="1" wp14:anchorId="501298B6" wp14:editId="7DAA87BE">
             <wp:simplePos x="0" y="0"/>
             <wp:positionH relativeFrom="margin">
               <wp:align>right</wp:align>
@@ -6625,12 +6622,13 @@
       <w:r>
         <w:rPr>
           <w:rFonts w:ascii="TH SarabunPSK" w:hAnsi="TH SarabunPSK" w:cs="TH SarabunPSK"/>
+          <w:noProof/>
           <w:sz w:val="36"/>
           <w:szCs w:val="36"/>
           <w:cs/>
         </w:rPr>
         <w:drawing>
-          <wp:anchor distT="0" distB="0" distL="114300" distR="114300" simplePos="0" relativeHeight="251673600" behindDoc="0" locked="0" layoutInCell="1" allowOverlap="1" wp14:anchorId="456EDC42" wp14:editId="480DE807">
+          <wp:anchor distT="0" distB="0" distL="114300" distR="114300" simplePos="0" relativeHeight="251673600" behindDoc="0" locked="0" layoutInCell="1" allowOverlap="1" wp14:anchorId="456EDC42" wp14:editId="16455A6B">
             <wp:simplePos x="0" y="0"/>
             <wp:positionH relativeFrom="margin">
               <wp:align>right</wp:align>
@@ -6735,7 +6733,7 @@
     <w:p>
       <w:pPr>
         <w:rPr>
-          <w:rFonts w:ascii="TH SarabunPSK" w:hAnsi="TH SarabunPSK" w:cs="TH SarabunPSK" w:hint="cs"/>
+          <w:rFonts w:ascii="TH SarabunPSK" w:hAnsi="TH SarabunPSK" w:cs="TH SarabunPSK"/>
           <w:sz w:val="36"/>
           <w:szCs w:val="36"/>
         </w:rPr>
@@ -6824,11 +6822,6 @@
                       <wps:txbx>
                         <w:txbxContent>
                           <w:p>
-                            <w:pPr>
-                              <w:rPr>
-                                <w:rFonts w:hint="cs"/>
-                              </w:rPr>
-                            </w:pPr>
                             <w:r>
                               <w:t xml:space="preserve">Folder </w:t>
                             </w:r>
@@ -6986,11 +6979,6 @@
                       <wps:txbx>
                         <w:txbxContent>
                           <w:p>
-                            <w:pPr>
-                              <w:rPr>
-                                <w:rFonts w:hint="cs"/>
-                              </w:rPr>
-                            </w:pPr>
                             <w:r>
                               <w:t xml:space="preserve">Folder </w:t>
                             </w:r>
@@ -6999,14 +6987,7 @@
                                 <w:rFonts w:hint="cs"/>
                                 <w:cs/>
                               </w:rPr>
-                              <w:t>เก็บ</w:t>
-                            </w:r>
-                            <w:r>
-                              <w:rPr>
-                                <w:rFonts w:hint="cs"/>
-                                <w:cs/>
-                              </w:rPr>
-                              <w:t>คู่มือการใช้งานในโปร</w:t>
+                              <w:t>เก็บคู่มือการใช้งานในโปร</w:t>
                             </w:r>
                             <w:proofErr w:type="spellStart"/>
                             <w:r>
@@ -7224,11 +7205,6 @@
                       <wps:txbx>
                         <w:txbxContent>
                           <w:p>
-                            <w:pPr>
-                              <w:rPr>
-                                <w:rFonts w:hint="cs"/>
-                              </w:rPr>
-                            </w:pPr>
                             <w:r>
                               <w:t xml:space="preserve">Folder </w:t>
                             </w:r>
@@ -7478,6 +7454,7 @@
       <w:r>
         <w:rPr>
           <w:rFonts w:ascii="TH SarabunPSK" w:hAnsi="TH SarabunPSK" w:cs="TH SarabunPSK"/>
+          <w:noProof/>
           <w:sz w:val="36"/>
           <w:szCs w:val="36"/>
         </w:rPr>
@@ -8696,6 +8673,198 @@
       </w:pPr>
       <w:r>
         <w:rPr>
+          <w:rFonts w:ascii="TH SarabunPSK" w:hAnsi="TH SarabunPSK" w:cs="TH SarabunPSK" w:hint="cs"/>
+          <w:sz w:val="36"/>
+          <w:szCs w:val="36"/>
+          <w:cs/>
+        </w:rPr>
+        <w:t xml:space="preserve">ก่อนอื่นถ้าจะเอา </w:t>
+      </w:r>
+      <w:r>
+        <w:rPr>
+          <w:rFonts w:ascii="TH SarabunPSK" w:hAnsi="TH SarabunPSK" w:cs="TH SarabunPSK"/>
+          <w:sz w:val="36"/>
+          <w:szCs w:val="36"/>
+        </w:rPr>
+        <w:t xml:space="preserve">Data </w:t>
+      </w:r>
+      <w:r>
+        <w:rPr>
+          <w:rFonts w:ascii="TH SarabunPSK" w:hAnsi="TH SarabunPSK" w:cs="TH SarabunPSK" w:hint="cs"/>
+          <w:sz w:val="36"/>
+          <w:szCs w:val="36"/>
+          <w:cs/>
+        </w:rPr>
+        <w:t xml:space="preserve">จากบริษัทจริงมา </w:t>
+      </w:r>
+      <w:r>
+        <w:rPr>
+          <w:rFonts w:ascii="TH SarabunPSK" w:hAnsi="TH SarabunPSK" w:cs="TH SarabunPSK"/>
+          <w:sz w:val="36"/>
+          <w:szCs w:val="36"/>
+        </w:rPr>
+        <w:t xml:space="preserve">test </w:t>
+      </w:r>
+      <w:r>
+        <w:rPr>
+          <w:rFonts w:ascii="TH SarabunPSK" w:hAnsi="TH SarabunPSK" w:cs="TH SarabunPSK" w:hint="cs"/>
+          <w:sz w:val="36"/>
+          <w:szCs w:val="36"/>
+          <w:cs/>
+        </w:rPr>
+        <w:t xml:space="preserve">กับ </w:t>
+      </w:r>
+      <w:r>
+        <w:rPr>
+          <w:rFonts w:ascii="TH SarabunPSK" w:hAnsi="TH SarabunPSK" w:cs="TH SarabunPSK"/>
+          <w:sz w:val="36"/>
+          <w:szCs w:val="36"/>
+        </w:rPr>
+        <w:t xml:space="preserve">model version 5 </w:t>
+      </w:r>
+      <w:proofErr w:type="spellStart"/>
+      <w:r>
+        <w:rPr>
+          <w:rFonts w:ascii="TH SarabunPSK" w:hAnsi="TH SarabunPSK" w:cs="TH SarabunPSK"/>
+          <w:sz w:val="36"/>
+          <w:szCs w:val="36"/>
+        </w:rPr>
+        <w:t>lightgbm</w:t>
+      </w:r>
+      <w:proofErr w:type="spellEnd"/>
+      <w:r>
+        <w:rPr>
+          <w:rFonts w:ascii="TH SarabunPSK" w:hAnsi="TH SarabunPSK" w:cs="TH SarabunPSK"/>
+          <w:sz w:val="36"/>
+          <w:szCs w:val="36"/>
+        </w:rPr>
+        <w:t xml:space="preserve"> </w:t>
+      </w:r>
+      <w:r>
+        <w:rPr>
+          <w:rFonts w:ascii="TH SarabunPSK" w:hAnsi="TH SarabunPSK" w:cs="TH SarabunPSK" w:hint="cs"/>
+          <w:sz w:val="36"/>
+          <w:szCs w:val="36"/>
+          <w:cs/>
+        </w:rPr>
+        <w:t xml:space="preserve">ที่ </w:t>
+      </w:r>
+      <w:r>
+        <w:rPr>
+          <w:rFonts w:ascii="TH SarabunPSK" w:hAnsi="TH SarabunPSK" w:cs="TH SarabunPSK"/>
+          <w:sz w:val="36"/>
+          <w:szCs w:val="36"/>
+        </w:rPr>
+        <w:t>clean_dataset_s1.csv 5000</w:t>
+      </w:r>
+    </w:p>
+    <w:p>
+      <w:pPr>
+        <w:rPr>
+          <w:rFonts w:ascii="TH SarabunPSK" w:hAnsi="TH SarabunPSK" w:cs="TH SarabunPSK" w:hint="cs"/>
+          <w:sz w:val="36"/>
+          <w:szCs w:val="36"/>
+        </w:rPr>
+      </w:pPr>
+      <w:r>
+        <w:rPr>
+          <w:rFonts w:ascii="TH SarabunPSK" w:hAnsi="TH SarabunPSK" w:cs="TH SarabunPSK" w:hint="cs"/>
+          <w:sz w:val="36"/>
+          <w:szCs w:val="36"/>
+          <w:cs/>
+        </w:rPr>
+        <w:t xml:space="preserve">ต้องไปทำ </w:t>
+      </w:r>
+      <w:r>
+        <w:rPr>
+          <w:rFonts w:ascii="TH SarabunPSK" w:hAnsi="TH SarabunPSK" w:cs="TH SarabunPSK"/>
+          <w:sz w:val="36"/>
+          <w:szCs w:val="36"/>
+        </w:rPr>
+        <w:t xml:space="preserve">feature </w:t>
+      </w:r>
+      <w:r>
+        <w:rPr>
+          <w:rFonts w:ascii="TH SarabunPSK" w:hAnsi="TH SarabunPSK" w:cs="TH SarabunPSK" w:hint="cs"/>
+          <w:sz w:val="36"/>
+          <w:szCs w:val="36"/>
+          <w:cs/>
+        </w:rPr>
+        <w:t xml:space="preserve">แล้วได้ผลฟีเจอร์ที่ใช้ค่อยมาเข้า </w:t>
+      </w:r>
+      <w:r>
+        <w:rPr>
+          <w:rFonts w:ascii="TH SarabunPSK" w:hAnsi="TH SarabunPSK" w:cs="TH SarabunPSK"/>
+          <w:sz w:val="36"/>
+          <w:szCs w:val="36"/>
+        </w:rPr>
+        <w:t>test model</w:t>
+      </w:r>
+      <w:r>
+        <w:rPr>
+          <w:rFonts w:ascii="TH SarabunPSK" w:hAnsi="TH SarabunPSK" w:cs="TH SarabunPSK" w:hint="cs"/>
+          <w:sz w:val="36"/>
+          <w:szCs w:val="36"/>
+          <w:cs/>
+        </w:rPr>
+        <w:t xml:space="preserve"> ในที่นี่โปร</w:t>
+      </w:r>
+      <w:proofErr w:type="spellStart"/>
+      <w:r>
+        <w:rPr>
+          <w:rFonts w:ascii="TH SarabunPSK" w:hAnsi="TH SarabunPSK" w:cs="TH SarabunPSK" w:hint="cs"/>
+          <w:sz w:val="36"/>
+          <w:szCs w:val="36"/>
+          <w:cs/>
+        </w:rPr>
+        <w:t>เจ็กต์</w:t>
+      </w:r>
+      <w:proofErr w:type="spellEnd"/>
+      <w:r>
+        <w:rPr>
+          <w:rFonts w:ascii="TH SarabunPSK" w:hAnsi="TH SarabunPSK" w:cs="TH SarabunPSK" w:hint="cs"/>
+          <w:sz w:val="36"/>
+          <w:szCs w:val="36"/>
+          <w:cs/>
+        </w:rPr>
+        <w:t xml:space="preserve">ผมใช้ผล </w:t>
+      </w:r>
+      <w:r>
+        <w:rPr>
+          <w:rFonts w:ascii="TH SarabunPSK" w:hAnsi="TH SarabunPSK" w:cs="TH SarabunPSK"/>
+          <w:sz w:val="36"/>
+          <w:szCs w:val="36"/>
+        </w:rPr>
+        <w:t xml:space="preserve">test </w:t>
+      </w:r>
+      <w:r>
+        <w:rPr>
+          <w:rFonts w:ascii="TH SarabunPSK" w:hAnsi="TH SarabunPSK" w:cs="TH SarabunPSK" w:hint="cs"/>
+          <w:sz w:val="36"/>
+          <w:szCs w:val="36"/>
+          <w:cs/>
+        </w:rPr>
+        <w:t xml:space="preserve">จาก </w:t>
+      </w:r>
+      <w:r>
+        <w:rPr>
+          <w:rFonts w:ascii="TH SarabunPSK" w:hAnsi="TH SarabunPSK" w:cs="TH SarabunPSK"/>
+          <w:sz w:val="36"/>
+          <w:szCs w:val="36"/>
+        </w:rPr>
+        <w:t>real_dataset_s1.csv</w:t>
+      </w:r>
+    </w:p>
+    <w:p>
+      <w:pPr>
+        <w:rPr>
+          <w:rFonts w:ascii="TH SarabunPSK" w:hAnsi="TH SarabunPSK" w:cs="TH SarabunPSK"/>
+          <w:sz w:val="36"/>
+          <w:szCs w:val="36"/>
+        </w:rPr>
+      </w:pPr>
+      <w:r>
+        <w:rPr>
           <w:rFonts w:ascii="TH SarabunPSK" w:hAnsi="TH SarabunPSK" w:cs="TH SarabunPSK"/>
           <w:b/>
           <w:bCs/>
@@ -8961,6 +9130,7 @@
           <w:szCs w:val="36"/>
           <w:cs/>
         </w:rPr>
+        <w:lastRenderedPageBreak/>
         <w:t>ตัวอย่าง:</w:t>
       </w:r>
     </w:p>
@@ -9013,7 +9183,6 @@
           <w:szCs w:val="36"/>
           <w:cs/>
         </w:rPr>
-        <w:lastRenderedPageBreak/>
         <w:t xml:space="preserve">ผลลัพธ์จะได้ไฟล์ </w:t>
       </w:r>
       <w:r>
@@ -9515,15 +9684,14 @@
         </w:rPr>
         <w:t>column:</w:t>
       </w:r>
-    </w:p>
-    <w:p>
-      <w:pPr>
-        <w:rPr>
-          <w:rFonts w:ascii="TH SarabunPSK" w:hAnsi="TH SarabunPSK" w:cs="TH SarabunPSK"/>
-          <w:sz w:val="36"/>
-          <w:szCs w:val="36"/>
-        </w:rPr>
-      </w:pPr>
+      <w:r>
+        <w:rPr>
+          <w:rFonts w:ascii="TH SarabunPSK" w:hAnsi="TH SarabunPSK" w:cs="TH SarabunPSK"/>
+          <w:sz w:val="36"/>
+          <w:szCs w:val="36"/>
+        </w:rPr>
+        <w:t xml:space="preserve"> </w:t>
+      </w:r>
       <w:proofErr w:type="spellStart"/>
       <w:r>
         <w:rPr>
@@ -9702,7 +9870,7 @@
     <w:p>
       <w:pPr>
         <w:rPr>
-          <w:rFonts w:ascii="TH SarabunPSK" w:hAnsi="TH SarabunPSK" w:cs="TH SarabunPSK" w:hint="cs"/>
+          <w:rFonts w:ascii="TH SarabunPSK" w:hAnsi="TH SarabunPSK" w:cs="TH SarabunPSK"/>
           <w:sz w:val="36"/>
           <w:szCs w:val="36"/>
           <w:cs/>
@@ -9712,7 +9880,7 @@
     <w:p>
       <w:pPr>
         <w:rPr>
-          <w:rFonts w:ascii="TH SarabunPSK" w:hAnsi="TH SarabunPSK" w:cs="TH SarabunPSK" w:hint="cs"/>
+          <w:rFonts w:ascii="TH SarabunPSK" w:hAnsi="TH SarabunPSK" w:cs="TH SarabunPSK"/>
           <w:b/>
           <w:bCs/>
           <w:sz w:val="36"/>
@@ -10639,6 +10807,7 @@
   <w:style w:type="character" w:default="1" w:styleId="DefaultParagraphFont">
     <w:name w:val="Default Paragraph Font"/>
     <w:uiPriority w:val="1"/>
+    <w:semiHidden/>
     <w:unhideWhenUsed/>
   </w:style>
   <w:style w:type="table" w:default="1" w:styleId="TableNormal">

--- a/โมเดลที่จะเอาไปใช้ต่อ/คู่มือผู้ใช้งาน/User Manual.docx
+++ b/โมเดลที่จะเอาไปใช้ต่อ/คู่มือผู้ใช้งาน/User Manual.docx
@@ -6402,16 +6402,16 @@
         <mc:AlternateContent>
           <mc:Choice Requires="wps">
             <w:drawing>
-              <wp:anchor distT="0" distB="0" distL="114300" distR="114300" simplePos="0" relativeHeight="251689984" behindDoc="0" locked="0" layoutInCell="1" allowOverlap="1" wp14:anchorId="03BF26FC" wp14:editId="15E825F1">
+              <wp:anchor distT="0" distB="0" distL="114300" distR="114300" simplePos="0" relativeHeight="251723776" behindDoc="0" locked="0" layoutInCell="1" allowOverlap="1" wp14:anchorId="03BF26FC" wp14:editId="618632D2">
                 <wp:simplePos x="0" y="0"/>
                 <wp:positionH relativeFrom="column">
-                  <wp:posOffset>236220</wp:posOffset>
+                  <wp:posOffset>289560</wp:posOffset>
                 </wp:positionH>
                 <wp:positionV relativeFrom="paragraph">
-                  <wp:posOffset>5240020</wp:posOffset>
+                  <wp:posOffset>5579745</wp:posOffset>
                 </wp:positionV>
-                <wp:extent cx="1546412" cy="950259"/>
-                <wp:effectExtent l="0" t="0" r="15875" b="21590"/>
+                <wp:extent cx="2186940" cy="1706880"/>
+                <wp:effectExtent l="0" t="0" r="22860" b="26670"/>
                 <wp:wrapNone/>
                 <wp:docPr id="201330827" name="Rectangle 1"/>
                 <wp:cNvGraphicFramePr/>
@@ -6422,7 +6422,7 @@
                       <wps:spPr>
                         <a:xfrm>
                           <a:off x="0" y="0"/>
-                          <a:ext cx="1546412" cy="950259"/>
+                          <a:ext cx="2186940" cy="1706880"/>
                         </a:xfrm>
                         <a:prstGeom prst="rect">
                           <a:avLst/>
@@ -6470,7 +6470,7 @@
           </mc:Choice>
           <mc:Fallback>
             <w:pict>
-              <v:rect w14:anchorId="7BB68832" id="Rectangle 1" o:spid="_x0000_s1026" style="position:absolute;margin-left:18.6pt;margin-top:412.6pt;width:121.75pt;height:74.8pt;z-index:251689984;visibility:visible;mso-wrap-style:square;mso-width-percent:0;mso-height-percent:0;mso-wrap-distance-left:9pt;mso-wrap-distance-top:0;mso-wrap-distance-right:9pt;mso-wrap-distance-bottom:0;mso-position-horizontal:absolute;mso-position-horizontal-relative:text;mso-position-vertical:absolute;mso-position-vertical-relative:text;mso-width-percent:0;mso-height-percent:0;mso-width-relative:margin;mso-height-relative:margin;v-text-anchor:middle" o:gfxdata="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" filled="f" strokecolor="#e00" strokeweight="1pt"/>
+              <v:rect w14:anchorId="355B4CC9" id="Rectangle 1" o:spid="_x0000_s1026" style="position:absolute;margin-left:22.8pt;margin-top:439.35pt;width:172.2pt;height:134.4pt;z-index:251723776;visibility:visible;mso-wrap-style:square;mso-width-percent:0;mso-height-percent:0;mso-wrap-distance-left:9pt;mso-wrap-distance-top:0;mso-wrap-distance-right:9pt;mso-wrap-distance-bottom:0;mso-position-horizontal:absolute;mso-position-horizontal-relative:text;mso-position-vertical:absolute;mso-position-vertical-relative:text;mso-width-percent:0;mso-height-percent:0;mso-width-relative:margin;mso-height-relative:margin;v-text-anchor:middle" o:gfxdata="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" filled="f" strokecolor="#e00" strokeweight="1pt"/>
             </w:pict>
           </mc:Fallback>
         </mc:AlternateContent>
@@ -6481,75 +6481,11 @@
           <w:noProof/>
           <w:sz w:val="36"/>
           <w:szCs w:val="36"/>
-          <w:cs/>
-        </w:rPr>
-        <w:drawing>
-          <wp:anchor distT="0" distB="0" distL="114300" distR="114300" simplePos="0" relativeHeight="251688960" behindDoc="0" locked="0" layoutInCell="1" allowOverlap="1" wp14:anchorId="501298B6" wp14:editId="7DAA87BE">
-            <wp:simplePos x="0" y="0"/>
-            <wp:positionH relativeFrom="margin">
-              <wp:align>right</wp:align>
-            </wp:positionH>
-            <wp:positionV relativeFrom="paragraph">
-              <wp:posOffset>4383405</wp:posOffset>
-            </wp:positionV>
-            <wp:extent cx="6858000" cy="3636645"/>
-            <wp:effectExtent l="0" t="0" r="0" b="1905"/>
-            <wp:wrapSquare wrapText="bothSides"/>
-            <wp:docPr id="1513012366" name="Picture 1"/>
-            <wp:cNvGraphicFramePr>
-              <a:graphicFrameLocks xmlns:a="http://schemas.openxmlformats.org/drawingml/2006/main" noChangeAspect="1"/>
-            </wp:cNvGraphicFramePr>
-            <a:graphic xmlns:a="http://schemas.openxmlformats.org/drawingml/2006/main">
-              <a:graphicData uri="http://schemas.openxmlformats.org/drawingml/2006/picture">
-                <pic:pic xmlns:pic="http://schemas.openxmlformats.org/drawingml/2006/picture">
-                  <pic:nvPicPr>
-                    <pic:cNvPr id="1513012366" name=""/>
-                    <pic:cNvPicPr/>
-                  </pic:nvPicPr>
-                  <pic:blipFill>
-                    <a:blip r:embed="rId16" cstate="print">
-                      <a:extLst>
-                        <a:ext uri="{28A0092B-C50C-407E-A947-70E740481C1C}">
-                          <a14:useLocalDpi xmlns:a14="http://schemas.microsoft.com/office/drawing/2010/main" val="0"/>
-                        </a:ext>
-                      </a:extLst>
-                    </a:blip>
-                    <a:stretch>
-                      <a:fillRect/>
-                    </a:stretch>
-                  </pic:blipFill>
-                  <pic:spPr>
-                    <a:xfrm>
-                      <a:off x="0" y="0"/>
-                      <a:ext cx="6858000" cy="3636645"/>
-                    </a:xfrm>
-                    <a:prstGeom prst="rect">
-                      <a:avLst/>
-                    </a:prstGeom>
-                  </pic:spPr>
-                </pic:pic>
-              </a:graphicData>
-            </a:graphic>
-            <wp14:sizeRelH relativeFrom="page">
-              <wp14:pctWidth>0</wp14:pctWidth>
-            </wp14:sizeRelH>
-            <wp14:sizeRelV relativeFrom="page">
-              <wp14:pctHeight>0</wp14:pctHeight>
-            </wp14:sizeRelV>
-          </wp:anchor>
-        </w:drawing>
-      </w:r>
-      <w:r>
-        <w:rPr>
-          <w:rFonts w:ascii="TH SarabunPSK" w:hAnsi="TH SarabunPSK" w:cs="TH SarabunPSK"/>
-          <w:noProof/>
-          <w:sz w:val="36"/>
-          <w:szCs w:val="36"/>
         </w:rPr>
         <mc:AlternateContent>
           <mc:Choice Requires="wps">
             <w:drawing>
-              <wp:anchor distT="0" distB="0" distL="114300" distR="114300" simplePos="0" relativeHeight="251675648" behindDoc="0" locked="0" layoutInCell="1" allowOverlap="1" wp14:anchorId="79060E66" wp14:editId="160A3A7C">
+              <wp:anchor distT="0" distB="0" distL="114300" distR="114300" simplePos="0" relativeHeight="251675648" behindDoc="0" locked="0" layoutInCell="1" allowOverlap="1" wp14:anchorId="79060E66" wp14:editId="7CCA86A1">
                 <wp:simplePos x="0" y="0"/>
                 <wp:positionH relativeFrom="column">
                   <wp:posOffset>1071034</wp:posOffset>
@@ -6614,7 +6550,23 @@
           </mc:Choice>
           <mc:Fallback>
             <w:pict>
-              <v:shape w14:anchorId="77135B3A" id="Arrow: Right 1" o:spid="_x0000_s1026" type="#_x0000_t13" style="position:absolute;margin-left:84.35pt;margin-top:112.85pt;width:39pt;height:26.7pt;rotation:9704668fd;z-index:251675648;visibility:visible;mso-wrap-style:square;mso-width-percent:0;mso-height-percent:0;mso-wrap-distance-left:9pt;mso-wrap-distance-top:0;mso-wrap-distance-right:9pt;mso-wrap-distance-bottom:0;mso-position-horizontal:absolute;mso-position-horizontal-relative:text;mso-position-vertical:absolute;mso-position-vertical-relative:text;mso-width-percent:0;mso-height-percent:0;mso-width-relative:margin;mso-height-relative:margin;v-text-anchor:middle" o:gfxdata="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" adj="14206" fillcolor="#e00" strokecolor="#030e13 [484]" strokeweight="1pt"/>
+              <v:shapetype w14:anchorId="5AA0E7C3" id="_x0000_t13" coordsize="21600,21600" o:spt="13" adj="16200,5400" path="m@0,l@0@1,0@1,0@2@0@2@0,21600,21600,10800xe">
+                <v:stroke joinstyle="miter"/>
+                <v:formulas>
+                  <v:f eqn="val #0"/>
+                  <v:f eqn="val #1"/>
+                  <v:f eqn="sum height 0 #1"/>
+                  <v:f eqn="sum 10800 0 #1"/>
+                  <v:f eqn="sum width 0 #0"/>
+                  <v:f eqn="prod @4 @3 10800"/>
+                  <v:f eqn="sum width 0 @5"/>
+                </v:formulas>
+                <v:path o:connecttype="custom" o:connectlocs="@0,0;0,10800;@0,21600;21600,10800" o:connectangles="270,180,90,0" textboxrect="0,@1,@6,@2"/>
+                <v:handles>
+                  <v:h position="#0,#1" xrange="0,21600" yrange="0,10800"/>
+                </v:handles>
+              </v:shapetype>
+              <v:shape id="Arrow: Right 1" o:spid="_x0000_s1026" type="#_x0000_t13" style="position:absolute;margin-left:84.35pt;margin-top:112.85pt;width:39pt;height:26.7pt;rotation:9704668fd;z-index:251675648;visibility:visible;mso-wrap-style:square;mso-width-percent:0;mso-height-percent:0;mso-wrap-distance-left:9pt;mso-wrap-distance-top:0;mso-wrap-distance-right:9pt;mso-wrap-distance-bottom:0;mso-position-horizontal:absolute;mso-position-horizontal-relative:text;mso-position-vertical:absolute;mso-position-vertical-relative:text;mso-width-percent:0;mso-height-percent:0;mso-width-relative:margin;mso-height-relative:margin;v-text-anchor:middle" o:gfxdata="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" adj="14206" fillcolor="#e00" strokecolor="#030e13 [484]" strokeweight="1pt"/>
             </w:pict>
           </mc:Fallback>
         </mc:AlternateContent>
@@ -6648,6 +6600,124 @@
                 <pic:pic xmlns:pic="http://schemas.openxmlformats.org/drawingml/2006/picture">
                   <pic:nvPicPr>
                     <pic:cNvPr id="1169278875" name=""/>
+                    <pic:cNvPicPr/>
+                  </pic:nvPicPr>
+                  <pic:blipFill>
+                    <a:blip r:embed="rId16" cstate="print">
+                      <a:extLst>
+                        <a:ext uri="{28A0092B-C50C-407E-A947-70E740481C1C}">
+                          <a14:useLocalDpi xmlns:a14="http://schemas.microsoft.com/office/drawing/2010/main" val="0"/>
+                        </a:ext>
+                      </a:extLst>
+                    </a:blip>
+                    <a:stretch>
+                      <a:fillRect/>
+                    </a:stretch>
+                  </pic:blipFill>
+                  <pic:spPr>
+                    <a:xfrm>
+                      <a:off x="0" y="0"/>
+                      <a:ext cx="6858000" cy="3622040"/>
+                    </a:xfrm>
+                    <a:prstGeom prst="rect">
+                      <a:avLst/>
+                    </a:prstGeom>
+                  </pic:spPr>
+                </pic:pic>
+              </a:graphicData>
+            </a:graphic>
+            <wp14:sizeRelH relativeFrom="page">
+              <wp14:pctWidth>0</wp14:pctWidth>
+            </wp14:sizeRelH>
+            <wp14:sizeRelV relativeFrom="page">
+              <wp14:pctHeight>0</wp14:pctHeight>
+            </wp14:sizeRelV>
+          </wp:anchor>
+        </w:drawing>
+      </w:r>
+      <w:r>
+        <w:rPr>
+          <w:rFonts w:ascii="TH SarabunPSK" w:hAnsi="TH SarabunPSK" w:cs="TH SarabunPSK" w:hint="cs"/>
+          <w:sz w:val="36"/>
+          <w:szCs w:val="36"/>
+          <w:cs/>
+        </w:rPr>
+        <w:t xml:space="preserve">เมื่อเรา </w:t>
+      </w:r>
+      <w:r>
+        <w:rPr>
+          <w:rFonts w:ascii="TH SarabunPSK" w:hAnsi="TH SarabunPSK" w:cs="TH SarabunPSK"/>
+          <w:sz w:val="36"/>
+          <w:szCs w:val="36"/>
+        </w:rPr>
+        <w:t xml:space="preserve">Clone </w:t>
+      </w:r>
+      <w:r>
+        <w:rPr>
+          <w:rFonts w:ascii="TH SarabunPSK" w:hAnsi="TH SarabunPSK" w:cs="TH SarabunPSK" w:hint="cs"/>
+          <w:sz w:val="36"/>
+          <w:szCs w:val="36"/>
+          <w:cs/>
+        </w:rPr>
+        <w:t>โปร</w:t>
+      </w:r>
+      <w:proofErr w:type="spellStart"/>
+      <w:r>
+        <w:rPr>
+          <w:rFonts w:ascii="TH SarabunPSK" w:hAnsi="TH SarabunPSK" w:cs="TH SarabunPSK" w:hint="cs"/>
+          <w:sz w:val="36"/>
+          <w:szCs w:val="36"/>
+          <w:cs/>
+        </w:rPr>
+        <w:t>เจ็กต์</w:t>
+      </w:r>
+      <w:proofErr w:type="spellEnd"/>
+      <w:r>
+        <w:rPr>
+          <w:rFonts w:ascii="TH SarabunPSK" w:hAnsi="TH SarabunPSK" w:cs="TH SarabunPSK" w:hint="cs"/>
+          <w:sz w:val="36"/>
+          <w:szCs w:val="36"/>
+          <w:cs/>
+        </w:rPr>
+        <w:t>ทั้งหมดมาไว้แล้ว โครงสร้างโฟลเดอร์และไฟล์ ตามรูป</w:t>
+      </w:r>
+    </w:p>
+    <w:p>
+      <w:pPr>
+        <w:rPr>
+          <w:rFonts w:ascii="TH SarabunPSK" w:hAnsi="TH SarabunPSK" w:cs="TH SarabunPSK" w:hint="cs"/>
+          <w:sz w:val="36"/>
+          <w:szCs w:val="36"/>
+        </w:rPr>
+      </w:pPr>
+      <w:r>
+        <w:rPr>
+          <w:rFonts w:ascii="TH SarabunPSK" w:hAnsi="TH SarabunPSK" w:cs="TH SarabunPSK"/>
+          <w:sz w:val="36"/>
+          <w:szCs w:val="36"/>
+          <w:cs/>
+        </w:rPr>
+        <w:drawing>
+          <wp:anchor distT="0" distB="0" distL="114300" distR="114300" simplePos="0" relativeHeight="251722752" behindDoc="0" locked="0" layoutInCell="1" allowOverlap="1" wp14:anchorId="6DE8A318" wp14:editId="435AE1F8">
+            <wp:simplePos x="0" y="0"/>
+            <wp:positionH relativeFrom="margin">
+              <wp:align>right</wp:align>
+            </wp:positionH>
+            <wp:positionV relativeFrom="paragraph">
+              <wp:posOffset>4057650</wp:posOffset>
+            </wp:positionV>
+            <wp:extent cx="6858000" cy="3622040"/>
+            <wp:effectExtent l="0" t="0" r="0" b="0"/>
+            <wp:wrapSquare wrapText="bothSides"/>
+            <wp:docPr id="11088510" name="Picture 1"/>
+            <wp:cNvGraphicFramePr>
+              <a:graphicFrameLocks xmlns:a="http://schemas.openxmlformats.org/drawingml/2006/main" noChangeAspect="1"/>
+            </wp:cNvGraphicFramePr>
+            <a:graphic xmlns:a="http://schemas.openxmlformats.org/drawingml/2006/main">
+              <a:graphicData uri="http://schemas.openxmlformats.org/drawingml/2006/picture">
+                <pic:pic xmlns:pic="http://schemas.openxmlformats.org/drawingml/2006/picture">
+                  <pic:nvPicPr>
+                    <pic:cNvPr id="11088510" name=""/>
                     <pic:cNvPicPr/>
                   </pic:nvPicPr>
                   <pic:blipFill>
@@ -6683,52 +6753,6 @@
           </wp:anchor>
         </w:drawing>
       </w:r>
-      <w:r>
-        <w:rPr>
-          <w:rFonts w:ascii="TH SarabunPSK" w:hAnsi="TH SarabunPSK" w:cs="TH SarabunPSK" w:hint="cs"/>
-          <w:sz w:val="36"/>
-          <w:szCs w:val="36"/>
-          <w:cs/>
-        </w:rPr>
-        <w:t xml:space="preserve">เมื่อเรา </w:t>
-      </w:r>
-      <w:r>
-        <w:rPr>
-          <w:rFonts w:ascii="TH SarabunPSK" w:hAnsi="TH SarabunPSK" w:cs="TH SarabunPSK"/>
-          <w:sz w:val="36"/>
-          <w:szCs w:val="36"/>
-        </w:rPr>
-        <w:t xml:space="preserve">Clone </w:t>
-      </w:r>
-      <w:r>
-        <w:rPr>
-          <w:rFonts w:ascii="TH SarabunPSK" w:hAnsi="TH SarabunPSK" w:cs="TH SarabunPSK" w:hint="cs"/>
-          <w:sz w:val="36"/>
-          <w:szCs w:val="36"/>
-          <w:cs/>
-        </w:rPr>
-        <w:t>โปร</w:t>
-      </w:r>
-      <w:proofErr w:type="spellStart"/>
-      <w:r>
-        <w:rPr>
-          <w:rFonts w:ascii="TH SarabunPSK" w:hAnsi="TH SarabunPSK" w:cs="TH SarabunPSK" w:hint="cs"/>
-          <w:sz w:val="36"/>
-          <w:szCs w:val="36"/>
-          <w:cs/>
-        </w:rPr>
-        <w:t>เจ็กต์</w:t>
-      </w:r>
-      <w:proofErr w:type="spellEnd"/>
-      <w:r>
-        <w:rPr>
-          <w:rFonts w:ascii="TH SarabunPSK" w:hAnsi="TH SarabunPSK" w:cs="TH SarabunPSK" w:hint="cs"/>
-          <w:sz w:val="36"/>
-          <w:szCs w:val="36"/>
-          <w:cs/>
-        </w:rPr>
-        <w:t>ทั้งหมดมาไว้แล้ว โครงสร้างโฟลเดอร์และไฟล์ ตามรูป</w:t>
-      </w:r>
     </w:p>
     <w:p>
       <w:pPr>
@@ -6741,57 +6765,21 @@
       <w:r>
         <w:rPr>
           <w:rFonts w:ascii="TH SarabunPSK" w:hAnsi="TH SarabunPSK" w:cs="TH SarabunPSK"/>
-          <w:sz w:val="36"/>
-          <w:szCs w:val="36"/>
-          <w:cs/>
-        </w:rPr>
-        <w:tab/>
-      </w:r>
-    </w:p>
-    <w:p>
-      <w:pPr>
-        <w:rPr>
-          <w:rFonts w:ascii="TH SarabunPSK" w:hAnsi="TH SarabunPSK" w:cs="TH SarabunPSK"/>
-          <w:sz w:val="36"/>
-          <w:szCs w:val="36"/>
-        </w:rPr>
-      </w:pPr>
-      <w:r>
-        <w:rPr>
-          <w:rFonts w:ascii="TH SarabunPSK" w:hAnsi="TH SarabunPSK" w:cs="TH SarabunPSK"/>
-          <w:sz w:val="36"/>
-          <w:szCs w:val="36"/>
-          <w:cs/>
+          <w:noProof/>
+          <w:sz w:val="36"/>
+          <w:szCs w:val="36"/>
         </w:rPr>
         <w:lastRenderedPageBreak/>
-        <w:tab/>
-      </w:r>
-    </w:p>
-    <w:p>
-      <w:pPr>
-        <w:rPr>
-          <w:rFonts w:ascii="TH SarabunPSK" w:hAnsi="TH SarabunPSK" w:cs="TH SarabunPSK"/>
-          <w:sz w:val="36"/>
-          <w:szCs w:val="36"/>
-        </w:rPr>
-      </w:pPr>
-      <w:r>
-        <w:rPr>
-          <w:rFonts w:ascii="TH SarabunPSK" w:hAnsi="TH SarabunPSK" w:cs="TH SarabunPSK"/>
-          <w:noProof/>
-          <w:sz w:val="36"/>
-          <w:szCs w:val="36"/>
-        </w:rPr>
         <mc:AlternateContent>
           <mc:Choice Requires="wps">
             <w:drawing>
-              <wp:anchor distT="0" distB="0" distL="114300" distR="114300" simplePos="0" relativeHeight="251679744" behindDoc="0" locked="0" layoutInCell="1" allowOverlap="1" wp14:anchorId="2F6EC18D" wp14:editId="7C94AA7B">
+              <wp:anchor distT="0" distB="0" distL="114300" distR="114300" simplePos="0" relativeHeight="251697152" behindDoc="0" locked="0" layoutInCell="1" allowOverlap="1" wp14:anchorId="2F6EC18D" wp14:editId="47816F3A">
                 <wp:simplePos x="0" y="0"/>
                 <wp:positionH relativeFrom="column">
-                  <wp:posOffset>2698115</wp:posOffset>
+                  <wp:posOffset>2886242</wp:posOffset>
                 </wp:positionH>
                 <wp:positionV relativeFrom="paragraph">
-                  <wp:posOffset>3175</wp:posOffset>
+                  <wp:posOffset>-237423</wp:posOffset>
                 </wp:positionV>
                 <wp:extent cx="3434442" cy="636814"/>
                 <wp:effectExtent l="0" t="0" r="13970" b="11430"/>
@@ -6882,15 +6870,10 @@
                 <v:stroke joinstyle="miter"/>
                 <v:path gradientshapeok="t" o:connecttype="rect"/>
               </v:shapetype>
-              <v:shape id="Text Box 2" o:spid="_x0000_s1026" type="#_x0000_t202" style="position:absolute;margin-left:212.45pt;margin-top:.25pt;width:270.45pt;height:50.15pt;z-index:251679744;visibility:visible;mso-wrap-style:square;mso-width-percent:0;mso-height-percent:0;mso-wrap-distance-left:9pt;mso-wrap-distance-top:0;mso-wrap-distance-right:9pt;mso-wrap-distance-bottom:0;mso-position-horizontal:absolute;mso-position-horizontal-relative:text;mso-position-vertical:absolute;mso-position-vertical-relative:text;mso-width-percent:0;mso-height-percent:0;mso-width-relative:margin;mso-height-relative:margin;v-text-anchor:top" o:gfxdata="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" fillcolor="white [3201]" strokeweight=".5pt">
+              <v:shape id="Text Box 2" o:spid="_x0000_s1026" type="#_x0000_t202" style="position:absolute;margin-left:227.25pt;margin-top:-18.7pt;width:270.45pt;height:50.15pt;z-index:251697152;visibility:visible;mso-wrap-style:square;mso-width-percent:0;mso-height-percent:0;mso-wrap-distance-left:9pt;mso-wrap-distance-top:0;mso-wrap-distance-right:9pt;mso-wrap-distance-bottom:0;mso-position-horizontal:absolute;mso-position-horizontal-relative:text;mso-position-vertical:absolute;mso-position-vertical-relative:text;mso-width-percent:0;mso-height-percent:0;mso-width-relative:margin;mso-height-relative:margin;v-text-anchor:top" o:gfxdata="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" fillcolor="white [3201]" strokeweight=".5pt">
                 <v:textbox>
                   <w:txbxContent>
                     <w:p>
-                      <w:pPr>
-                        <w:rPr>
-                          <w:rFonts w:hint="cs"/>
-                        </w:rPr>
-                      </w:pPr>
                       <w:r>
                         <w:t xml:space="preserve">Folder </w:t>
                       </w:r>
@@ -6935,6 +6918,88 @@
       <w:r>
         <w:rPr>
           <w:rFonts w:ascii="TH SarabunPSK" w:hAnsi="TH SarabunPSK" w:cs="TH SarabunPSK"/>
+          <w:sz w:val="36"/>
+          <w:szCs w:val="36"/>
+          <w:cs/>
+        </w:rPr>
+        <w:drawing>
+          <wp:anchor distT="0" distB="0" distL="114300" distR="114300" simplePos="0" relativeHeight="251691008" behindDoc="0" locked="0" layoutInCell="1" allowOverlap="1" wp14:anchorId="487B526E" wp14:editId="08C54260">
+            <wp:simplePos x="0" y="0"/>
+            <wp:positionH relativeFrom="margin">
+              <wp:posOffset>-243840</wp:posOffset>
+            </wp:positionH>
+            <wp:positionV relativeFrom="paragraph">
+              <wp:posOffset>0</wp:posOffset>
+            </wp:positionV>
+            <wp:extent cx="4472305" cy="2354580"/>
+            <wp:effectExtent l="0" t="0" r="4445" b="7620"/>
+            <wp:wrapSquare wrapText="bothSides"/>
+            <wp:docPr id="619810169" name="Picture 1"/>
+            <wp:cNvGraphicFramePr>
+              <a:graphicFrameLocks xmlns:a="http://schemas.openxmlformats.org/drawingml/2006/main" noChangeAspect="1"/>
+            </wp:cNvGraphicFramePr>
+            <a:graphic xmlns:a="http://schemas.openxmlformats.org/drawingml/2006/main">
+              <a:graphicData uri="http://schemas.openxmlformats.org/drawingml/2006/picture">
+                <pic:pic xmlns:pic="http://schemas.openxmlformats.org/drawingml/2006/picture">
+                  <pic:nvPicPr>
+                    <pic:cNvPr id="619810169" name=""/>
+                    <pic:cNvPicPr/>
+                  </pic:nvPicPr>
+                  <pic:blipFill>
+                    <a:blip r:embed="rId18">
+                      <a:extLst>
+                        <a:ext uri="{28A0092B-C50C-407E-A947-70E740481C1C}">
+                          <a14:useLocalDpi xmlns:a14="http://schemas.microsoft.com/office/drawing/2010/main" val="0"/>
+                        </a:ext>
+                      </a:extLst>
+                    </a:blip>
+                    <a:stretch>
+                      <a:fillRect/>
+                    </a:stretch>
+                  </pic:blipFill>
+                  <pic:spPr>
+                    <a:xfrm>
+                      <a:off x="0" y="0"/>
+                      <a:ext cx="4472305" cy="2354580"/>
+                    </a:xfrm>
+                    <a:prstGeom prst="rect">
+                      <a:avLst/>
+                    </a:prstGeom>
+                  </pic:spPr>
+                </pic:pic>
+              </a:graphicData>
+            </a:graphic>
+            <wp14:sizeRelH relativeFrom="page">
+              <wp14:pctWidth>0</wp14:pctWidth>
+            </wp14:sizeRelH>
+            <wp14:sizeRelV relativeFrom="page">
+              <wp14:pctHeight>0</wp14:pctHeight>
+            </wp14:sizeRelV>
+          </wp:anchor>
+        </w:drawing>
+      </w:r>
+      <w:r>
+        <w:rPr>
+          <w:rFonts w:ascii="TH SarabunPSK" w:hAnsi="TH SarabunPSK" w:cs="TH SarabunPSK"/>
+          <w:sz w:val="36"/>
+          <w:szCs w:val="36"/>
+          <w:cs/>
+        </w:rPr>
+        <w:tab/>
+      </w:r>
+    </w:p>
+    <w:p>
+      <w:pPr>
+        <w:rPr>
+          <w:rFonts w:ascii="TH SarabunPSK" w:hAnsi="TH SarabunPSK" w:cs="TH SarabunPSK"/>
+          <w:noProof/>
+          <w:sz w:val="36"/>
+          <w:szCs w:val="36"/>
+        </w:rPr>
+      </w:pPr>
+      <w:r>
+        <w:rPr>
+          <w:rFonts w:ascii="TH SarabunPSK" w:hAnsi="TH SarabunPSK" w:cs="TH SarabunPSK"/>
           <w:noProof/>
           <w:sz w:val="36"/>
           <w:szCs w:val="36"/>
@@ -6942,13 +7007,471 @@
         <mc:AlternateContent>
           <mc:Choice Requires="wps">
             <w:drawing>
-              <wp:anchor distT="0" distB="0" distL="114300" distR="114300" simplePos="0" relativeHeight="251687936" behindDoc="0" locked="0" layoutInCell="1" allowOverlap="1" wp14:anchorId="13DC0B35" wp14:editId="17CA8DA1">
+              <wp:anchor distT="0" distB="0" distL="114300" distR="114300" simplePos="0" relativeHeight="251696128" behindDoc="0" locked="0" layoutInCell="1" allowOverlap="1" wp14:anchorId="4E7963D6" wp14:editId="4326FDA1">
                 <wp:simplePos x="0" y="0"/>
                 <wp:positionH relativeFrom="column">
-                  <wp:posOffset>2106386</wp:posOffset>
+                  <wp:posOffset>1412906</wp:posOffset>
                 </wp:positionH>
                 <wp:positionV relativeFrom="paragraph">
-                  <wp:posOffset>1034869</wp:posOffset>
+                  <wp:posOffset>127327</wp:posOffset>
+                </wp:positionV>
+                <wp:extent cx="1578236" cy="165735"/>
+                <wp:effectExtent l="0" t="323850" r="0" b="329565"/>
+                <wp:wrapNone/>
+                <wp:docPr id="825575377" name="Arrow: Right 1"/>
+                <wp:cNvGraphicFramePr/>
+                <a:graphic xmlns:a="http://schemas.openxmlformats.org/drawingml/2006/main">
+                  <a:graphicData uri="http://schemas.microsoft.com/office/word/2010/wordprocessingShape">
+                    <wps:wsp>
+                      <wps:cNvSpPr/>
+                      <wps:spPr>
+                        <a:xfrm rot="9203639">
+                          <a:off x="0" y="0"/>
+                          <a:ext cx="1578236" cy="165735"/>
+                        </a:xfrm>
+                        <a:prstGeom prst="rightArrow">
+                          <a:avLst/>
+                        </a:prstGeom>
+                        <a:solidFill>
+                          <a:srgbClr val="EE0000"/>
+                        </a:solidFill>
+                      </wps:spPr>
+                      <wps:style>
+                        <a:lnRef idx="2">
+                          <a:schemeClr val="accent1">
+                            <a:shade val="15000"/>
+                          </a:schemeClr>
+                        </a:lnRef>
+                        <a:fillRef idx="1">
+                          <a:schemeClr val="accent1"/>
+                        </a:fillRef>
+                        <a:effectRef idx="0">
+                          <a:schemeClr val="accent1"/>
+                        </a:effectRef>
+                        <a:fontRef idx="minor">
+                          <a:schemeClr val="lt1"/>
+                        </a:fontRef>
+                      </wps:style>
+                      <wps:bodyPr rot="0" spcFirstLastPara="0" vertOverflow="overflow" horzOverflow="overflow" vert="horz" wrap="square" lIns="91440" tIns="45720" rIns="91440" bIns="45720" numCol="1" spcCol="0" rtlCol="0" fromWordArt="0" anchor="ctr" anchorCtr="0" forceAA="0" compatLnSpc="1">
+                        <a:prstTxWarp prst="textNoShape">
+                          <a:avLst/>
+                        </a:prstTxWarp>
+                        <a:noAutofit/>
+                      </wps:bodyPr>
+                    </wps:wsp>
+                  </a:graphicData>
+                </a:graphic>
+                <wp14:sizeRelH relativeFrom="margin">
+                  <wp14:pctWidth>0</wp14:pctWidth>
+                </wp14:sizeRelH>
+                <wp14:sizeRelV relativeFrom="margin">
+                  <wp14:pctHeight>0</wp14:pctHeight>
+                </wp14:sizeRelV>
+              </wp:anchor>
+            </w:drawing>
+          </mc:Choice>
+          <mc:Fallback>
+            <w:pict>
+              <v:shape w14:anchorId="467D75A6" id="Arrow: Right 1" o:spid="_x0000_s1026" type="#_x0000_t13" style="position:absolute;margin-left:111.25pt;margin-top:10.05pt;width:124.25pt;height:13.05pt;rotation:10052828fd;z-index:251696128;visibility:visible;mso-wrap-style:square;mso-width-percent:0;mso-height-percent:0;mso-wrap-distance-left:9pt;mso-wrap-distance-top:0;mso-wrap-distance-right:9pt;mso-wrap-distance-bottom:0;mso-position-horizontal:absolute;mso-position-horizontal-relative:text;mso-position-vertical:absolute;mso-position-vertical-relative:text;mso-width-percent:0;mso-height-percent:0;mso-width-relative:margin;mso-height-relative:margin;v-text-anchor:middle" o:gfxdata="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" adj="20466" fillcolor="#e00" strokecolor="#030e13 [484]" strokeweight="1pt"/>
+            </w:pict>
+          </mc:Fallback>
+        </mc:AlternateContent>
+      </w:r>
+      <w:r>
+        <w:rPr>
+          <w:rFonts w:ascii="TH SarabunPSK" w:hAnsi="TH SarabunPSK" w:cs="TH SarabunPSK"/>
+          <w:noProof/>
+          <w:sz w:val="36"/>
+          <w:szCs w:val="36"/>
+        </w:rPr>
+        <mc:AlternateContent>
+          <mc:Choice Requires="wps">
+            <w:drawing>
+              <wp:anchor distT="0" distB="0" distL="114300" distR="114300" simplePos="0" relativeHeight="251695104" behindDoc="0" locked="0" layoutInCell="1" allowOverlap="1" wp14:anchorId="4BB914A6" wp14:editId="13EDBD47">
+                <wp:simplePos x="0" y="0"/>
+                <wp:positionH relativeFrom="column">
+                  <wp:posOffset>1205592</wp:posOffset>
+                </wp:positionH>
+                <wp:positionV relativeFrom="paragraph">
+                  <wp:posOffset>127634</wp:posOffset>
+                </wp:positionV>
+                <wp:extent cx="1640078" cy="184785"/>
+                <wp:effectExtent l="19050" t="19050" r="17780" b="43815"/>
+                <wp:wrapNone/>
+                <wp:docPr id="153571459" name="Arrow: Right 1"/>
+                <wp:cNvGraphicFramePr/>
+                <a:graphic xmlns:a="http://schemas.openxmlformats.org/drawingml/2006/main">
+                  <a:graphicData uri="http://schemas.microsoft.com/office/word/2010/wordprocessingShape">
+                    <wps:wsp>
+                      <wps:cNvSpPr/>
+                      <wps:spPr>
+                        <a:xfrm rot="10800000">
+                          <a:off x="0" y="0"/>
+                          <a:ext cx="1640078" cy="184785"/>
+                        </a:xfrm>
+                        <a:prstGeom prst="rightArrow">
+                          <a:avLst/>
+                        </a:prstGeom>
+                        <a:solidFill>
+                          <a:srgbClr val="EE0000"/>
+                        </a:solidFill>
+                      </wps:spPr>
+                      <wps:style>
+                        <a:lnRef idx="2">
+                          <a:schemeClr val="accent1">
+                            <a:shade val="15000"/>
+                          </a:schemeClr>
+                        </a:lnRef>
+                        <a:fillRef idx="1">
+                          <a:schemeClr val="accent1"/>
+                        </a:fillRef>
+                        <a:effectRef idx="0">
+                          <a:schemeClr val="accent1"/>
+                        </a:effectRef>
+                        <a:fontRef idx="minor">
+                          <a:schemeClr val="lt1"/>
+                        </a:fontRef>
+                      </wps:style>
+                      <wps:bodyPr rot="0" spcFirstLastPara="0" vertOverflow="overflow" horzOverflow="overflow" vert="horz" wrap="square" lIns="91440" tIns="45720" rIns="91440" bIns="45720" numCol="1" spcCol="0" rtlCol="0" fromWordArt="0" anchor="ctr" anchorCtr="0" forceAA="0" compatLnSpc="1">
+                        <a:prstTxWarp prst="textNoShape">
+                          <a:avLst/>
+                        </a:prstTxWarp>
+                        <a:noAutofit/>
+                      </wps:bodyPr>
+                    </wps:wsp>
+                  </a:graphicData>
+                </a:graphic>
+                <wp14:sizeRelH relativeFrom="margin">
+                  <wp14:pctWidth>0</wp14:pctWidth>
+                </wp14:sizeRelH>
+                <wp14:sizeRelV relativeFrom="margin">
+                  <wp14:pctHeight>0</wp14:pctHeight>
+                </wp14:sizeRelV>
+              </wp:anchor>
+            </w:drawing>
+          </mc:Choice>
+          <mc:Fallback>
+            <w:pict>
+              <v:shape w14:anchorId="4EF170A8" id="Arrow: Right 1" o:spid="_x0000_s1026" type="#_x0000_t13" style="position:absolute;margin-left:94.95pt;margin-top:10.05pt;width:129.15pt;height:14.55pt;rotation:180;z-index:251695104;visibility:visible;mso-wrap-style:square;mso-width-percent:0;mso-height-percent:0;mso-wrap-distance-left:9pt;mso-wrap-distance-top:0;mso-wrap-distance-right:9pt;mso-wrap-distance-bottom:0;mso-position-horizontal:absolute;mso-position-horizontal-relative:text;mso-position-vertical:absolute;mso-position-vertical-relative:text;mso-width-percent:0;mso-height-percent:0;mso-width-relative:margin;mso-height-relative:margin;v-text-anchor:middle" o:gfxdata="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" adj="20383" fillcolor="#e00" strokecolor="#030e13 [484]" strokeweight="1pt"/>
+            </w:pict>
+          </mc:Fallback>
+        </mc:AlternateContent>
+      </w:r>
+      <w:r>
+        <w:rPr>
+          <w:rFonts w:ascii="TH SarabunPSK" w:hAnsi="TH SarabunPSK" w:cs="TH SarabunPSK"/>
+          <w:noProof/>
+          <w:sz w:val="36"/>
+          <w:szCs w:val="36"/>
+        </w:rPr>
+        <mc:AlternateContent>
+          <mc:Choice Requires="wps">
+            <w:drawing>
+              <wp:anchor distT="0" distB="0" distL="114300" distR="114300" simplePos="0" relativeHeight="251692032" behindDoc="0" locked="0" layoutInCell="1" allowOverlap="1" wp14:anchorId="008C6D81" wp14:editId="27CA62CB">
+                <wp:simplePos x="0" y="0"/>
+                <wp:positionH relativeFrom="column">
+                  <wp:posOffset>2859339</wp:posOffset>
+                </wp:positionH>
+                <wp:positionV relativeFrom="paragraph">
+                  <wp:posOffset>65104</wp:posOffset>
+                </wp:positionV>
+                <wp:extent cx="2090057" cy="348343"/>
+                <wp:effectExtent l="0" t="0" r="24765" b="13970"/>
+                <wp:wrapNone/>
+                <wp:docPr id="167786728" name="Text Box 2"/>
+                <wp:cNvGraphicFramePr/>
+                <a:graphic xmlns:a="http://schemas.openxmlformats.org/drawingml/2006/main">
+                  <a:graphicData uri="http://schemas.microsoft.com/office/word/2010/wordprocessingShape">
+                    <wps:wsp>
+                      <wps:cNvSpPr txBox="1"/>
+                      <wps:spPr>
+                        <a:xfrm>
+                          <a:off x="0" y="0"/>
+                          <a:ext cx="2090057" cy="348343"/>
+                        </a:xfrm>
+                        <a:prstGeom prst="rect">
+                          <a:avLst/>
+                        </a:prstGeom>
+                        <a:solidFill>
+                          <a:schemeClr val="lt1"/>
+                        </a:solidFill>
+                        <a:ln w="6350">
+                          <a:solidFill>
+                            <a:prstClr val="black"/>
+                          </a:solidFill>
+                        </a:ln>
+                      </wps:spPr>
+                      <wps:txbx>
+                        <w:txbxContent>
+                          <w:p>
+                            <w:r>
+                              <w:t xml:space="preserve">Folder </w:t>
+                            </w:r>
+                            <w:r>
+                              <w:rPr>
+                                <w:rFonts w:hint="cs"/>
+                                <w:cs/>
+                              </w:rPr>
+                              <w:t xml:space="preserve">เก็บข้อมูล </w:t>
+                            </w:r>
+                            <w:r>
+                              <w:t xml:space="preserve">clean </w:t>
+                            </w:r>
+                            <w:r>
+                              <w:rPr>
+                                <w:rFonts w:hint="cs"/>
+                                <w:cs/>
+                              </w:rPr>
+                              <w:t xml:space="preserve">และ </w:t>
+                            </w:r>
+                            <w:r>
+                              <w:t>real</w:t>
+                            </w:r>
+                          </w:p>
+                        </w:txbxContent>
+                      </wps:txbx>
+                      <wps:bodyPr rot="0" spcFirstLastPara="0" vertOverflow="overflow" horzOverflow="overflow" vert="horz" wrap="square" lIns="91440" tIns="45720" rIns="91440" bIns="45720" numCol="1" spcCol="0" rtlCol="0" fromWordArt="0" anchor="t" anchorCtr="0" forceAA="0" compatLnSpc="1">
+                        <a:prstTxWarp prst="textNoShape">
+                          <a:avLst/>
+                        </a:prstTxWarp>
+                        <a:noAutofit/>
+                      </wps:bodyPr>
+                    </wps:wsp>
+                  </a:graphicData>
+                </a:graphic>
+                <wp14:sizeRelH relativeFrom="margin">
+                  <wp14:pctWidth>0</wp14:pctWidth>
+                </wp14:sizeRelH>
+                <wp14:sizeRelV relativeFrom="margin">
+                  <wp14:pctHeight>0</wp14:pctHeight>
+                </wp14:sizeRelV>
+              </wp:anchor>
+            </w:drawing>
+          </mc:Choice>
+          <mc:Fallback>
+            <w:pict>
+              <v:shape w14:anchorId="008C6D81" id="_x0000_s1027" type="#_x0000_t202" style="position:absolute;margin-left:225.15pt;margin-top:5.15pt;width:164.55pt;height:27.45pt;z-index:251692032;visibility:visible;mso-wrap-style:square;mso-width-percent:0;mso-height-percent:0;mso-wrap-distance-left:9pt;mso-wrap-distance-top:0;mso-wrap-distance-right:9pt;mso-wrap-distance-bottom:0;mso-position-horizontal:absolute;mso-position-horizontal-relative:text;mso-position-vertical:absolute;mso-position-vertical-relative:text;mso-width-percent:0;mso-height-percent:0;mso-width-relative:margin;mso-height-relative:margin;v-text-anchor:top" o:gfxdata="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" fillcolor="white [3201]" strokeweight=".5pt">
+                <v:textbox>
+                  <w:txbxContent>
+                    <w:p>
+                      <w:r>
+                        <w:t xml:space="preserve">Folder </w:t>
+                      </w:r>
+                      <w:r>
+                        <w:rPr>
+                          <w:rFonts w:hint="cs"/>
+                          <w:cs/>
+                        </w:rPr>
+                        <w:t xml:space="preserve">เก็บข้อมูล </w:t>
+                      </w:r>
+                      <w:r>
+                        <w:t xml:space="preserve">clean </w:t>
+                      </w:r>
+                      <w:r>
+                        <w:rPr>
+                          <w:rFonts w:hint="cs"/>
+                          <w:cs/>
+                        </w:rPr>
+                        <w:t xml:space="preserve">และ </w:t>
+                      </w:r>
+                      <w:r>
+                        <w:t>real</w:t>
+                      </w:r>
+                    </w:p>
+                  </w:txbxContent>
+                </v:textbox>
+              </v:shape>
+            </w:pict>
+          </mc:Fallback>
+        </mc:AlternateContent>
+      </w:r>
+    </w:p>
+    <w:p>
+      <w:pPr>
+        <w:rPr>
+          <w:rFonts w:ascii="TH SarabunPSK" w:hAnsi="TH SarabunPSK" w:cs="TH SarabunPSK"/>
+          <w:noProof/>
+          <w:sz w:val="36"/>
+          <w:szCs w:val="36"/>
+        </w:rPr>
+      </w:pPr>
+      <w:r>
+        <w:rPr>
+          <w:rFonts w:ascii="TH SarabunPSK" w:hAnsi="TH SarabunPSK" w:cs="TH SarabunPSK"/>
+          <w:noProof/>
+          <w:sz w:val="36"/>
+          <w:szCs w:val="36"/>
+        </w:rPr>
+        <mc:AlternateContent>
+          <mc:Choice Requires="wps">
+            <w:drawing>
+              <wp:anchor distT="0" distB="0" distL="114300" distR="114300" simplePos="0" relativeHeight="251694080" behindDoc="0" locked="0" layoutInCell="1" allowOverlap="1" wp14:anchorId="5FE0BF24" wp14:editId="3A489127">
+                <wp:simplePos x="0" y="0"/>
+                <wp:positionH relativeFrom="column">
+                  <wp:posOffset>787854</wp:posOffset>
+                </wp:positionH>
+                <wp:positionV relativeFrom="paragraph">
+                  <wp:posOffset>9331</wp:posOffset>
+                </wp:positionV>
+                <wp:extent cx="2016673" cy="184785"/>
+                <wp:effectExtent l="19050" t="152400" r="22225" b="120015"/>
+                <wp:wrapNone/>
+                <wp:docPr id="1850978090" name="Arrow: Right 1"/>
+                <wp:cNvGraphicFramePr/>
+                <a:graphic xmlns:a="http://schemas.openxmlformats.org/drawingml/2006/main">
+                  <a:graphicData uri="http://schemas.microsoft.com/office/word/2010/wordprocessingShape">
+                    <wps:wsp>
+                      <wps:cNvSpPr/>
+                      <wps:spPr>
+                        <a:xfrm rot="11296048">
+                          <a:off x="0" y="0"/>
+                          <a:ext cx="2016673" cy="184785"/>
+                        </a:xfrm>
+                        <a:prstGeom prst="rightArrow">
+                          <a:avLst/>
+                        </a:prstGeom>
+                        <a:solidFill>
+                          <a:srgbClr val="EE0000"/>
+                        </a:solidFill>
+                      </wps:spPr>
+                      <wps:style>
+                        <a:lnRef idx="2">
+                          <a:schemeClr val="accent1">
+                            <a:shade val="15000"/>
+                          </a:schemeClr>
+                        </a:lnRef>
+                        <a:fillRef idx="1">
+                          <a:schemeClr val="accent1"/>
+                        </a:fillRef>
+                        <a:effectRef idx="0">
+                          <a:schemeClr val="accent1"/>
+                        </a:effectRef>
+                        <a:fontRef idx="minor">
+                          <a:schemeClr val="lt1"/>
+                        </a:fontRef>
+                      </wps:style>
+                      <wps:bodyPr rot="0" spcFirstLastPara="0" vertOverflow="overflow" horzOverflow="overflow" vert="horz" wrap="square" lIns="91440" tIns="45720" rIns="91440" bIns="45720" numCol="1" spcCol="0" rtlCol="0" fromWordArt="0" anchor="ctr" anchorCtr="0" forceAA="0" compatLnSpc="1">
+                        <a:prstTxWarp prst="textNoShape">
+                          <a:avLst/>
+                        </a:prstTxWarp>
+                        <a:noAutofit/>
+                      </wps:bodyPr>
+                    </wps:wsp>
+                  </a:graphicData>
+                </a:graphic>
+                <wp14:sizeRelH relativeFrom="margin">
+                  <wp14:pctWidth>0</wp14:pctWidth>
+                </wp14:sizeRelH>
+                <wp14:sizeRelV relativeFrom="margin">
+                  <wp14:pctHeight>0</wp14:pctHeight>
+                </wp14:sizeRelV>
+              </wp:anchor>
+            </w:drawing>
+          </mc:Choice>
+          <mc:Fallback>
+            <w:pict>
+              <v:shape w14:anchorId="3642E0A3" id="Arrow: Right 1" o:spid="_x0000_s1026" type="#_x0000_t13" style="position:absolute;margin-left:62.05pt;margin-top:.75pt;width:158.8pt;height:14.55pt;rotation:-11254663fd;z-index:251694080;visibility:visible;mso-wrap-style:square;mso-width-percent:0;mso-height-percent:0;mso-wrap-distance-left:9pt;mso-wrap-distance-top:0;mso-wrap-distance-right:9pt;mso-wrap-distance-bottom:0;mso-position-horizontal:absolute;mso-position-horizontal-relative:text;mso-position-vertical:absolute;mso-position-vertical-relative:text;mso-width-percent:0;mso-height-percent:0;mso-width-relative:margin;mso-height-relative:margin;v-text-anchor:middle" o:gfxdata="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" adj="20610" fillcolor="#e00" strokecolor="#030e13 [484]" strokeweight="1pt"/>
+            </w:pict>
+          </mc:Fallback>
+        </mc:AlternateContent>
+      </w:r>
+      <w:r>
+        <w:rPr>
+          <w:rFonts w:ascii="TH SarabunPSK" w:hAnsi="TH SarabunPSK" w:cs="TH SarabunPSK"/>
+          <w:noProof/>
+          <w:sz w:val="36"/>
+          <w:szCs w:val="36"/>
+        </w:rPr>
+        <mc:AlternateContent>
+          <mc:Choice Requires="wps">
+            <w:drawing>
+              <wp:anchor distT="0" distB="0" distL="114300" distR="114300" simplePos="0" relativeHeight="251699200" behindDoc="0" locked="0" layoutInCell="1" allowOverlap="1" wp14:anchorId="155DAE5B" wp14:editId="5EA8B1AA">
+                <wp:simplePos x="0" y="0"/>
+                <wp:positionH relativeFrom="column">
+                  <wp:posOffset>1727950</wp:posOffset>
+                </wp:positionH>
+                <wp:positionV relativeFrom="paragraph">
+                  <wp:posOffset>346528</wp:posOffset>
+                </wp:positionV>
+                <wp:extent cx="1965639" cy="184785"/>
+                <wp:effectExtent l="19050" t="152400" r="15875" b="100965"/>
+                <wp:wrapNone/>
+                <wp:docPr id="701756098" name="Arrow: Right 1"/>
+                <wp:cNvGraphicFramePr/>
+                <a:graphic xmlns:a="http://schemas.openxmlformats.org/drawingml/2006/main">
+                  <a:graphicData uri="http://schemas.microsoft.com/office/word/2010/wordprocessingShape">
+                    <wps:wsp>
+                      <wps:cNvSpPr/>
+                      <wps:spPr>
+                        <a:xfrm rot="11253359">
+                          <a:off x="0" y="0"/>
+                          <a:ext cx="1965639" cy="184785"/>
+                        </a:xfrm>
+                        <a:prstGeom prst="rightArrow">
+                          <a:avLst/>
+                        </a:prstGeom>
+                        <a:solidFill>
+                          <a:srgbClr val="EE0000"/>
+                        </a:solidFill>
+                      </wps:spPr>
+                      <wps:style>
+                        <a:lnRef idx="2">
+                          <a:schemeClr val="accent1">
+                            <a:shade val="15000"/>
+                          </a:schemeClr>
+                        </a:lnRef>
+                        <a:fillRef idx="1">
+                          <a:schemeClr val="accent1"/>
+                        </a:fillRef>
+                        <a:effectRef idx="0">
+                          <a:schemeClr val="accent1"/>
+                        </a:effectRef>
+                        <a:fontRef idx="minor">
+                          <a:schemeClr val="lt1"/>
+                        </a:fontRef>
+                      </wps:style>
+                      <wps:bodyPr rot="0" spcFirstLastPara="0" vertOverflow="overflow" horzOverflow="overflow" vert="horz" wrap="square" lIns="91440" tIns="45720" rIns="91440" bIns="45720" numCol="1" spcCol="0" rtlCol="0" fromWordArt="0" anchor="ctr" anchorCtr="0" forceAA="0" compatLnSpc="1">
+                        <a:prstTxWarp prst="textNoShape">
+                          <a:avLst/>
+                        </a:prstTxWarp>
+                        <a:noAutofit/>
+                      </wps:bodyPr>
+                    </wps:wsp>
+                  </a:graphicData>
+                </a:graphic>
+                <wp14:sizeRelH relativeFrom="margin">
+                  <wp14:pctWidth>0</wp14:pctWidth>
+                </wp14:sizeRelH>
+                <wp14:sizeRelV relativeFrom="margin">
+                  <wp14:pctHeight>0</wp14:pctHeight>
+                </wp14:sizeRelV>
+              </wp:anchor>
+            </w:drawing>
+          </mc:Choice>
+          <mc:Fallback>
+            <w:pict>
+              <v:shape w14:anchorId="6DC613F3" id="Arrow: Right 1" o:spid="_x0000_s1026" type="#_x0000_t13" style="position:absolute;margin-left:136.05pt;margin-top:27.3pt;width:154.75pt;height:14.55pt;rotation:-11301291fd;z-index:251699200;visibility:visible;mso-wrap-style:square;mso-width-percent:0;mso-height-percent:0;mso-wrap-distance-left:9pt;mso-wrap-distance-top:0;mso-wrap-distance-right:9pt;mso-wrap-distance-bottom:0;mso-position-horizontal:absolute;mso-position-horizontal-relative:text;mso-position-vertical:absolute;mso-position-vertical-relative:text;mso-width-percent:0;mso-height-percent:0;mso-width-relative:margin;mso-height-relative:margin;v-text-anchor:middle" o:gfxdata="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" adj="20585" fillcolor="#e00" strokecolor="#030e13 [484]" strokeweight="1pt"/>
+            </w:pict>
+          </mc:Fallback>
+        </mc:AlternateContent>
+      </w:r>
+      <w:r>
+        <w:rPr>
+          <w:rFonts w:ascii="TH SarabunPSK" w:hAnsi="TH SarabunPSK" w:cs="TH SarabunPSK"/>
+          <w:noProof/>
+          <w:sz w:val="36"/>
+          <w:szCs w:val="36"/>
+        </w:rPr>
+        <mc:AlternateContent>
+          <mc:Choice Requires="wps">
+            <w:drawing>
+              <wp:anchor distT="0" distB="0" distL="114300" distR="114300" simplePos="0" relativeHeight="251693056" behindDoc="0" locked="0" layoutInCell="1" allowOverlap="1" wp14:anchorId="13DC0B35" wp14:editId="289B5AEA">
+                <wp:simplePos x="0" y="0"/>
+                <wp:positionH relativeFrom="column">
+                  <wp:posOffset>2808137</wp:posOffset>
+                </wp:positionH>
+                <wp:positionV relativeFrom="paragraph">
+                  <wp:posOffset>68179</wp:posOffset>
                 </wp:positionV>
                 <wp:extent cx="2454728" cy="348343"/>
                 <wp:effectExtent l="0" t="0" r="22225" b="13970"/>
@@ -7028,15 +7551,10 @@
           </mc:Choice>
           <mc:Fallback>
             <w:pict>
-              <v:shape w14:anchorId="13DC0B35" id="_x0000_s1027" type="#_x0000_t202" style="position:absolute;margin-left:165.85pt;margin-top:81.5pt;width:193.3pt;height:27.45pt;z-index:251687936;visibility:visible;mso-wrap-style:square;mso-width-percent:0;mso-height-percent:0;mso-wrap-distance-left:9pt;mso-wrap-distance-top:0;mso-wrap-distance-right:9pt;mso-wrap-distance-bottom:0;mso-position-horizontal:absolute;mso-position-horizontal-relative:text;mso-position-vertical:absolute;mso-position-vertical-relative:text;mso-width-percent:0;mso-height-percent:0;mso-width-relative:margin;mso-height-relative:margin;v-text-anchor:top" o:gfxdata="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" fillcolor="white [3201]" strokeweight=".5pt">
+              <v:shape w14:anchorId="13DC0B35" id="_x0000_s1028" type="#_x0000_t202" style="position:absolute;margin-left:221.1pt;margin-top:5.35pt;width:193.3pt;height:27.45pt;z-index:251693056;visibility:visible;mso-wrap-style:square;mso-width-percent:0;mso-height-percent:0;mso-wrap-distance-left:9pt;mso-wrap-distance-top:0;mso-wrap-distance-right:9pt;mso-wrap-distance-bottom:0;mso-position-horizontal:absolute;mso-position-horizontal-relative:text;mso-position-vertical:absolute;mso-position-vertical-relative:text;mso-width-percent:0;mso-height-percent:0;mso-width-relative:margin;mso-height-relative:margin;v-text-anchor:top" o:gfxdata="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" fillcolor="white [3201]" strokeweight=".5pt">
                 <v:textbox>
                   <w:txbxContent>
                     <w:p>
-                      <w:pPr>
-                        <w:rPr>
-                          <w:rFonts w:hint="cs"/>
-                        </w:rPr>
-                      </w:pPr>
                       <w:r>
                         <w:t xml:space="preserve">Folder </w:t>
                       </w:r>
@@ -7045,14 +7563,7 @@
                           <w:rFonts w:hint="cs"/>
                           <w:cs/>
                         </w:rPr>
-                        <w:t>เก็บ</w:t>
-                      </w:r>
-                      <w:r>
-                        <w:rPr>
-                          <w:rFonts w:hint="cs"/>
-                          <w:cs/>
-                        </w:rPr>
-                        <w:t>คู่มือการใช้งานในโปร</w:t>
+                        <w:t>เก็บคู่มือการใช้งานในโปร</w:t>
                       </w:r>
                       <w:proofErr w:type="spellStart"/>
                       <w:r>
@@ -7078,6 +7589,16 @@
           </mc:Fallback>
         </mc:AlternateContent>
       </w:r>
+    </w:p>
+    <w:p>
+      <w:pPr>
+        <w:rPr>
+          <w:rFonts w:ascii="TH SarabunPSK" w:hAnsi="TH SarabunPSK" w:cs="TH SarabunPSK"/>
+          <w:noProof/>
+          <w:sz w:val="36"/>
+          <w:szCs w:val="36"/>
+        </w:rPr>
+      </w:pPr>
       <w:r>
         <w:rPr>
           <w:rFonts w:ascii="TH SarabunPSK" w:hAnsi="TH SarabunPSK" w:cs="TH SarabunPSK"/>
@@ -7088,27 +7609,27 @@
         <mc:AlternateContent>
           <mc:Choice Requires="wps">
             <w:drawing>
-              <wp:anchor distT="0" distB="0" distL="114300" distR="114300" simplePos="0" relativeHeight="251685888" behindDoc="0" locked="0" layoutInCell="1" allowOverlap="1" wp14:anchorId="5FE0BF24" wp14:editId="62161C85">
+              <wp:anchor distT="0" distB="0" distL="114300" distR="114300" simplePos="0" relativeHeight="251703296" behindDoc="0" locked="0" layoutInCell="1" allowOverlap="1" wp14:anchorId="6524C98A" wp14:editId="2A8A68BB">
                 <wp:simplePos x="0" y="0"/>
                 <wp:positionH relativeFrom="column">
-                  <wp:posOffset>1101048</wp:posOffset>
+                  <wp:posOffset>1551218</wp:posOffset>
                 </wp:positionH>
                 <wp:positionV relativeFrom="paragraph">
-                  <wp:posOffset>700579</wp:posOffset>
+                  <wp:posOffset>246128</wp:posOffset>
                 </wp:positionV>
-                <wp:extent cx="985665" cy="184923"/>
-                <wp:effectExtent l="0" t="190500" r="0" b="196215"/>
+                <wp:extent cx="2036910" cy="184785"/>
+                <wp:effectExtent l="0" t="266700" r="1905" b="234315"/>
                 <wp:wrapNone/>
-                <wp:docPr id="1850978090" name="Arrow: Right 1"/>
+                <wp:docPr id="1267809489" name="Arrow: Right 1"/>
                 <wp:cNvGraphicFramePr/>
                 <a:graphic xmlns:a="http://schemas.openxmlformats.org/drawingml/2006/main">
                   <a:graphicData uri="http://schemas.microsoft.com/office/word/2010/wordprocessingShape">
                     <wps:wsp>
                       <wps:cNvSpPr/>
                       <wps:spPr>
-                        <a:xfrm rot="12361877">
+                        <a:xfrm rot="11696334">
                           <a:off x="0" y="0"/>
-                          <a:ext cx="985665" cy="184923"/>
+                          <a:ext cx="2036910" cy="184785"/>
                         </a:xfrm>
                         <a:prstGeom prst="rightArrow">
                           <a:avLst/>
@@ -7153,7 +7674,7 @@
           </mc:Choice>
           <mc:Fallback>
             <w:pict>
-              <v:shape w14:anchorId="4352947C" id="Arrow: Right 1" o:spid="_x0000_s1026" type="#_x0000_t13" style="position:absolute;margin-left:86.7pt;margin-top:55.15pt;width:77.6pt;height:14.55pt;rotation:-10090494fd;z-index:251685888;visibility:visible;mso-wrap-style:square;mso-width-percent:0;mso-height-percent:0;mso-wrap-distance-left:9pt;mso-wrap-distance-top:0;mso-wrap-distance-right:9pt;mso-wrap-distance-bottom:0;mso-position-horizontal:absolute;mso-position-horizontal-relative:text;mso-position-vertical:absolute;mso-position-vertical-relative:text;mso-width-percent:0;mso-height-percent:0;mso-width-relative:margin;mso-height-relative:margin;v-text-anchor:middle" o:gfxdata="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" adj="19574" fillcolor="#e00" strokecolor="#030e13 [484]" strokeweight="1pt"/>
+              <v:shape w14:anchorId="7F9DE84F" id="Arrow: Right 1" o:spid="_x0000_s1026" type="#_x0000_t13" style="position:absolute;margin-left:122.15pt;margin-top:19.4pt;width:160.4pt;height:14.55pt;rotation:-10817444fd;z-index:251703296;visibility:visible;mso-wrap-style:square;mso-width-percent:0;mso-height-percent:0;mso-wrap-distance-left:9pt;mso-wrap-distance-top:0;mso-wrap-distance-right:9pt;mso-wrap-distance-bottom:0;mso-position-horizontal:absolute;mso-position-horizontal-relative:text;mso-position-vertical:absolute;mso-position-vertical-relative:text;mso-width-percent:0;mso-height-percent:0;mso-width-relative:margin;mso-height-relative:margin;v-text-anchor:middle" o:gfxdata="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" adj="20620" fillcolor="#e00" strokecolor="#030e13 [484]" strokeweight="1pt"/>
             </w:pict>
           </mc:Fallback>
         </mc:AlternateContent>
@@ -7168,18 +7689,18 @@
         <mc:AlternateContent>
           <mc:Choice Requires="wps">
             <w:drawing>
-              <wp:anchor distT="0" distB="0" distL="114300" distR="114300" simplePos="0" relativeHeight="251683840" behindDoc="0" locked="0" layoutInCell="1" allowOverlap="1" wp14:anchorId="008C6D81" wp14:editId="4CD520DB">
+              <wp:anchor distT="0" distB="0" distL="114300" distR="114300" simplePos="0" relativeHeight="251701248" behindDoc="0" locked="0" layoutInCell="1" allowOverlap="1" wp14:anchorId="31693C3A" wp14:editId="6ACF2767">
                 <wp:simplePos x="0" y="0"/>
                 <wp:positionH relativeFrom="column">
-                  <wp:posOffset>2226128</wp:posOffset>
+                  <wp:posOffset>3704492</wp:posOffset>
                 </wp:positionH>
                 <wp:positionV relativeFrom="paragraph">
-                  <wp:posOffset>642983</wp:posOffset>
+                  <wp:posOffset>38541</wp:posOffset>
                 </wp:positionV>
-                <wp:extent cx="2090057" cy="348343"/>
-                <wp:effectExtent l="0" t="0" r="24765" b="13970"/>
+                <wp:extent cx="2454728" cy="556846"/>
+                <wp:effectExtent l="0" t="0" r="22225" b="15240"/>
                 <wp:wrapNone/>
-                <wp:docPr id="167786728" name="Text Box 2"/>
+                <wp:docPr id="2083786647" name="Text Box 2"/>
                 <wp:cNvGraphicFramePr/>
                 <a:graphic xmlns:a="http://schemas.openxmlformats.org/drawingml/2006/main">
                   <a:graphicData uri="http://schemas.microsoft.com/office/word/2010/wordprocessingShape">
@@ -7188,7 +7709,7 @@
                       <wps:spPr>
                         <a:xfrm>
                           <a:off x="0" y="0"/>
-                          <a:ext cx="2090057" cy="348343"/>
+                          <a:ext cx="2454728" cy="556846"/>
                         </a:xfrm>
                         <a:prstGeom prst="rect">
                           <a:avLst/>
@@ -7206,27 +7727,50 @@
                         <w:txbxContent>
                           <w:p>
                             <w:r>
+                              <w:rPr>
+                                <w:rFonts w:asciiTheme="minorBidi" w:hAnsiTheme="minorBidi"/>
+                                <w:sz w:val="28"/>
+                              </w:rPr>
                               <w:t xml:space="preserve">Folder </w:t>
                             </w:r>
                             <w:r>
                               <w:rPr>
-                                <w:rFonts w:hint="cs"/>
+                                <w:rFonts w:asciiTheme="minorBidi" w:hAnsiTheme="minorBidi"/>
+                                <w:sz w:val="28"/>
                                 <w:cs/>
                               </w:rPr>
-                              <w:t xml:space="preserve">เก็บข้อมูล </w:t>
-                            </w:r>
-                            <w:r>
-                              <w:t xml:space="preserve">clean </w:t>
+                              <w:t>รวบรวมไฟล์และรูปภาพที่หา</w:t>
                             </w:r>
                             <w:r>
                               <w:rPr>
-                                <w:rFonts w:hint="cs"/>
+                                <w:rFonts w:ascii="TH SarabunPSK" w:hAnsi="TH SarabunPSK" w:cs="TH SarabunPSK" w:hint="cs"/>
+                                <w:sz w:val="36"/>
+                                <w:szCs w:val="36"/>
                                 <w:cs/>
                               </w:rPr>
-                              <w:t xml:space="preserve">และ </w:t>
+                              <w:t xml:space="preserve"> </w:t>
                             </w:r>
                             <w:r>
-                              <w:t>real</w:t>
+                              <w:rPr>
+                                <w:rFonts w:asciiTheme="minorBidi" w:hAnsiTheme="minorBidi"/>
+                                <w:sz w:val="28"/>
+                              </w:rPr>
+                              <w:t xml:space="preserve">Insight </w:t>
+                            </w:r>
+                            <w:r>
+                              <w:rPr>
+                                <w:rFonts w:asciiTheme="minorBidi" w:hAnsiTheme="minorBidi"/>
+                                <w:sz w:val="28"/>
+                                <w:cs/>
+                              </w:rPr>
+                              <w:t xml:space="preserve">ที่ได้มาทั้งหมดจาก </w:t>
+                            </w:r>
+                            <w:r>
+                              <w:rPr>
+                                <w:rFonts w:asciiTheme="minorBidi" w:hAnsiTheme="minorBidi"/>
+                                <w:sz w:val="28"/>
+                              </w:rPr>
+                              <w:t>return</w:t>
                             </w:r>
                           </w:p>
                         </w:txbxContent>
@@ -7251,37 +7795,55 @@
           </mc:Choice>
           <mc:Fallback>
             <w:pict>
-              <v:shape w14:anchorId="008C6D81" id="_x0000_s1028" type="#_x0000_t202" style="position:absolute;margin-left:175.3pt;margin-top:50.65pt;width:164.55pt;height:27.45pt;z-index:251683840;visibility:visible;mso-wrap-style:square;mso-width-percent:0;mso-height-percent:0;mso-wrap-distance-left:9pt;mso-wrap-distance-top:0;mso-wrap-distance-right:9pt;mso-wrap-distance-bottom:0;mso-position-horizontal:absolute;mso-position-horizontal-relative:text;mso-position-vertical:absolute;mso-position-vertical-relative:text;mso-width-percent:0;mso-height-percent:0;mso-width-relative:margin;mso-height-relative:margin;v-text-anchor:top" o:gfxdata="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" fillcolor="white [3201]" strokeweight=".5pt">
+              <v:shape w14:anchorId="31693C3A" id="_x0000_s1029" type="#_x0000_t202" style="position:absolute;margin-left:291.7pt;margin-top:3.05pt;width:193.3pt;height:43.85pt;z-index:251701248;visibility:visible;mso-wrap-style:square;mso-width-percent:0;mso-height-percent:0;mso-wrap-distance-left:9pt;mso-wrap-distance-top:0;mso-wrap-distance-right:9pt;mso-wrap-distance-bottom:0;mso-position-horizontal:absolute;mso-position-horizontal-relative:text;mso-position-vertical:absolute;mso-position-vertical-relative:text;mso-width-percent:0;mso-height-percent:0;mso-width-relative:margin;mso-height-relative:margin;v-text-anchor:top" o:gfxdata="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" fillcolor="white [3201]" strokeweight=".5pt">
                 <v:textbox>
                   <w:txbxContent>
                     <w:p>
-                      <w:pPr>
+                      <w:r>
                         <w:rPr>
-                          <w:rFonts w:hint="cs"/>
+                          <w:rFonts w:asciiTheme="minorBidi" w:hAnsiTheme="minorBidi"/>
+                          <w:sz w:val="28"/>
                         </w:rPr>
-                      </w:pPr>
-                      <w:r>
                         <w:t xml:space="preserve">Folder </w:t>
                       </w:r>
                       <w:r>
                         <w:rPr>
-                          <w:rFonts w:hint="cs"/>
+                          <w:rFonts w:asciiTheme="minorBidi" w:hAnsiTheme="minorBidi"/>
+                          <w:sz w:val="28"/>
                           <w:cs/>
                         </w:rPr>
-                        <w:t xml:space="preserve">เก็บข้อมูล </w:t>
-                      </w:r>
-                      <w:r>
-                        <w:t xml:space="preserve">clean </w:t>
+                        <w:t>รวบรวมไฟล์และรูปภาพที่หา</w:t>
                       </w:r>
                       <w:r>
                         <w:rPr>
-                          <w:rFonts w:hint="cs"/>
+                          <w:rFonts w:ascii="TH SarabunPSK" w:hAnsi="TH SarabunPSK" w:cs="TH SarabunPSK" w:hint="cs"/>
+                          <w:sz w:val="36"/>
+                          <w:szCs w:val="36"/>
                           <w:cs/>
                         </w:rPr>
-                        <w:t xml:space="preserve">และ </w:t>
+                        <w:t xml:space="preserve"> </w:t>
                       </w:r>
                       <w:r>
-                        <w:t>real</w:t>
+                        <w:rPr>
+                          <w:rFonts w:asciiTheme="minorBidi" w:hAnsiTheme="minorBidi"/>
+                          <w:sz w:val="28"/>
+                        </w:rPr>
+                        <w:t xml:space="preserve">Insight </w:t>
+                      </w:r>
+                      <w:r>
+                        <w:rPr>
+                          <w:rFonts w:asciiTheme="minorBidi" w:hAnsiTheme="minorBidi"/>
+                          <w:sz w:val="28"/>
+                          <w:cs/>
+                        </w:rPr>
+                        <w:t xml:space="preserve">ที่ได้มาทั้งหมดจาก </w:t>
+                      </w:r>
+                      <w:r>
+                        <w:rPr>
+                          <w:rFonts w:asciiTheme="minorBidi" w:hAnsiTheme="minorBidi"/>
+                          <w:sz w:val="28"/>
+                        </w:rPr>
+                        <w:t>return</w:t>
                       </w:r>
                     </w:p>
                   </w:txbxContent>
@@ -7291,6 +7853,16 @@
           </mc:Fallback>
         </mc:AlternateContent>
       </w:r>
+    </w:p>
+    <w:p>
+      <w:pPr>
+        <w:rPr>
+          <w:rFonts w:ascii="TH SarabunPSK" w:hAnsi="TH SarabunPSK" w:cs="TH SarabunPSK"/>
+          <w:noProof/>
+          <w:sz w:val="36"/>
+          <w:szCs w:val="36"/>
+        </w:rPr>
+      </w:pPr>
       <w:r>
         <w:rPr>
           <w:rFonts w:ascii="TH SarabunPSK" w:hAnsi="TH SarabunPSK" w:cs="TH SarabunPSK"/>
@@ -7301,27 +7873,27 @@
         <mc:AlternateContent>
           <mc:Choice Requires="wps">
             <w:drawing>
-              <wp:anchor distT="0" distB="0" distL="114300" distR="114300" simplePos="0" relativeHeight="251681792" behindDoc="0" locked="0" layoutInCell="1" allowOverlap="1" wp14:anchorId="4BB914A6" wp14:editId="56C5E356">
+              <wp:anchor distT="0" distB="0" distL="114300" distR="114300" simplePos="0" relativeHeight="251707392" behindDoc="0" locked="0" layoutInCell="1" allowOverlap="1" wp14:anchorId="1F625620" wp14:editId="4BC7113E">
                 <wp:simplePos x="0" y="0"/>
                 <wp:positionH relativeFrom="column">
-                  <wp:posOffset>1567181</wp:posOffset>
+                  <wp:posOffset>1446871</wp:posOffset>
                 </wp:positionH>
                 <wp:positionV relativeFrom="paragraph">
-                  <wp:posOffset>401773</wp:posOffset>
+                  <wp:posOffset>261081</wp:posOffset>
                 </wp:positionV>
-                <wp:extent cx="617400" cy="184923"/>
-                <wp:effectExtent l="0" t="95250" r="11430" b="81915"/>
+                <wp:extent cx="2036910" cy="184785"/>
+                <wp:effectExtent l="0" t="476250" r="0" b="481965"/>
                 <wp:wrapNone/>
-                <wp:docPr id="153571459" name="Arrow: Right 1"/>
+                <wp:docPr id="1701297446" name="Arrow: Right 1"/>
                 <wp:cNvGraphicFramePr/>
                 <a:graphic xmlns:a="http://schemas.openxmlformats.org/drawingml/2006/main">
                   <a:graphicData uri="http://schemas.microsoft.com/office/word/2010/wordprocessingShape">
                     <wps:wsp>
                       <wps:cNvSpPr/>
                       <wps:spPr>
-                        <a:xfrm rot="11940691">
+                        <a:xfrm rot="12575095">
                           <a:off x="0" y="0"/>
-                          <a:ext cx="617400" cy="184923"/>
+                          <a:ext cx="2036910" cy="184785"/>
                         </a:xfrm>
                         <a:prstGeom prst="rightArrow">
                           <a:avLst/>
@@ -7366,7 +7938,7 @@
           </mc:Choice>
           <mc:Fallback>
             <w:pict>
-              <v:shape w14:anchorId="395A04C6" id="Arrow: Right 1" o:spid="_x0000_s1026" type="#_x0000_t13" style="position:absolute;margin-left:123.4pt;margin-top:31.65pt;width:48.6pt;height:14.55pt;rotation:-10550541fd;z-index:251681792;visibility:visible;mso-wrap-style:square;mso-width-percent:0;mso-height-percent:0;mso-wrap-distance-left:9pt;mso-wrap-distance-top:0;mso-wrap-distance-right:9pt;mso-wrap-distance-bottom:0;mso-position-horizontal:absolute;mso-position-horizontal-relative:text;mso-position-vertical:absolute;mso-position-vertical-relative:text;mso-width-percent:0;mso-height-percent:0;mso-width-relative:margin;mso-height-relative:margin;v-text-anchor:middle" o:gfxdata="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" adj="18365" fillcolor="#e00" strokecolor="#030e13 [484]" strokeweight="1pt"/>
+              <v:shape w14:anchorId="4E160BF3" id="Arrow: Right 1" o:spid="_x0000_s1026" type="#_x0000_t13" style="position:absolute;margin-left:113.95pt;margin-top:20.55pt;width:160.4pt;height:14.55pt;rotation:-9857603fd;z-index:251707392;visibility:visible;mso-wrap-style:square;mso-width-percent:0;mso-height-percent:0;mso-wrap-distance-left:9pt;mso-wrap-distance-top:0;mso-wrap-distance-right:9pt;mso-wrap-distance-bottom:0;mso-position-horizontal:absolute;mso-position-horizontal-relative:text;mso-position-vertical:absolute;mso-position-vertical-relative:text;mso-width-percent:0;mso-height-percent:0;mso-width-relative:margin;mso-height-relative:margin;v-text-anchor:middle" o:gfxdata="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" adj="20620" fillcolor="#e00" strokecolor="#030e13 [484]" strokeweight="1pt"/>
             </w:pict>
           </mc:Fallback>
         </mc:AlternateContent>
@@ -7381,27 +7953,211 @@
         <mc:AlternateContent>
           <mc:Choice Requires="wps">
             <w:drawing>
-              <wp:anchor distT="0" distB="0" distL="114300" distR="114300" simplePos="0" relativeHeight="251678720" behindDoc="0" locked="0" layoutInCell="1" allowOverlap="1" wp14:anchorId="4E7963D6" wp14:editId="5CCA3E0B">
+              <wp:anchor distT="0" distB="0" distL="114300" distR="114300" simplePos="0" relativeHeight="251705344" behindDoc="0" locked="0" layoutInCell="1" allowOverlap="1" wp14:anchorId="190C22B7" wp14:editId="6EF770A5">
                 <wp:simplePos x="0" y="0"/>
                 <wp:positionH relativeFrom="column">
-                  <wp:posOffset>2201092</wp:posOffset>
+                  <wp:posOffset>3557416</wp:posOffset>
                 </wp:positionH>
                 <wp:positionV relativeFrom="paragraph">
-                  <wp:posOffset>57513</wp:posOffset>
+                  <wp:posOffset>199439</wp:posOffset>
                 </wp:positionV>
-                <wp:extent cx="416379" cy="166007"/>
-                <wp:effectExtent l="19050" t="19050" r="22225" b="43815"/>
+                <wp:extent cx="2454728" cy="556846"/>
+                <wp:effectExtent l="0" t="0" r="22225" b="15240"/>
                 <wp:wrapNone/>
-                <wp:docPr id="825575377" name="Arrow: Right 1"/>
+                <wp:docPr id="34191554" name="Text Box 2"/>
+                <wp:cNvGraphicFramePr/>
+                <a:graphic xmlns:a="http://schemas.openxmlformats.org/drawingml/2006/main">
+                  <a:graphicData uri="http://schemas.microsoft.com/office/word/2010/wordprocessingShape">
+                    <wps:wsp>
+                      <wps:cNvSpPr txBox="1"/>
+                      <wps:spPr>
+                        <a:xfrm>
+                          <a:off x="0" y="0"/>
+                          <a:ext cx="2454728" cy="556846"/>
+                        </a:xfrm>
+                        <a:prstGeom prst="rect">
+                          <a:avLst/>
+                        </a:prstGeom>
+                        <a:solidFill>
+                          <a:schemeClr val="lt1"/>
+                        </a:solidFill>
+                        <a:ln w="6350">
+                          <a:solidFill>
+                            <a:prstClr val="black"/>
+                          </a:solidFill>
+                        </a:ln>
+                      </wps:spPr>
+                      <wps:txbx>
+                        <w:txbxContent>
+                          <w:p>
+                            <w:r>
+                              <w:rPr>
+                                <w:rFonts w:asciiTheme="minorBidi" w:hAnsiTheme="minorBidi"/>
+                                <w:sz w:val="28"/>
+                              </w:rPr>
+                              <w:t xml:space="preserve">Folder </w:t>
+                            </w:r>
+                            <w:r>
+                              <w:rPr>
+                                <w:rFonts w:asciiTheme="minorBidi" w:hAnsiTheme="minorBidi"/>
+                                <w:sz w:val="28"/>
+                                <w:cs/>
+                              </w:rPr>
+                              <w:t>รวบรวมไฟล์และรูปภาพที่หา</w:t>
+                            </w:r>
+                            <w:r>
+                              <w:rPr>
+                                <w:rFonts w:ascii="TH SarabunPSK" w:hAnsi="TH SarabunPSK" w:cs="TH SarabunPSK" w:hint="cs"/>
+                                <w:sz w:val="36"/>
+                                <w:szCs w:val="36"/>
+                                <w:cs/>
+                              </w:rPr>
+                              <w:t xml:space="preserve"> </w:t>
+                            </w:r>
+                            <w:r>
+                              <w:rPr>
+                                <w:rFonts w:asciiTheme="minorBidi" w:hAnsiTheme="minorBidi"/>
+                                <w:sz w:val="28"/>
+                              </w:rPr>
+                              <w:t xml:space="preserve">Insight </w:t>
+                            </w:r>
+                            <w:r>
+                              <w:rPr>
+                                <w:rFonts w:asciiTheme="minorBidi" w:hAnsiTheme="minorBidi"/>
+                                <w:sz w:val="28"/>
+                                <w:cs/>
+                              </w:rPr>
+                              <w:t xml:space="preserve">ที่ได้มาทั้งหมดจาก </w:t>
+                            </w:r>
+                            <w:r>
+                              <w:rPr>
+                                <w:rFonts w:asciiTheme="minorBidi" w:hAnsiTheme="minorBidi"/>
+                                <w:sz w:val="28"/>
+                              </w:rPr>
+                              <w:t>return</w:t>
+                            </w:r>
+                          </w:p>
+                        </w:txbxContent>
+                      </wps:txbx>
+                      <wps:bodyPr rot="0" spcFirstLastPara="0" vertOverflow="overflow" horzOverflow="overflow" vert="horz" wrap="square" lIns="91440" tIns="45720" rIns="91440" bIns="45720" numCol="1" spcCol="0" rtlCol="0" fromWordArt="0" anchor="t" anchorCtr="0" forceAA="0" compatLnSpc="1">
+                        <a:prstTxWarp prst="textNoShape">
+                          <a:avLst/>
+                        </a:prstTxWarp>
+                        <a:noAutofit/>
+                      </wps:bodyPr>
+                    </wps:wsp>
+                  </a:graphicData>
+                </a:graphic>
+                <wp14:sizeRelH relativeFrom="margin">
+                  <wp14:pctWidth>0</wp14:pctWidth>
+                </wp14:sizeRelH>
+                <wp14:sizeRelV relativeFrom="margin">
+                  <wp14:pctHeight>0</wp14:pctHeight>
+                </wp14:sizeRelV>
+              </wp:anchor>
+            </w:drawing>
+          </mc:Choice>
+          <mc:Fallback>
+            <w:pict>
+              <v:shape w14:anchorId="190C22B7" id="_x0000_s1030" type="#_x0000_t202" style="position:absolute;margin-left:280.1pt;margin-top:15.7pt;width:193.3pt;height:43.85pt;z-index:251705344;visibility:visible;mso-wrap-style:square;mso-width-percent:0;mso-height-percent:0;mso-wrap-distance-left:9pt;mso-wrap-distance-top:0;mso-wrap-distance-right:9pt;mso-wrap-distance-bottom:0;mso-position-horizontal:absolute;mso-position-horizontal-relative:text;mso-position-vertical:absolute;mso-position-vertical-relative:text;mso-width-percent:0;mso-height-percent:0;mso-width-relative:margin;mso-height-relative:margin;v-text-anchor:top" o:gfxdata="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" fillcolor="white [3201]" strokeweight=".5pt">
+                <v:textbox>
+                  <w:txbxContent>
+                    <w:p>
+                      <w:r>
+                        <w:rPr>
+                          <w:rFonts w:asciiTheme="minorBidi" w:hAnsiTheme="minorBidi"/>
+                          <w:sz w:val="28"/>
+                        </w:rPr>
+                        <w:t xml:space="preserve">Folder </w:t>
+                      </w:r>
+                      <w:r>
+                        <w:rPr>
+                          <w:rFonts w:asciiTheme="minorBidi" w:hAnsiTheme="minorBidi"/>
+                          <w:sz w:val="28"/>
+                          <w:cs/>
+                        </w:rPr>
+                        <w:t>รวบรวมไฟล์และรูปภาพที่หา</w:t>
+                      </w:r>
+                      <w:r>
+                        <w:rPr>
+                          <w:rFonts w:ascii="TH SarabunPSK" w:hAnsi="TH SarabunPSK" w:cs="TH SarabunPSK" w:hint="cs"/>
+                          <w:sz w:val="36"/>
+                          <w:szCs w:val="36"/>
+                          <w:cs/>
+                        </w:rPr>
+                        <w:t xml:space="preserve"> </w:t>
+                      </w:r>
+                      <w:r>
+                        <w:rPr>
+                          <w:rFonts w:asciiTheme="minorBidi" w:hAnsiTheme="minorBidi"/>
+                          <w:sz w:val="28"/>
+                        </w:rPr>
+                        <w:t xml:space="preserve">Insight </w:t>
+                      </w:r>
+                      <w:r>
+                        <w:rPr>
+                          <w:rFonts w:asciiTheme="minorBidi" w:hAnsiTheme="minorBidi"/>
+                          <w:sz w:val="28"/>
+                          <w:cs/>
+                        </w:rPr>
+                        <w:t xml:space="preserve">ที่ได้มาทั้งหมดจาก </w:t>
+                      </w:r>
+                      <w:r>
+                        <w:rPr>
+                          <w:rFonts w:asciiTheme="minorBidi" w:hAnsiTheme="minorBidi"/>
+                          <w:sz w:val="28"/>
+                        </w:rPr>
+                        <w:t>return</w:t>
+                      </w:r>
+                    </w:p>
+                  </w:txbxContent>
+                </v:textbox>
+              </v:shape>
+            </w:pict>
+          </mc:Fallback>
+        </mc:AlternateContent>
+      </w:r>
+    </w:p>
+    <w:p>
+      <w:pPr>
+        <w:rPr>
+          <w:rFonts w:ascii="TH SarabunPSK" w:hAnsi="TH SarabunPSK" w:cs="TH SarabunPSK"/>
+          <w:noProof/>
+          <w:sz w:val="36"/>
+          <w:szCs w:val="36"/>
+        </w:rPr>
+      </w:pPr>
+      <w:r>
+        <w:rPr>
+          <w:rFonts w:ascii="TH SarabunPSK" w:hAnsi="TH SarabunPSK" w:cs="TH SarabunPSK"/>
+          <w:noProof/>
+          <w:sz w:val="36"/>
+          <w:szCs w:val="36"/>
+        </w:rPr>
+        <mc:AlternateContent>
+          <mc:Choice Requires="wps">
+            <w:drawing>
+              <wp:anchor distT="0" distB="0" distL="114300" distR="114300" simplePos="0" relativeHeight="251711488" behindDoc="0" locked="0" layoutInCell="1" allowOverlap="1" wp14:anchorId="5C53B3DE" wp14:editId="477A3F44">
+                <wp:simplePos x="0" y="0"/>
+                <wp:positionH relativeFrom="column">
+                  <wp:posOffset>555273</wp:posOffset>
+                </wp:positionH>
+                <wp:positionV relativeFrom="paragraph">
+                  <wp:posOffset>181784</wp:posOffset>
+                </wp:positionV>
+                <wp:extent cx="2110154" cy="184785"/>
+                <wp:effectExtent l="0" t="609600" r="0" b="634365"/>
+                <wp:wrapNone/>
+                <wp:docPr id="883024651" name="Arrow: Right 1"/>
                 <wp:cNvGraphicFramePr/>
                 <a:graphic xmlns:a="http://schemas.openxmlformats.org/drawingml/2006/main">
                   <a:graphicData uri="http://schemas.microsoft.com/office/word/2010/wordprocessingShape">
                     <wps:wsp>
                       <wps:cNvSpPr/>
                       <wps:spPr>
-                        <a:xfrm rot="10800000">
+                        <a:xfrm rot="13197704">
                           <a:off x="0" y="0"/>
-                          <a:ext cx="416379" cy="166007"/>
+                          <a:ext cx="2110154" cy="184785"/>
                         </a:xfrm>
                         <a:prstGeom prst="rightArrow">
                           <a:avLst/>
@@ -7446,122 +8202,389 @@
           </mc:Choice>
           <mc:Fallback>
             <w:pict>
-              <v:shape w14:anchorId="4821B5F2" id="Arrow: Right 1" o:spid="_x0000_s1026" type="#_x0000_t13" style="position:absolute;margin-left:173.3pt;margin-top:4.55pt;width:32.8pt;height:13.05pt;rotation:180;z-index:251678720;visibility:visible;mso-wrap-style:square;mso-width-percent:0;mso-height-percent:0;mso-wrap-distance-left:9pt;mso-wrap-distance-top:0;mso-wrap-distance-right:9pt;mso-wrap-distance-bottom:0;mso-position-horizontal:absolute;mso-position-horizontal-relative:text;mso-position-vertical:absolute;mso-position-vertical-relative:text;mso-width-percent:0;mso-height-percent:0;mso-width-relative:margin;mso-height-relative:margin;v-text-anchor:middle" o:gfxdata="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" adj="17294" fillcolor="#e00" strokecolor="#030e13 [484]" strokeweight="1pt"/>
+              <v:shape w14:anchorId="3790BDA5" id="Arrow: Right 1" o:spid="_x0000_s1026" type="#_x0000_t13" style="position:absolute;margin-left:43.7pt;margin-top:14.3pt;width:166.15pt;height:14.55pt;rotation:-9177548fd;z-index:251711488;visibility:visible;mso-wrap-style:square;mso-width-percent:0;mso-height-percent:0;mso-wrap-distance-left:9pt;mso-wrap-distance-top:0;mso-wrap-distance-right:9pt;mso-wrap-distance-bottom:0;mso-position-horizontal:absolute;mso-position-horizontal-relative:text;mso-position-vertical:absolute;mso-position-vertical-relative:text;mso-width-percent:0;mso-height-percent:0;mso-width-relative:margin;mso-height-relative:margin;v-text-anchor:middle" o:gfxdata="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" adj="20654" fillcolor="#e00" strokecolor="#030e13 [484]" strokeweight="1pt"/>
             </w:pict>
           </mc:Fallback>
         </mc:AlternateContent>
       </w:r>
-      <w:r>
-        <w:rPr>
-          <w:rFonts w:ascii="TH SarabunPSK" w:hAnsi="TH SarabunPSK" w:cs="TH SarabunPSK"/>
-          <w:noProof/>
-          <w:sz w:val="36"/>
-          <w:szCs w:val="36"/>
-        </w:rPr>
-        <w:drawing>
-          <wp:inline distT="0" distB="0" distL="0" distR="0" wp14:anchorId="15AA520A" wp14:editId="0813CBAF">
-            <wp:extent cx="2179509" cy="1661304"/>
-            <wp:effectExtent l="0" t="0" r="0" b="0"/>
-            <wp:docPr id="529126699" name="Picture 1"/>
-            <wp:cNvGraphicFramePr>
-              <a:graphicFrameLocks xmlns:a="http://schemas.openxmlformats.org/drawingml/2006/main" noChangeAspect="1"/>
-            </wp:cNvGraphicFramePr>
-            <a:graphic xmlns:a="http://schemas.openxmlformats.org/drawingml/2006/main">
-              <a:graphicData uri="http://schemas.openxmlformats.org/drawingml/2006/picture">
-                <pic:pic xmlns:pic="http://schemas.openxmlformats.org/drawingml/2006/picture">
-                  <pic:nvPicPr>
-                    <pic:cNvPr id="529126699" name=""/>
-                    <pic:cNvPicPr/>
-                  </pic:nvPicPr>
-                  <pic:blipFill>
-                    <a:blip r:embed="rId18"/>
-                    <a:stretch>
-                      <a:fillRect/>
-                    </a:stretch>
-                  </pic:blipFill>
-                  <pic:spPr>
-                    <a:xfrm>
-                      <a:off x="0" y="0"/>
-                      <a:ext cx="2179509" cy="1661304"/>
-                    </a:xfrm>
-                    <a:prstGeom prst="rect">
-                      <a:avLst/>
-                    </a:prstGeom>
-                  </pic:spPr>
-                </pic:pic>
-              </a:graphicData>
-            </a:graphic>
-          </wp:inline>
-        </w:drawing>
-      </w:r>
     </w:p>
     <w:p>
       <w:pPr>
         <w:rPr>
-          <w:rFonts w:ascii="TH SarabunPSK" w:hAnsi="TH SarabunPSK" w:cs="TH SarabunPSK"/>
+          <w:rFonts w:ascii="TH SarabunPSK" w:hAnsi="TH SarabunPSK" w:cs="TH SarabunPSK" w:hint="cs"/>
           <w:sz w:val="36"/>
           <w:szCs w:val="36"/>
         </w:rPr>
       </w:pPr>
       <w:r>
         <w:rPr>
-          <w:rFonts w:ascii="TH SarabunPSK" w:hAnsi="TH SarabunPSK" w:cs="TH SarabunPSK" w:hint="cs"/>
-          <w:sz w:val="36"/>
-          <w:szCs w:val="36"/>
-          <w:cs/>
-        </w:rPr>
-        <w:t xml:space="preserve">ไฟล์รันเทรน </w:t>
-      </w:r>
-      <w:r>
-        <w:rPr>
-          <w:rFonts w:ascii="TH SarabunPSK" w:hAnsi="TH SarabunPSK" w:cs="TH SarabunPSK"/>
-          <w:sz w:val="36"/>
-          <w:szCs w:val="36"/>
-        </w:rPr>
-        <w:t xml:space="preserve">: </w:t>
-      </w:r>
-      <w:r>
-        <w:rPr>
-          <w:rFonts w:ascii="TH SarabunPSK" w:hAnsi="TH SarabunPSK" w:cs="TH SarabunPSK" w:hint="cs"/>
-          <w:sz w:val="36"/>
-          <w:szCs w:val="36"/>
-          <w:cs/>
-        </w:rPr>
-        <w:t xml:space="preserve">เอาไว้ </w:t>
-      </w:r>
-      <w:r>
-        <w:rPr>
-          <w:rFonts w:ascii="TH SarabunPSK" w:hAnsi="TH SarabunPSK" w:cs="TH SarabunPSK"/>
-          <w:sz w:val="36"/>
-          <w:szCs w:val="36"/>
-        </w:rPr>
-        <w:t xml:space="preserve">train data </w:t>
-      </w:r>
-      <w:r>
-        <w:rPr>
-          <w:rFonts w:ascii="TH SarabunPSK" w:hAnsi="TH SarabunPSK" w:cs="TH SarabunPSK" w:hint="cs"/>
-          <w:sz w:val="36"/>
-          <w:szCs w:val="36"/>
-          <w:cs/>
-        </w:rPr>
-        <w:t xml:space="preserve">ใหม่เมื่อมีข้อมูล </w:t>
-      </w:r>
-      <w:r>
-        <w:rPr>
-          <w:rFonts w:ascii="TH SarabunPSK" w:hAnsi="TH SarabunPSK" w:cs="TH SarabunPSK"/>
-          <w:sz w:val="36"/>
-          <w:szCs w:val="36"/>
-        </w:rPr>
-        <w:t>raw data</w:t>
-      </w:r>
-      <w:r>
-        <w:rPr>
-          <w:rFonts w:ascii="TH SarabunPSK" w:hAnsi="TH SarabunPSK" w:cs="TH SarabunPSK" w:hint="cs"/>
-          <w:sz w:val="36"/>
-          <w:szCs w:val="36"/>
-          <w:cs/>
-        </w:rPr>
-        <w:t xml:space="preserve"> ของบริษัทมาจริงๆ</w:t>
+          <w:rFonts w:ascii="TH SarabunPSK" w:hAnsi="TH SarabunPSK" w:cs="TH SarabunPSK"/>
+          <w:noProof/>
+          <w:sz w:val="36"/>
+          <w:szCs w:val="36"/>
+        </w:rPr>
+        <mc:AlternateContent>
+          <mc:Choice Requires="wps">
+            <w:drawing>
+              <wp:anchor distT="0" distB="0" distL="114300" distR="114300" simplePos="0" relativeHeight="251715584" behindDoc="0" locked="0" layoutInCell="1" allowOverlap="1" wp14:anchorId="53F2A6DB" wp14:editId="6DE053B2">
+                <wp:simplePos x="0" y="0"/>
+                <wp:positionH relativeFrom="margin">
+                  <wp:posOffset>-15230</wp:posOffset>
+                </wp:positionH>
+                <wp:positionV relativeFrom="paragraph">
+                  <wp:posOffset>429281</wp:posOffset>
+                </wp:positionV>
+                <wp:extent cx="2589554" cy="184785"/>
+                <wp:effectExtent l="611822" t="0" r="594043" b="0"/>
+                <wp:wrapNone/>
+                <wp:docPr id="1612399958" name="Arrow: Right 1"/>
+                <wp:cNvGraphicFramePr/>
+                <a:graphic xmlns:a="http://schemas.openxmlformats.org/drawingml/2006/main">
+                  <a:graphicData uri="http://schemas.microsoft.com/office/word/2010/wordprocessingShape">
+                    <wps:wsp>
+                      <wps:cNvSpPr/>
+                      <wps:spPr>
+                        <a:xfrm rot="14411948">
+                          <a:off x="0" y="0"/>
+                          <a:ext cx="2589554" cy="184785"/>
+                        </a:xfrm>
+                        <a:prstGeom prst="rightArrow">
+                          <a:avLst/>
+                        </a:prstGeom>
+                        <a:solidFill>
+                          <a:srgbClr val="EE0000"/>
+                        </a:solidFill>
+                      </wps:spPr>
+                      <wps:style>
+                        <a:lnRef idx="2">
+                          <a:schemeClr val="accent1">
+                            <a:shade val="15000"/>
+                          </a:schemeClr>
+                        </a:lnRef>
+                        <a:fillRef idx="1">
+                          <a:schemeClr val="accent1"/>
+                        </a:fillRef>
+                        <a:effectRef idx="0">
+                          <a:schemeClr val="accent1"/>
+                        </a:effectRef>
+                        <a:fontRef idx="minor">
+                          <a:schemeClr val="lt1"/>
+                        </a:fontRef>
+                      </wps:style>
+                      <wps:bodyPr rot="0" spcFirstLastPara="0" vertOverflow="overflow" horzOverflow="overflow" vert="horz" wrap="square" lIns="91440" tIns="45720" rIns="91440" bIns="45720" numCol="1" spcCol="0" rtlCol="0" fromWordArt="0" anchor="ctr" anchorCtr="0" forceAA="0" compatLnSpc="1">
+                        <a:prstTxWarp prst="textNoShape">
+                          <a:avLst/>
+                        </a:prstTxWarp>
+                        <a:noAutofit/>
+                      </wps:bodyPr>
+                    </wps:wsp>
+                  </a:graphicData>
+                </a:graphic>
+                <wp14:sizeRelH relativeFrom="margin">
+                  <wp14:pctWidth>0</wp14:pctWidth>
+                </wp14:sizeRelH>
+                <wp14:sizeRelV relativeFrom="margin">
+                  <wp14:pctHeight>0</wp14:pctHeight>
+                </wp14:sizeRelV>
+              </wp:anchor>
+            </w:drawing>
+          </mc:Choice>
+          <mc:Fallback>
+            <w:pict>
+              <v:shape w14:anchorId="1167141E" id="Arrow: Right 1" o:spid="_x0000_s1026" type="#_x0000_t13" style="position:absolute;margin-left:-1.2pt;margin-top:33.8pt;width:203.9pt;height:14.55pt;rotation:-7851270fd;z-index:251715584;visibility:visible;mso-wrap-style:square;mso-width-percent:0;mso-height-percent:0;mso-wrap-distance-left:9pt;mso-wrap-distance-top:0;mso-wrap-distance-right:9pt;mso-wrap-distance-bottom:0;mso-position-horizontal:absolute;mso-position-horizontal-relative:margin;mso-position-vertical:absolute;mso-position-vertical-relative:text;mso-width-percent:0;mso-height-percent:0;mso-width-relative:margin;mso-height-relative:margin;v-text-anchor:middle" o:gfxdata="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" adj="20829" fillcolor="#e00" strokecolor="#030e13 [484]" strokeweight="1pt">
+                <w10:wrap anchorx="margin"/>
+              </v:shape>
+            </w:pict>
+          </mc:Fallback>
+        </mc:AlternateContent>
+      </w:r>
+      <w:r>
+        <w:rPr>
+          <w:rFonts w:ascii="TH SarabunPSK" w:hAnsi="TH SarabunPSK" w:cs="TH SarabunPSK"/>
+          <w:noProof/>
+          <w:sz w:val="36"/>
+          <w:szCs w:val="36"/>
+        </w:rPr>
+        <mc:AlternateContent>
+          <mc:Choice Requires="wps">
+            <w:drawing>
+              <wp:anchor distT="0" distB="0" distL="114300" distR="114300" simplePos="0" relativeHeight="251709440" behindDoc="0" locked="0" layoutInCell="1" allowOverlap="1" wp14:anchorId="5C97CE70" wp14:editId="34A43F7F">
+                <wp:simplePos x="0" y="0"/>
+                <wp:positionH relativeFrom="column">
+                  <wp:posOffset>3411415</wp:posOffset>
+                </wp:positionH>
+                <wp:positionV relativeFrom="paragraph">
+                  <wp:posOffset>6741</wp:posOffset>
+                </wp:positionV>
+                <wp:extent cx="3300047" cy="556846"/>
+                <wp:effectExtent l="0" t="0" r="15240" b="15240"/>
+                <wp:wrapNone/>
+                <wp:docPr id="198421486" name="Text Box 2"/>
+                <wp:cNvGraphicFramePr/>
+                <a:graphic xmlns:a="http://schemas.openxmlformats.org/drawingml/2006/main">
+                  <a:graphicData uri="http://schemas.microsoft.com/office/word/2010/wordprocessingShape">
+                    <wps:wsp>
+                      <wps:cNvSpPr txBox="1"/>
+                      <wps:spPr>
+                        <a:xfrm>
+                          <a:off x="0" y="0"/>
+                          <a:ext cx="3300047" cy="556846"/>
+                        </a:xfrm>
+                        <a:prstGeom prst="rect">
+                          <a:avLst/>
+                        </a:prstGeom>
+                        <a:solidFill>
+                          <a:schemeClr val="lt1"/>
+                        </a:solidFill>
+                        <a:ln w="6350">
+                          <a:solidFill>
+                            <a:prstClr val="black"/>
+                          </a:solidFill>
+                        </a:ln>
+                      </wps:spPr>
+                      <wps:txbx>
+                        <w:txbxContent>
+                          <w:p>
+                            <w:pPr>
+                              <w:rPr>
+                                <w:rFonts w:hint="cs"/>
+                              </w:rPr>
+                            </w:pPr>
+                            <w:r>
+                              <w:rPr>
+                                <w:rFonts w:asciiTheme="minorBidi" w:hAnsiTheme="minorBidi"/>
+                                <w:sz w:val="28"/>
+                              </w:rPr>
+                              <w:t xml:space="preserve">Folder </w:t>
+                            </w:r>
+                            <w:r>
+                              <w:rPr>
+                                <w:rFonts w:asciiTheme="minorBidi" w:hAnsiTheme="minorBidi" w:hint="cs"/>
+                                <w:sz w:val="28"/>
+                                <w:cs/>
+                              </w:rPr>
+                              <w:t xml:space="preserve">ที่เก็บ </w:t>
+                            </w:r>
+                            <w:r>
+                              <w:rPr>
+                                <w:rFonts w:asciiTheme="minorBidi" w:hAnsiTheme="minorBidi"/>
+                                <w:sz w:val="28"/>
+                              </w:rPr>
+                              <w:t xml:space="preserve">clean </w:t>
+                            </w:r>
+                            <w:r>
+                              <w:rPr>
+                                <w:rFonts w:asciiTheme="minorBidi" w:hAnsiTheme="minorBidi" w:hint="cs"/>
+                                <w:sz w:val="28"/>
+                                <w:cs/>
+                              </w:rPr>
+                              <w:t xml:space="preserve">กับ </w:t>
+                            </w:r>
+                            <w:r>
+                              <w:rPr>
+                                <w:rFonts w:asciiTheme="minorBidi" w:hAnsiTheme="minorBidi"/>
+                                <w:sz w:val="28"/>
+                              </w:rPr>
+                              <w:t xml:space="preserve">real dataset </w:t>
+                            </w:r>
+                            <w:r>
+                              <w:rPr>
+                                <w:rFonts w:asciiTheme="minorBidi" w:hAnsiTheme="minorBidi" w:hint="cs"/>
+                                <w:sz w:val="28"/>
+                                <w:cs/>
+                              </w:rPr>
+                              <w:t xml:space="preserve">ที่ใช้ </w:t>
+                            </w:r>
+                            <w:r>
+                              <w:rPr>
+                                <w:rFonts w:asciiTheme="minorBidi" w:hAnsiTheme="minorBidi"/>
+                                <w:sz w:val="28"/>
+                              </w:rPr>
+                              <w:t xml:space="preserve">model </w:t>
+                            </w:r>
+                            <w:proofErr w:type="spellStart"/>
+                            <w:r>
+                              <w:rPr>
+                                <w:rFonts w:asciiTheme="minorBidi" w:hAnsiTheme="minorBidi"/>
+                                <w:sz w:val="28"/>
+                              </w:rPr>
+                              <w:t>lightgbm</w:t>
+                            </w:r>
+                            <w:proofErr w:type="spellEnd"/>
+                            <w:r>
+                              <w:rPr>
+                                <w:rFonts w:asciiTheme="minorBidi" w:hAnsiTheme="minorBidi"/>
+                                <w:sz w:val="28"/>
+                              </w:rPr>
+                              <w:t xml:space="preserve"> </w:t>
+                            </w:r>
+                            <w:r>
+                              <w:rPr>
+                                <w:rFonts w:asciiTheme="minorBidi" w:hAnsiTheme="minorBidi" w:hint="cs"/>
+                                <w:sz w:val="28"/>
+                                <w:cs/>
+                              </w:rPr>
+                              <w:t xml:space="preserve">ในการพัฒนาแต่ละ </w:t>
+                            </w:r>
+                            <w:r>
+                              <w:rPr>
+                                <w:rFonts w:asciiTheme="minorBidi" w:hAnsiTheme="minorBidi"/>
+                                <w:sz w:val="28"/>
+                              </w:rPr>
+                              <w:t>version</w:t>
+                            </w:r>
+                            <w:r>
+                              <w:rPr>
+                                <w:rFonts w:asciiTheme="minorBidi" w:hAnsiTheme="minorBidi" w:hint="cs"/>
+                                <w:sz w:val="28"/>
+                                <w:cs/>
+                              </w:rPr>
+                              <w:t xml:space="preserve"> ตั้งแต่ </w:t>
+                            </w:r>
+                            <w:r>
+                              <w:rPr>
+                                <w:rFonts w:asciiTheme="minorBidi" w:hAnsiTheme="minorBidi"/>
+                                <w:sz w:val="28"/>
+                              </w:rPr>
+                              <w:t>version 1 - 5</w:t>
+                            </w:r>
+                          </w:p>
+                        </w:txbxContent>
+                      </wps:txbx>
+                      <wps:bodyPr rot="0" spcFirstLastPara="0" vertOverflow="overflow" horzOverflow="overflow" vert="horz" wrap="square" lIns="91440" tIns="45720" rIns="91440" bIns="45720" numCol="1" spcCol="0" rtlCol="0" fromWordArt="0" anchor="t" anchorCtr="0" forceAA="0" compatLnSpc="1">
+                        <a:prstTxWarp prst="textNoShape">
+                          <a:avLst/>
+                        </a:prstTxWarp>
+                        <a:noAutofit/>
+                      </wps:bodyPr>
+                    </wps:wsp>
+                  </a:graphicData>
+                </a:graphic>
+                <wp14:sizeRelH relativeFrom="margin">
+                  <wp14:pctWidth>0</wp14:pctWidth>
+                </wp14:sizeRelH>
+                <wp14:sizeRelV relativeFrom="margin">
+                  <wp14:pctHeight>0</wp14:pctHeight>
+                </wp14:sizeRelV>
+              </wp:anchor>
+            </w:drawing>
+          </mc:Choice>
+          <mc:Fallback>
+            <w:pict>
+              <v:shape w14:anchorId="5C97CE70" id="_x0000_s1031" type="#_x0000_t202" style="position:absolute;margin-left:268.6pt;margin-top:.55pt;width:259.85pt;height:43.85pt;z-index:251709440;visibility:visible;mso-wrap-style:square;mso-width-percent:0;mso-height-percent:0;mso-wrap-distance-left:9pt;mso-wrap-distance-top:0;mso-wrap-distance-right:9pt;mso-wrap-distance-bottom:0;mso-position-horizontal:absolute;mso-position-horizontal-relative:text;mso-position-vertical:absolute;mso-position-vertical-relative:text;mso-width-percent:0;mso-height-percent:0;mso-width-relative:margin;mso-height-relative:margin;v-text-anchor:top" o:gfxdata="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" fillcolor="white [3201]" strokeweight=".5pt">
+                <v:textbox>
+                  <w:txbxContent>
+                    <w:p>
+                      <w:pPr>
+                        <w:rPr>
+                          <w:rFonts w:hint="cs"/>
+                        </w:rPr>
+                      </w:pPr>
+                      <w:r>
+                        <w:rPr>
+                          <w:rFonts w:asciiTheme="minorBidi" w:hAnsiTheme="minorBidi"/>
+                          <w:sz w:val="28"/>
+                        </w:rPr>
+                        <w:t xml:space="preserve">Folder </w:t>
+                      </w:r>
+                      <w:r>
+                        <w:rPr>
+                          <w:rFonts w:asciiTheme="minorBidi" w:hAnsiTheme="minorBidi" w:hint="cs"/>
+                          <w:sz w:val="28"/>
+                          <w:cs/>
+                        </w:rPr>
+                        <w:t xml:space="preserve">ที่เก็บ </w:t>
+                      </w:r>
+                      <w:r>
+                        <w:rPr>
+                          <w:rFonts w:asciiTheme="minorBidi" w:hAnsiTheme="minorBidi"/>
+                          <w:sz w:val="28"/>
+                        </w:rPr>
+                        <w:t xml:space="preserve">clean </w:t>
+                      </w:r>
+                      <w:r>
+                        <w:rPr>
+                          <w:rFonts w:asciiTheme="minorBidi" w:hAnsiTheme="minorBidi" w:hint="cs"/>
+                          <w:sz w:val="28"/>
+                          <w:cs/>
+                        </w:rPr>
+                        <w:t xml:space="preserve">กับ </w:t>
+                      </w:r>
+                      <w:r>
+                        <w:rPr>
+                          <w:rFonts w:asciiTheme="minorBidi" w:hAnsiTheme="minorBidi"/>
+                          <w:sz w:val="28"/>
+                        </w:rPr>
+                        <w:t xml:space="preserve">real dataset </w:t>
+                      </w:r>
+                      <w:r>
+                        <w:rPr>
+                          <w:rFonts w:asciiTheme="minorBidi" w:hAnsiTheme="minorBidi" w:hint="cs"/>
+                          <w:sz w:val="28"/>
+                          <w:cs/>
+                        </w:rPr>
+                        <w:t xml:space="preserve">ที่ใช้ </w:t>
+                      </w:r>
+                      <w:r>
+                        <w:rPr>
+                          <w:rFonts w:asciiTheme="minorBidi" w:hAnsiTheme="minorBidi"/>
+                          <w:sz w:val="28"/>
+                        </w:rPr>
+                        <w:t xml:space="preserve">model </w:t>
+                      </w:r>
+                      <w:proofErr w:type="spellStart"/>
+                      <w:r>
+                        <w:rPr>
+                          <w:rFonts w:asciiTheme="minorBidi" w:hAnsiTheme="minorBidi"/>
+                          <w:sz w:val="28"/>
+                        </w:rPr>
+                        <w:t>lightgbm</w:t>
+                      </w:r>
+                      <w:proofErr w:type="spellEnd"/>
+                      <w:r>
+                        <w:rPr>
+                          <w:rFonts w:asciiTheme="minorBidi" w:hAnsiTheme="minorBidi"/>
+                          <w:sz w:val="28"/>
+                        </w:rPr>
+                        <w:t xml:space="preserve"> </w:t>
+                      </w:r>
+                      <w:r>
+                        <w:rPr>
+                          <w:rFonts w:asciiTheme="minorBidi" w:hAnsiTheme="minorBidi" w:hint="cs"/>
+                          <w:sz w:val="28"/>
+                          <w:cs/>
+                        </w:rPr>
+                        <w:t xml:space="preserve">ในการพัฒนาแต่ละ </w:t>
+                      </w:r>
+                      <w:r>
+                        <w:rPr>
+                          <w:rFonts w:asciiTheme="minorBidi" w:hAnsiTheme="minorBidi"/>
+                          <w:sz w:val="28"/>
+                        </w:rPr>
+                        <w:t>version</w:t>
+                      </w:r>
+                      <w:r>
+                        <w:rPr>
+                          <w:rFonts w:asciiTheme="minorBidi" w:hAnsiTheme="minorBidi" w:hint="cs"/>
+                          <w:sz w:val="28"/>
+                          <w:cs/>
+                        </w:rPr>
+                        <w:t xml:space="preserve"> ตั้งแต่ </w:t>
+                      </w:r>
+                      <w:r>
+                        <w:rPr>
+                          <w:rFonts w:asciiTheme="minorBidi" w:hAnsiTheme="minorBidi"/>
+                          <w:sz w:val="28"/>
+                        </w:rPr>
+                        <w:t>version 1 - 5</w:t>
+                      </w:r>
+                    </w:p>
+                  </w:txbxContent>
+                </v:textbox>
+              </v:shape>
+            </w:pict>
+          </mc:Fallback>
+        </mc:AlternateContent>
       </w:r>
     </w:p>
     <w:p>
@@ -7574,357 +8597,463 @@
       </w:pPr>
       <w:r>
         <w:rPr>
-          <w:rFonts w:ascii="TH SarabunPSK" w:hAnsi="TH SarabunPSK" w:cs="TH SarabunPSK" w:hint="cs"/>
-          <w:sz w:val="36"/>
-          <w:szCs w:val="36"/>
-          <w:cs/>
-        </w:rPr>
-        <w:t xml:space="preserve">ไฟล์รันเทส </w:t>
-      </w:r>
-      <w:r>
-        <w:rPr>
-          <w:rFonts w:ascii="TH SarabunPSK" w:hAnsi="TH SarabunPSK" w:cs="TH SarabunPSK"/>
-          <w:sz w:val="36"/>
-          <w:szCs w:val="36"/>
-        </w:rPr>
-        <w:t xml:space="preserve">: </w:t>
-      </w:r>
-      <w:r>
-        <w:rPr>
-          <w:rFonts w:ascii="TH SarabunPSK" w:hAnsi="TH SarabunPSK" w:cs="TH SarabunPSK" w:hint="cs"/>
-          <w:sz w:val="36"/>
-          <w:szCs w:val="36"/>
-          <w:cs/>
-        </w:rPr>
-        <w:t xml:space="preserve">เอาไว้ </w:t>
-      </w:r>
-      <w:r>
-        <w:rPr>
-          <w:rFonts w:ascii="TH SarabunPSK" w:hAnsi="TH SarabunPSK" w:cs="TH SarabunPSK"/>
-          <w:sz w:val="36"/>
-          <w:szCs w:val="36"/>
-        </w:rPr>
-        <w:t xml:space="preserve">test data </w:t>
-      </w:r>
-      <w:r>
-        <w:rPr>
-          <w:rFonts w:ascii="TH SarabunPSK" w:hAnsi="TH SarabunPSK" w:cs="TH SarabunPSK" w:hint="cs"/>
-          <w:sz w:val="36"/>
-          <w:szCs w:val="36"/>
-          <w:cs/>
-        </w:rPr>
-        <w:t xml:space="preserve">กับของ </w:t>
-      </w:r>
-      <w:r>
-        <w:rPr>
-          <w:rFonts w:ascii="TH SarabunPSK" w:hAnsi="TH SarabunPSK" w:cs="TH SarabunPSK"/>
-          <w:sz w:val="36"/>
-          <w:szCs w:val="36"/>
-        </w:rPr>
-        <w:t xml:space="preserve">model train </w:t>
-      </w:r>
-      <w:r>
-        <w:rPr>
-          <w:rFonts w:ascii="TH SarabunPSK" w:hAnsi="TH SarabunPSK" w:cs="TH SarabunPSK" w:hint="cs"/>
-          <w:sz w:val="36"/>
-          <w:szCs w:val="36"/>
-          <w:cs/>
-        </w:rPr>
-        <w:t xml:space="preserve">ที่ </w:t>
-      </w:r>
-      <w:r>
-        <w:rPr>
-          <w:rFonts w:ascii="TH SarabunPSK" w:hAnsi="TH SarabunPSK" w:cs="TH SarabunPSK"/>
-          <w:sz w:val="36"/>
-          <w:szCs w:val="36"/>
-        </w:rPr>
-        <w:t xml:space="preserve">raw data </w:t>
-      </w:r>
-      <w:r>
-        <w:rPr>
-          <w:rFonts w:ascii="TH SarabunPSK" w:hAnsi="TH SarabunPSK" w:cs="TH SarabunPSK" w:hint="cs"/>
-          <w:sz w:val="36"/>
-          <w:szCs w:val="36"/>
-          <w:cs/>
-        </w:rPr>
-        <w:t xml:space="preserve">ไป </w:t>
-      </w:r>
-      <w:r>
-        <w:rPr>
-          <w:rFonts w:ascii="TH SarabunPSK" w:hAnsi="TH SarabunPSK" w:cs="TH SarabunPSK"/>
-          <w:sz w:val="36"/>
-          <w:szCs w:val="36"/>
-        </w:rPr>
-        <w:t xml:space="preserve">train model </w:t>
-      </w:r>
-      <w:r>
-        <w:rPr>
-          <w:rFonts w:ascii="TH SarabunPSK" w:hAnsi="TH SarabunPSK" w:cs="TH SarabunPSK" w:hint="cs"/>
-          <w:sz w:val="36"/>
-          <w:szCs w:val="36"/>
-          <w:cs/>
-        </w:rPr>
-        <w:t xml:space="preserve">โดยใช้ข้อมูลจริงหรือ </w:t>
-      </w:r>
-      <w:r>
-        <w:rPr>
-          <w:rFonts w:ascii="TH SarabunPSK" w:hAnsi="TH SarabunPSK" w:cs="TH SarabunPSK"/>
-          <w:sz w:val="36"/>
-          <w:szCs w:val="36"/>
-        </w:rPr>
-        <w:t xml:space="preserve">real data </w:t>
-      </w:r>
-      <w:r>
-        <w:rPr>
-          <w:rFonts w:ascii="TH SarabunPSK" w:hAnsi="TH SarabunPSK" w:cs="TH SarabunPSK" w:hint="cs"/>
-          <w:sz w:val="36"/>
-          <w:szCs w:val="36"/>
-          <w:cs/>
-        </w:rPr>
-        <w:t xml:space="preserve">ไป </w:t>
-      </w:r>
-      <w:r>
-        <w:rPr>
-          <w:rFonts w:ascii="TH SarabunPSK" w:hAnsi="TH SarabunPSK" w:cs="TH SarabunPSK"/>
-          <w:sz w:val="36"/>
-          <w:szCs w:val="36"/>
-        </w:rPr>
-        <w:t>test model</w:t>
-      </w:r>
-    </w:p>
-    <w:p>
-      <w:pPr>
-        <w:rPr>
-          <w:rFonts w:ascii="TH SarabunPSK" w:hAnsi="TH SarabunPSK" w:cs="TH SarabunPSK"/>
-          <w:sz w:val="36"/>
-          <w:szCs w:val="36"/>
-        </w:rPr>
-      </w:pPr>
-      <w:r>
-        <w:rPr>
-          <w:rFonts w:ascii="TH SarabunPSK" w:hAnsi="TH SarabunPSK" w:cs="TH SarabunPSK" w:hint="cs"/>
-          <w:sz w:val="36"/>
-          <w:szCs w:val="36"/>
-          <w:cs/>
-        </w:rPr>
-        <w:t xml:space="preserve">โมเดล </w:t>
-      </w:r>
-      <w:r>
-        <w:rPr>
-          <w:rFonts w:ascii="TH SarabunPSK" w:hAnsi="TH SarabunPSK" w:cs="TH SarabunPSK"/>
-          <w:sz w:val="36"/>
-          <w:szCs w:val="36"/>
-        </w:rPr>
-        <w:t xml:space="preserve">: </w:t>
-      </w:r>
-      <w:r>
-        <w:rPr>
-          <w:rFonts w:ascii="TH SarabunPSK" w:hAnsi="TH SarabunPSK" w:cs="TH SarabunPSK" w:hint="cs"/>
-          <w:sz w:val="36"/>
-          <w:szCs w:val="36"/>
-          <w:cs/>
-        </w:rPr>
-        <w:t xml:space="preserve">จะเก็บข้อมูล </w:t>
-      </w:r>
-      <w:r>
-        <w:rPr>
-          <w:rFonts w:ascii="TH SarabunPSK" w:hAnsi="TH SarabunPSK" w:cs="TH SarabunPSK"/>
-          <w:sz w:val="36"/>
-          <w:szCs w:val="36"/>
-        </w:rPr>
-        <w:t xml:space="preserve">feature </w:t>
-      </w:r>
-      <w:r>
-        <w:rPr>
-          <w:rFonts w:ascii="TH SarabunPSK" w:hAnsi="TH SarabunPSK" w:cs="TH SarabunPSK" w:hint="cs"/>
-          <w:sz w:val="36"/>
-          <w:szCs w:val="36"/>
-          <w:cs/>
-        </w:rPr>
-        <w:t xml:space="preserve">ที่ใช้กับ </w:t>
-      </w:r>
-      <w:r>
-        <w:rPr>
-          <w:rFonts w:ascii="TH SarabunPSK" w:hAnsi="TH SarabunPSK" w:cs="TH SarabunPSK"/>
-          <w:sz w:val="36"/>
-          <w:szCs w:val="36"/>
-        </w:rPr>
-        <w:t xml:space="preserve">model version </w:t>
-      </w:r>
-      <w:r>
-        <w:rPr>
-          <w:rFonts w:ascii="TH SarabunPSK" w:hAnsi="TH SarabunPSK" w:cs="TH SarabunPSK" w:hint="cs"/>
-          <w:sz w:val="36"/>
-          <w:szCs w:val="36"/>
-          <w:cs/>
-        </w:rPr>
-        <w:t>ที่เลือกใช้</w:t>
-      </w:r>
-    </w:p>
-    <w:p>
-      <w:pPr>
-        <w:rPr>
-          <w:rFonts w:ascii="TH SarabunPSK" w:hAnsi="TH SarabunPSK" w:cs="TH SarabunPSK"/>
-          <w:sz w:val="36"/>
-          <w:szCs w:val="36"/>
-        </w:rPr>
-      </w:pPr>
-      <w:r>
-        <w:rPr>
-          <w:rFonts w:ascii="TH SarabunPSK" w:hAnsi="TH SarabunPSK" w:cs="TH SarabunPSK" w:hint="cs"/>
-          <w:sz w:val="36"/>
-          <w:szCs w:val="36"/>
-          <w:cs/>
-        </w:rPr>
-        <w:t xml:space="preserve">รายงานการวัดผล </w:t>
-      </w:r>
-      <w:r>
-        <w:rPr>
-          <w:rFonts w:ascii="TH SarabunPSK" w:hAnsi="TH SarabunPSK" w:cs="TH SarabunPSK"/>
-          <w:sz w:val="36"/>
-          <w:szCs w:val="36"/>
-        </w:rPr>
-        <w:t xml:space="preserve">: </w:t>
-      </w:r>
-      <w:r>
-        <w:rPr>
-          <w:rFonts w:ascii="TH SarabunPSK" w:hAnsi="TH SarabunPSK" w:cs="TH SarabunPSK" w:hint="cs"/>
-          <w:sz w:val="36"/>
-          <w:szCs w:val="36"/>
-          <w:cs/>
-        </w:rPr>
-        <w:t xml:space="preserve">เก็บข้อมูลผล </w:t>
-      </w:r>
-      <w:r>
-        <w:rPr>
-          <w:rFonts w:ascii="TH SarabunPSK" w:hAnsi="TH SarabunPSK" w:cs="TH SarabunPSK"/>
-          <w:sz w:val="36"/>
-          <w:szCs w:val="36"/>
-        </w:rPr>
-        <w:t xml:space="preserve">train test </w:t>
-      </w:r>
-      <w:r>
-        <w:rPr>
-          <w:rFonts w:ascii="TH SarabunPSK" w:hAnsi="TH SarabunPSK" w:cs="TH SarabunPSK" w:hint="cs"/>
-          <w:sz w:val="36"/>
-          <w:szCs w:val="36"/>
-          <w:cs/>
-        </w:rPr>
-        <w:t xml:space="preserve">เก็บไว้เป็น </w:t>
-      </w:r>
-      <w:r>
-        <w:rPr>
-          <w:rFonts w:ascii="TH SarabunPSK" w:hAnsi="TH SarabunPSK" w:cs="TH SarabunPSK"/>
-          <w:sz w:val="36"/>
-          <w:szCs w:val="36"/>
-        </w:rPr>
-        <w:t xml:space="preserve">excel </w:t>
-      </w:r>
-      <w:r>
-        <w:rPr>
-          <w:rFonts w:ascii="TH SarabunPSK" w:hAnsi="TH SarabunPSK" w:cs="TH SarabunPSK" w:hint="cs"/>
-          <w:sz w:val="36"/>
-          <w:szCs w:val="36"/>
-          <w:cs/>
-        </w:rPr>
-        <w:t xml:space="preserve">หรือ </w:t>
-      </w:r>
-      <w:proofErr w:type="spellStart"/>
-      <w:r>
-        <w:rPr>
-          <w:rFonts w:ascii="TH SarabunPSK" w:hAnsi="TH SarabunPSK" w:cs="TH SarabunPSK"/>
-          <w:sz w:val="36"/>
-          <w:szCs w:val="36"/>
-        </w:rPr>
-        <w:t>json</w:t>
-      </w:r>
-      <w:proofErr w:type="spellEnd"/>
-    </w:p>
-    <w:p>
-      <w:pPr>
-        <w:rPr>
-          <w:rFonts w:ascii="TH SarabunPSK" w:hAnsi="TH SarabunPSK" w:cs="TH SarabunPSK"/>
-          <w:sz w:val="36"/>
-          <w:szCs w:val="36"/>
-        </w:rPr>
-      </w:pPr>
-      <w:r>
-        <w:rPr>
-          <w:rFonts w:ascii="TH SarabunPSK" w:hAnsi="TH SarabunPSK" w:cs="TH SarabunPSK" w:hint="cs"/>
-          <w:sz w:val="36"/>
-          <w:szCs w:val="36"/>
-          <w:cs/>
-        </w:rPr>
-        <w:t xml:space="preserve">หา </w:t>
-      </w:r>
-      <w:r>
-        <w:rPr>
-          <w:rFonts w:ascii="TH SarabunPSK" w:hAnsi="TH SarabunPSK" w:cs="TH SarabunPSK"/>
-          <w:sz w:val="36"/>
-          <w:szCs w:val="36"/>
-        </w:rPr>
-        <w:t xml:space="preserve">Insight </w:t>
-      </w:r>
-      <w:r>
-        <w:rPr>
-          <w:rFonts w:ascii="TH SarabunPSK" w:hAnsi="TH SarabunPSK" w:cs="TH SarabunPSK" w:hint="cs"/>
-          <w:sz w:val="36"/>
-          <w:szCs w:val="36"/>
-          <w:cs/>
-        </w:rPr>
-        <w:t xml:space="preserve">และ </w:t>
-      </w:r>
-      <w:proofErr w:type="spellStart"/>
-      <w:r>
-        <w:rPr>
-          <w:rFonts w:ascii="TH SarabunPSK" w:hAnsi="TH SarabunPSK" w:cs="TH SarabunPSK"/>
-          <w:sz w:val="36"/>
-          <w:szCs w:val="36"/>
-        </w:rPr>
-        <w:t>eda</w:t>
-      </w:r>
-      <w:proofErr w:type="spellEnd"/>
-      <w:r>
-        <w:rPr>
-          <w:rFonts w:ascii="TH SarabunPSK" w:hAnsi="TH SarabunPSK" w:cs="TH SarabunPSK"/>
-          <w:sz w:val="36"/>
-          <w:szCs w:val="36"/>
-        </w:rPr>
-        <w:t xml:space="preserve"> : </w:t>
-      </w:r>
-      <w:r>
-        <w:rPr>
-          <w:rFonts w:ascii="TH SarabunPSK" w:hAnsi="TH SarabunPSK" w:cs="TH SarabunPSK" w:hint="cs"/>
-          <w:sz w:val="36"/>
-          <w:szCs w:val="36"/>
-          <w:cs/>
-        </w:rPr>
-        <w:t xml:space="preserve">รวบรวมไฟล์และรูปภาพที่หา </w:t>
-      </w:r>
-      <w:r>
-        <w:rPr>
-          <w:rFonts w:ascii="TH SarabunPSK" w:hAnsi="TH SarabunPSK" w:cs="TH SarabunPSK"/>
-          <w:sz w:val="36"/>
-          <w:szCs w:val="36"/>
-        </w:rPr>
-        <w:t xml:space="preserve">Insight </w:t>
-      </w:r>
-      <w:r>
-        <w:rPr>
-          <w:rFonts w:ascii="TH SarabunPSK" w:hAnsi="TH SarabunPSK" w:cs="TH SarabunPSK" w:hint="cs"/>
-          <w:sz w:val="36"/>
-          <w:szCs w:val="36"/>
-          <w:cs/>
-        </w:rPr>
-        <w:t xml:space="preserve">ที่ได้มาทั้งหมดจาก </w:t>
-      </w:r>
-      <w:r>
-        <w:rPr>
-          <w:rFonts w:ascii="TH SarabunPSK" w:hAnsi="TH SarabunPSK" w:cs="TH SarabunPSK"/>
-          <w:sz w:val="36"/>
-          <w:szCs w:val="36"/>
-        </w:rPr>
-        <w:t>return</w:t>
+          <w:rFonts w:ascii="TH SarabunPSK" w:hAnsi="TH SarabunPSK" w:cs="TH SarabunPSK"/>
+          <w:noProof/>
+          <w:sz w:val="36"/>
+          <w:szCs w:val="36"/>
+        </w:rPr>
+        <mc:AlternateContent>
+          <mc:Choice Requires="wps">
+            <w:drawing>
+              <wp:anchor distT="0" distB="0" distL="114300" distR="114300" simplePos="0" relativeHeight="251719680" behindDoc="0" locked="0" layoutInCell="1" allowOverlap="1" wp14:anchorId="4B1640AA" wp14:editId="226A91FE">
+                <wp:simplePos x="0" y="0"/>
+                <wp:positionH relativeFrom="margin">
+                  <wp:posOffset>-616511</wp:posOffset>
+                </wp:positionH>
+                <wp:positionV relativeFrom="paragraph">
+                  <wp:posOffset>358115</wp:posOffset>
+                </wp:positionV>
+                <wp:extent cx="2589554" cy="184785"/>
+                <wp:effectExtent l="268922" t="0" r="289243" b="0"/>
+                <wp:wrapNone/>
+                <wp:docPr id="1956369309" name="Arrow: Right 1"/>
+                <wp:cNvGraphicFramePr/>
+                <a:graphic xmlns:a="http://schemas.openxmlformats.org/drawingml/2006/main">
+                  <a:graphicData uri="http://schemas.microsoft.com/office/word/2010/wordprocessingShape">
+                    <wps:wsp>
+                      <wps:cNvSpPr/>
+                      <wps:spPr>
+                        <a:xfrm rot="15351058">
+                          <a:off x="0" y="0"/>
+                          <a:ext cx="2589554" cy="184785"/>
+                        </a:xfrm>
+                        <a:prstGeom prst="rightArrow">
+                          <a:avLst/>
+                        </a:prstGeom>
+                        <a:solidFill>
+                          <a:srgbClr val="EE0000"/>
+                        </a:solidFill>
+                      </wps:spPr>
+                      <wps:style>
+                        <a:lnRef idx="2">
+                          <a:schemeClr val="accent1">
+                            <a:shade val="15000"/>
+                          </a:schemeClr>
+                        </a:lnRef>
+                        <a:fillRef idx="1">
+                          <a:schemeClr val="accent1"/>
+                        </a:fillRef>
+                        <a:effectRef idx="0">
+                          <a:schemeClr val="accent1"/>
+                        </a:effectRef>
+                        <a:fontRef idx="minor">
+                          <a:schemeClr val="lt1"/>
+                        </a:fontRef>
+                      </wps:style>
+                      <wps:bodyPr rot="0" spcFirstLastPara="0" vertOverflow="overflow" horzOverflow="overflow" vert="horz" wrap="square" lIns="91440" tIns="45720" rIns="91440" bIns="45720" numCol="1" spcCol="0" rtlCol="0" fromWordArt="0" anchor="ctr" anchorCtr="0" forceAA="0" compatLnSpc="1">
+                        <a:prstTxWarp prst="textNoShape">
+                          <a:avLst/>
+                        </a:prstTxWarp>
+                        <a:noAutofit/>
+                      </wps:bodyPr>
+                    </wps:wsp>
+                  </a:graphicData>
+                </a:graphic>
+                <wp14:sizeRelH relativeFrom="margin">
+                  <wp14:pctWidth>0</wp14:pctWidth>
+                </wp14:sizeRelH>
+                <wp14:sizeRelV relativeFrom="margin">
+                  <wp14:pctHeight>0</wp14:pctHeight>
+                </wp14:sizeRelV>
+              </wp:anchor>
+            </w:drawing>
+          </mc:Choice>
+          <mc:Fallback>
+            <w:pict>
+              <v:shape w14:anchorId="745CE00E" id="Arrow: Right 1" o:spid="_x0000_s1026" type="#_x0000_t13" style="position:absolute;margin-left:-48.55pt;margin-top:28.2pt;width:203.9pt;height:14.55pt;rotation:-6825511fd;z-index:251719680;visibility:visible;mso-wrap-style:square;mso-width-percent:0;mso-height-percent:0;mso-wrap-distance-left:9pt;mso-wrap-distance-top:0;mso-wrap-distance-right:9pt;mso-wrap-distance-bottom:0;mso-position-horizontal:absolute;mso-position-horizontal-relative:margin;mso-position-vertical:absolute;mso-position-vertical-relative:text;mso-width-percent:0;mso-height-percent:0;mso-width-relative:margin;mso-height-relative:margin;v-text-anchor:middle" o:gfxdata="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" adj="20829" fillcolor="#e00" strokecolor="#030e13 [484]" strokeweight="1pt">
+                <w10:wrap anchorx="margin"/>
+              </v:shape>
+            </w:pict>
+          </mc:Fallback>
+        </mc:AlternateContent>
+      </w:r>
+      <w:r>
+        <w:rPr>
+          <w:rFonts w:ascii="TH SarabunPSK" w:hAnsi="TH SarabunPSK" w:cs="TH SarabunPSK"/>
+          <w:noProof/>
+          <w:sz w:val="36"/>
+          <w:szCs w:val="36"/>
+        </w:rPr>
+        <mc:AlternateContent>
+          <mc:Choice Requires="wps">
+            <w:drawing>
+              <wp:anchor distT="0" distB="0" distL="114300" distR="114300" simplePos="0" relativeHeight="251713536" behindDoc="0" locked="0" layoutInCell="1" allowOverlap="1" wp14:anchorId="1B387C95" wp14:editId="1864BBF0">
+                <wp:simplePos x="0" y="0"/>
+                <wp:positionH relativeFrom="column">
+                  <wp:posOffset>2397759</wp:posOffset>
+                </wp:positionH>
+                <wp:positionV relativeFrom="paragraph">
+                  <wp:posOffset>165735</wp:posOffset>
+                </wp:positionV>
+                <wp:extent cx="3612515" cy="909320"/>
+                <wp:effectExtent l="0" t="0" r="26035" b="24130"/>
+                <wp:wrapNone/>
+                <wp:docPr id="1952552610" name="Text Box 2"/>
+                <wp:cNvGraphicFramePr/>
+                <a:graphic xmlns:a="http://schemas.openxmlformats.org/drawingml/2006/main">
+                  <a:graphicData uri="http://schemas.microsoft.com/office/word/2010/wordprocessingShape">
+                    <wps:wsp>
+                      <wps:cNvSpPr txBox="1"/>
+                      <wps:spPr>
+                        <a:xfrm>
+                          <a:off x="0" y="0"/>
+                          <a:ext cx="3612515" cy="909320"/>
+                        </a:xfrm>
+                        <a:prstGeom prst="rect">
+                          <a:avLst/>
+                        </a:prstGeom>
+                        <a:solidFill>
+                          <a:schemeClr val="lt1"/>
+                        </a:solidFill>
+                        <a:ln w="6350">
+                          <a:solidFill>
+                            <a:prstClr val="black"/>
+                          </a:solidFill>
+                        </a:ln>
+                      </wps:spPr>
+                      <wps:txbx>
+                        <w:txbxContent>
+                          <w:p>
+                            <w:pPr>
+                              <w:rPr>
+                                <w:rFonts w:hint="cs"/>
+                              </w:rPr>
+                            </w:pPr>
+                            <w:r>
+                              <w:rPr>
+                                <w:rFonts w:asciiTheme="minorBidi" w:hAnsiTheme="minorBidi"/>
+                                <w:sz w:val="28"/>
+                              </w:rPr>
+                              <w:t xml:space="preserve">Folder </w:t>
+                            </w:r>
+                            <w:r>
+                              <w:rPr>
+                                <w:rFonts w:asciiTheme="minorBidi" w:hAnsiTheme="minorBidi" w:hint="cs"/>
+                                <w:sz w:val="28"/>
+                                <w:cs/>
+                              </w:rPr>
+                              <w:t xml:space="preserve">ที่เก็บข้อมูลไฟล์ </w:t>
+                            </w:r>
+                            <w:r>
+                              <w:rPr>
+                                <w:rFonts w:asciiTheme="minorBidi" w:hAnsiTheme="minorBidi"/>
+                                <w:sz w:val="28"/>
+                              </w:rPr>
+                              <w:t xml:space="preserve">python </w:t>
+                            </w:r>
+                            <w:r>
+                              <w:rPr>
+                                <w:rFonts w:asciiTheme="minorBidi" w:hAnsiTheme="minorBidi" w:hint="cs"/>
+                                <w:sz w:val="28"/>
+                                <w:cs/>
+                              </w:rPr>
+                              <w:t xml:space="preserve">ที่ใช้ </w:t>
+                            </w:r>
+                            <w:r>
+                              <w:rPr>
+                                <w:rFonts w:asciiTheme="minorBidi" w:hAnsiTheme="minorBidi"/>
+                                <w:sz w:val="28"/>
+                              </w:rPr>
+                              <w:t xml:space="preserve">train model </w:t>
+                            </w:r>
+                            <w:r>
+                              <w:rPr>
+                                <w:rFonts w:asciiTheme="minorBidi" w:hAnsiTheme="minorBidi" w:hint="cs"/>
+                                <w:sz w:val="28"/>
+                                <w:cs/>
+                              </w:rPr>
+                              <w:t xml:space="preserve">โดยใช้ข้อมูล </w:t>
+                            </w:r>
+                            <w:r>
+                              <w:rPr>
+                                <w:rFonts w:asciiTheme="minorBidi" w:hAnsiTheme="minorBidi"/>
+                                <w:sz w:val="28"/>
+                              </w:rPr>
+                              <w:t xml:space="preserve">clean data </w:t>
+                            </w:r>
+                            <w:r>
+                              <w:rPr>
+                                <w:rFonts w:asciiTheme="minorBidi" w:hAnsiTheme="minorBidi" w:hint="cs"/>
+                                <w:sz w:val="28"/>
+                                <w:cs/>
+                              </w:rPr>
+                              <w:t xml:space="preserve">และ </w:t>
+                            </w:r>
+                            <w:r>
+                              <w:rPr>
+                                <w:rFonts w:asciiTheme="minorBidi" w:hAnsiTheme="minorBidi"/>
+                                <w:sz w:val="28"/>
+                              </w:rPr>
+                              <w:t xml:space="preserve">feature </w:t>
+                            </w:r>
+                            <w:r>
+                              <w:rPr>
+                                <w:rFonts w:asciiTheme="minorBidi" w:hAnsiTheme="minorBidi" w:hint="cs"/>
+                                <w:sz w:val="28"/>
+                                <w:cs/>
+                              </w:rPr>
+                              <w:t xml:space="preserve">ที่จะใช้เข้ามา </w:t>
+                            </w:r>
+                            <w:r>
+                              <w:rPr>
+                                <w:rFonts w:asciiTheme="minorBidi" w:hAnsiTheme="minorBidi"/>
+                                <w:sz w:val="28"/>
+                              </w:rPr>
+                              <w:t>train (</w:t>
+                            </w:r>
+                            <w:r>
+                              <w:rPr>
+                                <w:rFonts w:asciiTheme="minorBidi" w:hAnsiTheme="minorBidi" w:hint="cs"/>
+                                <w:sz w:val="28"/>
+                                <w:cs/>
+                              </w:rPr>
+                              <w:t xml:space="preserve">ใช้ </w:t>
+                            </w:r>
+                            <w:proofErr w:type="spellStart"/>
+                            <w:r>
+                              <w:rPr>
+                                <w:rFonts w:asciiTheme="minorBidi" w:hAnsiTheme="minorBidi"/>
+                                <w:sz w:val="28"/>
+                              </w:rPr>
+                              <w:t>clean_dataset</w:t>
+                            </w:r>
+                            <w:proofErr w:type="spellEnd"/>
+                            <w:r>
+                              <w:rPr>
+                                <w:rFonts w:asciiTheme="minorBidi" w:hAnsiTheme="minorBidi"/>
+                                <w:sz w:val="28"/>
+                              </w:rPr>
+                              <w:t xml:space="preserve"> version 5 </w:t>
+                            </w:r>
+                            <w:r>
+                              <w:rPr>
+                                <w:rFonts w:asciiTheme="minorBidi" w:hAnsiTheme="minorBidi" w:hint="cs"/>
+                                <w:sz w:val="28"/>
+                                <w:cs/>
+                              </w:rPr>
+                              <w:t xml:space="preserve">ที่ </w:t>
+                            </w:r>
+                            <w:r>
+                              <w:rPr>
+                                <w:rFonts w:asciiTheme="minorBidi" w:hAnsiTheme="minorBidi"/>
+                                <w:sz w:val="28"/>
+                              </w:rPr>
+                              <w:t xml:space="preserve">5000 </w:t>
+                            </w:r>
+                            <w:r>
+                              <w:rPr>
+                                <w:rFonts w:asciiTheme="minorBidi" w:hAnsiTheme="minorBidi" w:hint="cs"/>
+                                <w:sz w:val="28"/>
+                                <w:cs/>
+                              </w:rPr>
+                              <w:t xml:space="preserve">มา </w:t>
+                            </w:r>
+                            <w:r>
+                              <w:rPr>
+                                <w:rFonts w:asciiTheme="minorBidi" w:hAnsiTheme="minorBidi"/>
+                                <w:sz w:val="28"/>
+                              </w:rPr>
+                              <w:t>train)</w:t>
+                            </w:r>
+                            <w:r>
+                              <w:rPr>
+                                <w:rFonts w:asciiTheme="minorBidi" w:hAnsiTheme="minorBidi"/>
+                                <w:sz w:val="28"/>
+                              </w:rPr>
+                              <w:t xml:space="preserve"> clean_dataset_s1.csv (5000 rows)</w:t>
+                            </w:r>
+                          </w:p>
+                        </w:txbxContent>
+                      </wps:txbx>
+                      <wps:bodyPr rot="0" spcFirstLastPara="0" vertOverflow="overflow" horzOverflow="overflow" vert="horz" wrap="square" lIns="91440" tIns="45720" rIns="91440" bIns="45720" numCol="1" spcCol="0" rtlCol="0" fromWordArt="0" anchor="t" anchorCtr="0" forceAA="0" compatLnSpc="1">
+                        <a:prstTxWarp prst="textNoShape">
+                          <a:avLst/>
+                        </a:prstTxWarp>
+                        <a:noAutofit/>
+                      </wps:bodyPr>
+                    </wps:wsp>
+                  </a:graphicData>
+                </a:graphic>
+                <wp14:sizeRelH relativeFrom="margin">
+                  <wp14:pctWidth>0</wp14:pctWidth>
+                </wp14:sizeRelH>
+                <wp14:sizeRelV relativeFrom="margin">
+                  <wp14:pctHeight>0</wp14:pctHeight>
+                </wp14:sizeRelV>
+              </wp:anchor>
+            </w:drawing>
+          </mc:Choice>
+          <mc:Fallback>
+            <w:pict>
+              <v:shape w14:anchorId="1B387C95" id="_x0000_s1032" type="#_x0000_t202" style="position:absolute;margin-left:188.8pt;margin-top:13.05pt;width:284.45pt;height:71.6pt;z-index:251713536;visibility:visible;mso-wrap-style:square;mso-width-percent:0;mso-height-percent:0;mso-wrap-distance-left:9pt;mso-wrap-distance-top:0;mso-wrap-distance-right:9pt;mso-wrap-distance-bottom:0;mso-position-horizontal:absolute;mso-position-horizontal-relative:text;mso-position-vertical:absolute;mso-position-vertical-relative:text;mso-width-percent:0;mso-height-percent:0;mso-width-relative:margin;mso-height-relative:margin;v-text-anchor:top" o:gfxdata="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" fillcolor="white [3201]" strokeweight=".5pt">
+                <v:textbox>
+                  <w:txbxContent>
+                    <w:p>
+                      <w:pPr>
+                        <w:rPr>
+                          <w:rFonts w:hint="cs"/>
+                        </w:rPr>
+                      </w:pPr>
+                      <w:r>
+                        <w:rPr>
+                          <w:rFonts w:asciiTheme="minorBidi" w:hAnsiTheme="minorBidi"/>
+                          <w:sz w:val="28"/>
+                        </w:rPr>
+                        <w:t xml:space="preserve">Folder </w:t>
+                      </w:r>
+                      <w:r>
+                        <w:rPr>
+                          <w:rFonts w:asciiTheme="minorBidi" w:hAnsiTheme="minorBidi" w:hint="cs"/>
+                          <w:sz w:val="28"/>
+                          <w:cs/>
+                        </w:rPr>
+                        <w:t xml:space="preserve">ที่เก็บข้อมูลไฟล์ </w:t>
+                      </w:r>
+                      <w:r>
+                        <w:rPr>
+                          <w:rFonts w:asciiTheme="minorBidi" w:hAnsiTheme="minorBidi"/>
+                          <w:sz w:val="28"/>
+                        </w:rPr>
+                        <w:t xml:space="preserve">python </w:t>
+                      </w:r>
+                      <w:r>
+                        <w:rPr>
+                          <w:rFonts w:asciiTheme="minorBidi" w:hAnsiTheme="minorBidi" w:hint="cs"/>
+                          <w:sz w:val="28"/>
+                          <w:cs/>
+                        </w:rPr>
+                        <w:t xml:space="preserve">ที่ใช้ </w:t>
+                      </w:r>
+                      <w:r>
+                        <w:rPr>
+                          <w:rFonts w:asciiTheme="minorBidi" w:hAnsiTheme="minorBidi"/>
+                          <w:sz w:val="28"/>
+                        </w:rPr>
+                        <w:t xml:space="preserve">train model </w:t>
+                      </w:r>
+                      <w:r>
+                        <w:rPr>
+                          <w:rFonts w:asciiTheme="minorBidi" w:hAnsiTheme="minorBidi" w:hint="cs"/>
+                          <w:sz w:val="28"/>
+                          <w:cs/>
+                        </w:rPr>
+                        <w:t xml:space="preserve">โดยใช้ข้อมูล </w:t>
+                      </w:r>
+                      <w:r>
+                        <w:rPr>
+                          <w:rFonts w:asciiTheme="minorBidi" w:hAnsiTheme="minorBidi"/>
+                          <w:sz w:val="28"/>
+                        </w:rPr>
+                        <w:t xml:space="preserve">clean data </w:t>
+                      </w:r>
+                      <w:r>
+                        <w:rPr>
+                          <w:rFonts w:asciiTheme="minorBidi" w:hAnsiTheme="minorBidi" w:hint="cs"/>
+                          <w:sz w:val="28"/>
+                          <w:cs/>
+                        </w:rPr>
+                        <w:t xml:space="preserve">และ </w:t>
+                      </w:r>
+                      <w:r>
+                        <w:rPr>
+                          <w:rFonts w:asciiTheme="minorBidi" w:hAnsiTheme="minorBidi"/>
+                          <w:sz w:val="28"/>
+                        </w:rPr>
+                        <w:t xml:space="preserve">feature </w:t>
+                      </w:r>
+                      <w:r>
+                        <w:rPr>
+                          <w:rFonts w:asciiTheme="minorBidi" w:hAnsiTheme="minorBidi" w:hint="cs"/>
+                          <w:sz w:val="28"/>
+                          <w:cs/>
+                        </w:rPr>
+                        <w:t xml:space="preserve">ที่จะใช้เข้ามา </w:t>
+                      </w:r>
+                      <w:r>
+                        <w:rPr>
+                          <w:rFonts w:asciiTheme="minorBidi" w:hAnsiTheme="minorBidi"/>
+                          <w:sz w:val="28"/>
+                        </w:rPr>
+                        <w:t>train (</w:t>
+                      </w:r>
+                      <w:r>
+                        <w:rPr>
+                          <w:rFonts w:asciiTheme="minorBidi" w:hAnsiTheme="minorBidi" w:hint="cs"/>
+                          <w:sz w:val="28"/>
+                          <w:cs/>
+                        </w:rPr>
+                        <w:t xml:space="preserve">ใช้ </w:t>
+                      </w:r>
+                      <w:proofErr w:type="spellStart"/>
+                      <w:r>
+                        <w:rPr>
+                          <w:rFonts w:asciiTheme="minorBidi" w:hAnsiTheme="minorBidi"/>
+                          <w:sz w:val="28"/>
+                        </w:rPr>
+                        <w:t>clean_dataset</w:t>
+                      </w:r>
+                      <w:proofErr w:type="spellEnd"/>
+                      <w:r>
+                        <w:rPr>
+                          <w:rFonts w:asciiTheme="minorBidi" w:hAnsiTheme="minorBidi"/>
+                          <w:sz w:val="28"/>
+                        </w:rPr>
+                        <w:t xml:space="preserve"> version 5 </w:t>
+                      </w:r>
+                      <w:r>
+                        <w:rPr>
+                          <w:rFonts w:asciiTheme="minorBidi" w:hAnsiTheme="minorBidi" w:hint="cs"/>
+                          <w:sz w:val="28"/>
+                          <w:cs/>
+                        </w:rPr>
+                        <w:t xml:space="preserve">ที่ </w:t>
+                      </w:r>
+                      <w:r>
+                        <w:rPr>
+                          <w:rFonts w:asciiTheme="minorBidi" w:hAnsiTheme="minorBidi"/>
+                          <w:sz w:val="28"/>
+                        </w:rPr>
+                        <w:t xml:space="preserve">5000 </w:t>
+                      </w:r>
+                      <w:r>
+                        <w:rPr>
+                          <w:rFonts w:asciiTheme="minorBidi" w:hAnsiTheme="minorBidi" w:hint="cs"/>
+                          <w:sz w:val="28"/>
+                          <w:cs/>
+                        </w:rPr>
+                        <w:t xml:space="preserve">มา </w:t>
+                      </w:r>
+                      <w:r>
+                        <w:rPr>
+                          <w:rFonts w:asciiTheme="minorBidi" w:hAnsiTheme="minorBidi"/>
+                          <w:sz w:val="28"/>
+                        </w:rPr>
+                        <w:t>train)</w:t>
+                      </w:r>
+                      <w:r>
+                        <w:rPr>
+                          <w:rFonts w:asciiTheme="minorBidi" w:hAnsiTheme="minorBidi"/>
+                          <w:sz w:val="28"/>
+                        </w:rPr>
+                        <w:t xml:space="preserve"> clean_dataset_s1.csv (5000 rows)</w:t>
+                      </w:r>
+                    </w:p>
+                  </w:txbxContent>
+                </v:textbox>
+              </v:shape>
+            </w:pict>
+          </mc:Fallback>
+        </mc:AlternateContent>
       </w:r>
     </w:p>
     <w:p>
@@ -7953,6 +9082,836 @@
           <w:szCs w:val="36"/>
         </w:rPr>
       </w:pPr>
+      <w:r>
+        <w:rPr>
+          <w:rFonts w:ascii="TH SarabunPSK" w:hAnsi="TH SarabunPSK" w:cs="TH SarabunPSK"/>
+          <w:noProof/>
+          <w:sz w:val="36"/>
+          <w:szCs w:val="36"/>
+        </w:rPr>
+        <mc:AlternateContent>
+          <mc:Choice Requires="wps">
+            <w:drawing>
+              <wp:anchor distT="0" distB="0" distL="114300" distR="114300" simplePos="0" relativeHeight="251721728" behindDoc="0" locked="0" layoutInCell="1" allowOverlap="1" wp14:anchorId="5576012C" wp14:editId="40122EC2">
+                <wp:simplePos x="0" y="0"/>
+                <wp:positionH relativeFrom="column">
+                  <wp:posOffset>-110836</wp:posOffset>
+                </wp:positionH>
+                <wp:positionV relativeFrom="paragraph">
+                  <wp:posOffset>456103</wp:posOffset>
+                </wp:positionV>
+                <wp:extent cx="2104292" cy="1662546"/>
+                <wp:effectExtent l="0" t="0" r="10795" b="13970"/>
+                <wp:wrapNone/>
+                <wp:docPr id="118943635" name="Text Box 2"/>
+                <wp:cNvGraphicFramePr/>
+                <a:graphic xmlns:a="http://schemas.openxmlformats.org/drawingml/2006/main">
+                  <a:graphicData uri="http://schemas.microsoft.com/office/word/2010/wordprocessingShape">
+                    <wps:wsp>
+                      <wps:cNvSpPr txBox="1"/>
+                      <wps:spPr>
+                        <a:xfrm>
+                          <a:off x="0" y="0"/>
+                          <a:ext cx="2104292" cy="1662546"/>
+                        </a:xfrm>
+                        <a:prstGeom prst="rect">
+                          <a:avLst/>
+                        </a:prstGeom>
+                        <a:solidFill>
+                          <a:schemeClr val="lt1"/>
+                        </a:solidFill>
+                        <a:ln w="6350">
+                          <a:solidFill>
+                            <a:prstClr val="black"/>
+                          </a:solidFill>
+                        </a:ln>
+                      </wps:spPr>
+                      <wps:txbx>
+                        <w:txbxContent>
+                          <w:p>
+                            <w:r>
+                              <w:rPr>
+                                <w:rFonts w:asciiTheme="minorBidi" w:hAnsiTheme="minorBidi"/>
+                                <w:sz w:val="28"/>
+                              </w:rPr>
+                              <w:t xml:space="preserve">Folder </w:t>
+                            </w:r>
+                            <w:r>
+                              <w:rPr>
+                                <w:rFonts w:asciiTheme="minorBidi" w:hAnsiTheme="minorBidi" w:hint="cs"/>
+                                <w:sz w:val="28"/>
+                                <w:cs/>
+                              </w:rPr>
+                              <w:t>ที่เก็บโมเดลที่จะเลือกใช้ในการทำโปร</w:t>
+                            </w:r>
+                            <w:proofErr w:type="spellStart"/>
+                            <w:r>
+                              <w:rPr>
+                                <w:rFonts w:asciiTheme="minorBidi" w:hAnsiTheme="minorBidi" w:hint="cs"/>
+                                <w:sz w:val="28"/>
+                                <w:cs/>
+                              </w:rPr>
+                              <w:t>เจ็กต์</w:t>
+                            </w:r>
+                            <w:proofErr w:type="spellEnd"/>
+                            <w:r>
+                              <w:rPr>
+                                <w:rFonts w:asciiTheme="minorBidi" w:hAnsiTheme="minorBidi" w:hint="cs"/>
+                                <w:sz w:val="28"/>
+                                <w:cs/>
+                              </w:rPr>
+                              <w:t xml:space="preserve">นี้ในที่นี่ใช้ </w:t>
+                            </w:r>
+                            <w:r>
+                              <w:rPr>
+                                <w:rFonts w:asciiTheme="minorBidi" w:hAnsiTheme="minorBidi"/>
+                                <w:sz w:val="28"/>
+                              </w:rPr>
+                              <w:t xml:space="preserve">Model </w:t>
+                            </w:r>
+                            <w:proofErr w:type="spellStart"/>
+                            <w:r>
+                              <w:rPr>
+                                <w:rFonts w:asciiTheme="minorBidi" w:hAnsiTheme="minorBidi"/>
+                                <w:sz w:val="28"/>
+                              </w:rPr>
+                              <w:t>LightGbm</w:t>
+                            </w:r>
+                            <w:proofErr w:type="spellEnd"/>
+                            <w:r>
+                              <w:rPr>
+                                <w:rFonts w:asciiTheme="minorBidi" w:hAnsiTheme="minorBidi"/>
+                                <w:sz w:val="28"/>
+                              </w:rPr>
+                              <w:t xml:space="preserve"> version 5 </w:t>
+                            </w:r>
+                            <w:r>
+                              <w:rPr>
+                                <w:rFonts w:asciiTheme="minorBidi" w:hAnsiTheme="minorBidi" w:hint="cs"/>
+                                <w:sz w:val="28"/>
+                                <w:cs/>
+                              </w:rPr>
+                              <w:t xml:space="preserve">ที่ </w:t>
+                            </w:r>
+                            <w:proofErr w:type="spellStart"/>
+                            <w:r>
+                              <w:rPr>
+                                <w:rFonts w:asciiTheme="minorBidi" w:hAnsiTheme="minorBidi"/>
+                                <w:sz w:val="28"/>
+                              </w:rPr>
+                              <w:t>clean_dataset</w:t>
+                            </w:r>
+                            <w:proofErr w:type="spellEnd"/>
+                            <w:r>
+                              <w:rPr>
+                                <w:rFonts w:asciiTheme="minorBidi" w:hAnsiTheme="minorBidi"/>
+                                <w:sz w:val="28"/>
+                              </w:rPr>
+                              <w:t xml:space="preserve"> 5000 </w:t>
+                            </w:r>
+                            <w:r>
+                              <w:rPr>
+                                <w:rFonts w:asciiTheme="minorBidi" w:hAnsiTheme="minorBidi" w:hint="cs"/>
+                                <w:sz w:val="28"/>
+                                <w:cs/>
+                              </w:rPr>
+                              <w:t xml:space="preserve">กับ </w:t>
+                            </w:r>
+                            <w:proofErr w:type="spellStart"/>
+                            <w:r>
+                              <w:rPr>
+                                <w:rFonts w:asciiTheme="minorBidi" w:hAnsiTheme="minorBidi"/>
+                                <w:sz w:val="28"/>
+                              </w:rPr>
+                              <w:t>real_dataset</w:t>
+                            </w:r>
+                            <w:proofErr w:type="spellEnd"/>
+                            <w:r>
+                              <w:rPr>
+                                <w:rFonts w:asciiTheme="minorBidi" w:hAnsiTheme="minorBidi"/>
+                                <w:sz w:val="28"/>
+                              </w:rPr>
+                              <w:t xml:space="preserve"> 55000 (Model </w:t>
+                            </w:r>
+                            <w:r>
+                              <w:rPr>
+                                <w:rFonts w:asciiTheme="minorBidi" w:hAnsiTheme="minorBidi" w:hint="cs"/>
+                                <w:sz w:val="28"/>
+                                <w:cs/>
+                              </w:rPr>
+                              <w:t xml:space="preserve">นี้รวบรวมมากจาก </w:t>
+                            </w:r>
+                            <w:r>
+                              <w:rPr>
+                                <w:rFonts w:asciiTheme="minorBidi" w:hAnsiTheme="minorBidi"/>
+                                <w:sz w:val="28"/>
+                              </w:rPr>
+                              <w:t xml:space="preserve">best feature </w:t>
+                            </w:r>
+                            <w:r>
+                              <w:rPr>
+                                <w:rFonts w:asciiTheme="minorBidi" w:hAnsiTheme="minorBidi" w:hint="cs"/>
+                                <w:sz w:val="28"/>
+                                <w:cs/>
+                              </w:rPr>
+                              <w:t xml:space="preserve">ทั้ง </w:t>
+                            </w:r>
+                            <w:r>
+                              <w:rPr>
+                                <w:rFonts w:asciiTheme="minorBidi" w:hAnsiTheme="minorBidi"/>
+                                <w:sz w:val="28"/>
+                              </w:rPr>
+                              <w:t xml:space="preserve">1 – 4 version </w:t>
+                            </w:r>
+                            <w:r>
+                              <w:rPr>
+                                <w:rFonts w:asciiTheme="minorBidi" w:hAnsiTheme="minorBidi" w:hint="cs"/>
+                                <w:sz w:val="28"/>
+                                <w:cs/>
+                              </w:rPr>
+                              <w:t xml:space="preserve">เกิดมาเป็น </w:t>
+                            </w:r>
+                            <w:r>
+                              <w:rPr>
+                                <w:rFonts w:asciiTheme="minorBidi" w:hAnsiTheme="minorBidi"/>
+                                <w:sz w:val="28"/>
+                              </w:rPr>
+                              <w:t>version 5)</w:t>
+                            </w:r>
+                          </w:p>
+                        </w:txbxContent>
+                      </wps:txbx>
+                      <wps:bodyPr rot="0" spcFirstLastPara="0" vertOverflow="overflow" horzOverflow="overflow" vert="horz" wrap="square" lIns="91440" tIns="45720" rIns="91440" bIns="45720" numCol="1" spcCol="0" rtlCol="0" fromWordArt="0" anchor="t" anchorCtr="0" forceAA="0" compatLnSpc="1">
+                        <a:prstTxWarp prst="textNoShape">
+                          <a:avLst/>
+                        </a:prstTxWarp>
+                        <a:noAutofit/>
+                      </wps:bodyPr>
+                    </wps:wsp>
+                  </a:graphicData>
+                </a:graphic>
+                <wp14:sizeRelH relativeFrom="margin">
+                  <wp14:pctWidth>0</wp14:pctWidth>
+                </wp14:sizeRelH>
+                <wp14:sizeRelV relativeFrom="margin">
+                  <wp14:pctHeight>0</wp14:pctHeight>
+                </wp14:sizeRelV>
+              </wp:anchor>
+            </w:drawing>
+          </mc:Choice>
+          <mc:Fallback>
+            <w:pict>
+              <v:shape w14:anchorId="5576012C" id="_x0000_s1033" type="#_x0000_t202" style="position:absolute;margin-left:-8.75pt;margin-top:35.9pt;width:165.7pt;height:130.9pt;z-index:251721728;visibility:visible;mso-wrap-style:square;mso-width-percent:0;mso-height-percent:0;mso-wrap-distance-left:9pt;mso-wrap-distance-top:0;mso-wrap-distance-right:9pt;mso-wrap-distance-bottom:0;mso-position-horizontal:absolute;mso-position-horizontal-relative:text;mso-position-vertical:absolute;mso-position-vertical-relative:text;mso-width-percent:0;mso-height-percent:0;mso-width-relative:margin;mso-height-relative:margin;v-text-anchor:top" o:gfxdata="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" fillcolor="white [3201]" strokeweight=".5pt">
+                <v:textbox>
+                  <w:txbxContent>
+                    <w:p>
+                      <w:r>
+                        <w:rPr>
+                          <w:rFonts w:asciiTheme="minorBidi" w:hAnsiTheme="minorBidi"/>
+                          <w:sz w:val="28"/>
+                        </w:rPr>
+                        <w:t xml:space="preserve">Folder </w:t>
+                      </w:r>
+                      <w:r>
+                        <w:rPr>
+                          <w:rFonts w:asciiTheme="minorBidi" w:hAnsiTheme="minorBidi" w:hint="cs"/>
+                          <w:sz w:val="28"/>
+                          <w:cs/>
+                        </w:rPr>
+                        <w:t>ที่เก็บโมเดลที่จะเลือกใช้ในการทำโปร</w:t>
+                      </w:r>
+                      <w:proofErr w:type="spellStart"/>
+                      <w:r>
+                        <w:rPr>
+                          <w:rFonts w:asciiTheme="minorBidi" w:hAnsiTheme="minorBidi" w:hint="cs"/>
+                          <w:sz w:val="28"/>
+                          <w:cs/>
+                        </w:rPr>
+                        <w:t>เจ็กต์</w:t>
+                      </w:r>
+                      <w:proofErr w:type="spellEnd"/>
+                      <w:r>
+                        <w:rPr>
+                          <w:rFonts w:asciiTheme="minorBidi" w:hAnsiTheme="minorBidi" w:hint="cs"/>
+                          <w:sz w:val="28"/>
+                          <w:cs/>
+                        </w:rPr>
+                        <w:t xml:space="preserve">นี้ในที่นี่ใช้ </w:t>
+                      </w:r>
+                      <w:r>
+                        <w:rPr>
+                          <w:rFonts w:asciiTheme="minorBidi" w:hAnsiTheme="minorBidi"/>
+                          <w:sz w:val="28"/>
+                        </w:rPr>
+                        <w:t xml:space="preserve">Model </w:t>
+                      </w:r>
+                      <w:proofErr w:type="spellStart"/>
+                      <w:r>
+                        <w:rPr>
+                          <w:rFonts w:asciiTheme="minorBidi" w:hAnsiTheme="minorBidi"/>
+                          <w:sz w:val="28"/>
+                        </w:rPr>
+                        <w:t>LightGbm</w:t>
+                      </w:r>
+                      <w:proofErr w:type="spellEnd"/>
+                      <w:r>
+                        <w:rPr>
+                          <w:rFonts w:asciiTheme="minorBidi" w:hAnsiTheme="minorBidi"/>
+                          <w:sz w:val="28"/>
+                        </w:rPr>
+                        <w:t xml:space="preserve"> version 5 </w:t>
+                      </w:r>
+                      <w:r>
+                        <w:rPr>
+                          <w:rFonts w:asciiTheme="minorBidi" w:hAnsiTheme="minorBidi" w:hint="cs"/>
+                          <w:sz w:val="28"/>
+                          <w:cs/>
+                        </w:rPr>
+                        <w:t xml:space="preserve">ที่ </w:t>
+                      </w:r>
+                      <w:proofErr w:type="spellStart"/>
+                      <w:r>
+                        <w:rPr>
+                          <w:rFonts w:asciiTheme="minorBidi" w:hAnsiTheme="minorBidi"/>
+                          <w:sz w:val="28"/>
+                        </w:rPr>
+                        <w:t>clean_dataset</w:t>
+                      </w:r>
+                      <w:proofErr w:type="spellEnd"/>
+                      <w:r>
+                        <w:rPr>
+                          <w:rFonts w:asciiTheme="minorBidi" w:hAnsiTheme="minorBidi"/>
+                          <w:sz w:val="28"/>
+                        </w:rPr>
+                        <w:t xml:space="preserve"> 5000 </w:t>
+                      </w:r>
+                      <w:r>
+                        <w:rPr>
+                          <w:rFonts w:asciiTheme="minorBidi" w:hAnsiTheme="minorBidi" w:hint="cs"/>
+                          <w:sz w:val="28"/>
+                          <w:cs/>
+                        </w:rPr>
+                        <w:t xml:space="preserve">กับ </w:t>
+                      </w:r>
+                      <w:proofErr w:type="spellStart"/>
+                      <w:r>
+                        <w:rPr>
+                          <w:rFonts w:asciiTheme="minorBidi" w:hAnsiTheme="minorBidi"/>
+                          <w:sz w:val="28"/>
+                        </w:rPr>
+                        <w:t>real_dataset</w:t>
+                      </w:r>
+                      <w:proofErr w:type="spellEnd"/>
+                      <w:r>
+                        <w:rPr>
+                          <w:rFonts w:asciiTheme="minorBidi" w:hAnsiTheme="minorBidi"/>
+                          <w:sz w:val="28"/>
+                        </w:rPr>
+                        <w:t xml:space="preserve"> 55000 (Model </w:t>
+                      </w:r>
+                      <w:r>
+                        <w:rPr>
+                          <w:rFonts w:asciiTheme="minorBidi" w:hAnsiTheme="minorBidi" w:hint="cs"/>
+                          <w:sz w:val="28"/>
+                          <w:cs/>
+                        </w:rPr>
+                        <w:t xml:space="preserve">นี้รวบรวมมากจาก </w:t>
+                      </w:r>
+                      <w:r>
+                        <w:rPr>
+                          <w:rFonts w:asciiTheme="minorBidi" w:hAnsiTheme="minorBidi"/>
+                          <w:sz w:val="28"/>
+                        </w:rPr>
+                        <w:t xml:space="preserve">best feature </w:t>
+                      </w:r>
+                      <w:r>
+                        <w:rPr>
+                          <w:rFonts w:asciiTheme="minorBidi" w:hAnsiTheme="minorBidi" w:hint="cs"/>
+                          <w:sz w:val="28"/>
+                          <w:cs/>
+                        </w:rPr>
+                        <w:t xml:space="preserve">ทั้ง </w:t>
+                      </w:r>
+                      <w:r>
+                        <w:rPr>
+                          <w:rFonts w:asciiTheme="minorBidi" w:hAnsiTheme="minorBidi"/>
+                          <w:sz w:val="28"/>
+                        </w:rPr>
+                        <w:t xml:space="preserve">1 – 4 version </w:t>
+                      </w:r>
+                      <w:r>
+                        <w:rPr>
+                          <w:rFonts w:asciiTheme="minorBidi" w:hAnsiTheme="minorBidi" w:hint="cs"/>
+                          <w:sz w:val="28"/>
+                          <w:cs/>
+                        </w:rPr>
+                        <w:t xml:space="preserve">เกิดมาเป็น </w:t>
+                      </w:r>
+                      <w:r>
+                        <w:rPr>
+                          <w:rFonts w:asciiTheme="minorBidi" w:hAnsiTheme="minorBidi"/>
+                          <w:sz w:val="28"/>
+                        </w:rPr>
+                        <w:t>version 5)</w:t>
+                      </w:r>
+                    </w:p>
+                  </w:txbxContent>
+                </v:textbox>
+              </v:shape>
+            </w:pict>
+          </mc:Fallback>
+        </mc:AlternateContent>
+      </w:r>
+      <w:r>
+        <w:rPr>
+          <w:rFonts w:ascii="TH SarabunPSK" w:hAnsi="TH SarabunPSK" w:cs="TH SarabunPSK"/>
+          <w:noProof/>
+          <w:sz w:val="36"/>
+          <w:szCs w:val="36"/>
+        </w:rPr>
+        <mc:AlternateContent>
+          <mc:Choice Requires="wps">
+            <w:drawing>
+              <wp:anchor distT="0" distB="0" distL="114300" distR="114300" simplePos="0" relativeHeight="251717632" behindDoc="0" locked="0" layoutInCell="1" allowOverlap="1" wp14:anchorId="1C99656B" wp14:editId="7B6B2268">
+                <wp:simplePos x="0" y="0"/>
+                <wp:positionH relativeFrom="column">
+                  <wp:posOffset>1970042</wp:posOffset>
+                </wp:positionH>
+                <wp:positionV relativeFrom="paragraph">
+                  <wp:posOffset>8709</wp:posOffset>
+                </wp:positionV>
+                <wp:extent cx="3612515" cy="909320"/>
+                <wp:effectExtent l="0" t="0" r="26035" b="24130"/>
+                <wp:wrapNone/>
+                <wp:docPr id="1971647366" name="Text Box 2"/>
+                <wp:cNvGraphicFramePr/>
+                <a:graphic xmlns:a="http://schemas.openxmlformats.org/drawingml/2006/main">
+                  <a:graphicData uri="http://schemas.microsoft.com/office/word/2010/wordprocessingShape">
+                    <wps:wsp>
+                      <wps:cNvSpPr txBox="1"/>
+                      <wps:spPr>
+                        <a:xfrm>
+                          <a:off x="0" y="0"/>
+                          <a:ext cx="3612515" cy="909320"/>
+                        </a:xfrm>
+                        <a:prstGeom prst="rect">
+                          <a:avLst/>
+                        </a:prstGeom>
+                        <a:solidFill>
+                          <a:schemeClr val="lt1"/>
+                        </a:solidFill>
+                        <a:ln w="6350">
+                          <a:solidFill>
+                            <a:prstClr val="black"/>
+                          </a:solidFill>
+                        </a:ln>
+                      </wps:spPr>
+                      <wps:txbx>
+                        <w:txbxContent>
+                          <w:p>
+                            <w:pPr>
+                              <w:rPr>
+                                <w:rFonts w:hint="cs"/>
+                              </w:rPr>
+                            </w:pPr>
+                            <w:r>
+                              <w:rPr>
+                                <w:rFonts w:asciiTheme="minorBidi" w:hAnsiTheme="minorBidi"/>
+                                <w:sz w:val="28"/>
+                              </w:rPr>
+                              <w:t xml:space="preserve">Folder </w:t>
+                            </w:r>
+                            <w:r>
+                              <w:rPr>
+                                <w:rFonts w:asciiTheme="minorBidi" w:hAnsiTheme="minorBidi" w:hint="cs"/>
+                                <w:sz w:val="28"/>
+                                <w:cs/>
+                              </w:rPr>
+                              <w:t xml:space="preserve">ที่เก็บข้อมูลไฟล์ </w:t>
+                            </w:r>
+                            <w:r>
+                              <w:rPr>
+                                <w:rFonts w:asciiTheme="minorBidi" w:hAnsiTheme="minorBidi"/>
+                                <w:sz w:val="28"/>
+                              </w:rPr>
+                              <w:t xml:space="preserve">python </w:t>
+                            </w:r>
+                            <w:r>
+                              <w:rPr>
+                                <w:rFonts w:asciiTheme="minorBidi" w:hAnsiTheme="minorBidi" w:hint="cs"/>
+                                <w:sz w:val="28"/>
+                                <w:cs/>
+                              </w:rPr>
+                              <w:t xml:space="preserve">ที่ใช้ </w:t>
+                            </w:r>
+                            <w:r>
+                              <w:rPr>
+                                <w:rFonts w:asciiTheme="minorBidi" w:hAnsiTheme="minorBidi"/>
+                                <w:sz w:val="28"/>
+                              </w:rPr>
+                              <w:t>t</w:t>
+                            </w:r>
+                            <w:r>
+                              <w:rPr>
+                                <w:rFonts w:asciiTheme="minorBidi" w:hAnsiTheme="minorBidi"/>
+                                <w:sz w:val="28"/>
+                              </w:rPr>
+                              <w:t>est</w:t>
+                            </w:r>
+                            <w:r>
+                              <w:rPr>
+                                <w:rFonts w:asciiTheme="minorBidi" w:hAnsiTheme="minorBidi"/>
+                                <w:sz w:val="28"/>
+                              </w:rPr>
+                              <w:t xml:space="preserve"> model </w:t>
+                            </w:r>
+                            <w:r>
+                              <w:rPr>
+                                <w:rFonts w:asciiTheme="minorBidi" w:hAnsiTheme="minorBidi" w:hint="cs"/>
+                                <w:sz w:val="28"/>
+                                <w:cs/>
+                              </w:rPr>
+                              <w:t xml:space="preserve">โดยใช้ข้อมูล </w:t>
+                            </w:r>
+                            <w:proofErr w:type="spellStart"/>
+                            <w:r>
+                              <w:rPr>
+                                <w:rFonts w:asciiTheme="minorBidi" w:hAnsiTheme="minorBidi"/>
+                                <w:sz w:val="28"/>
+                              </w:rPr>
+                              <w:t>real_data</w:t>
+                            </w:r>
+                            <w:proofErr w:type="spellEnd"/>
+                            <w:r>
+                              <w:rPr>
+                                <w:rFonts w:asciiTheme="minorBidi" w:hAnsiTheme="minorBidi"/>
+                                <w:sz w:val="28"/>
+                              </w:rPr>
+                              <w:t xml:space="preserve"> </w:t>
+                            </w:r>
+                            <w:r>
+                              <w:rPr>
+                                <w:rFonts w:asciiTheme="minorBidi" w:hAnsiTheme="minorBidi" w:hint="cs"/>
+                                <w:sz w:val="28"/>
+                                <w:cs/>
+                              </w:rPr>
+                              <w:t xml:space="preserve">และ </w:t>
+                            </w:r>
+                            <w:r>
+                              <w:rPr>
+                                <w:rFonts w:asciiTheme="minorBidi" w:hAnsiTheme="minorBidi"/>
+                                <w:sz w:val="28"/>
+                              </w:rPr>
+                              <w:t xml:space="preserve">feature </w:t>
+                            </w:r>
+                            <w:r>
+                              <w:rPr>
+                                <w:rFonts w:asciiTheme="minorBidi" w:hAnsiTheme="minorBidi" w:hint="cs"/>
+                                <w:sz w:val="28"/>
+                                <w:cs/>
+                              </w:rPr>
+                              <w:t xml:space="preserve">ที่จะใช้เข้ามา </w:t>
+                            </w:r>
+                            <w:r>
+                              <w:rPr>
+                                <w:rFonts w:asciiTheme="minorBidi" w:hAnsiTheme="minorBidi"/>
+                                <w:sz w:val="28"/>
+                              </w:rPr>
+                              <w:t>t</w:t>
+                            </w:r>
+                            <w:r>
+                              <w:rPr>
+                                <w:rFonts w:asciiTheme="minorBidi" w:hAnsiTheme="minorBidi"/>
+                                <w:sz w:val="28"/>
+                              </w:rPr>
+                              <w:t>est</w:t>
+                            </w:r>
+                            <w:r>
+                              <w:rPr>
+                                <w:rFonts w:asciiTheme="minorBidi" w:hAnsiTheme="minorBidi"/>
+                                <w:sz w:val="28"/>
+                              </w:rPr>
+                              <w:t xml:space="preserve"> (</w:t>
+                            </w:r>
+                            <w:r>
+                              <w:rPr>
+                                <w:rFonts w:asciiTheme="minorBidi" w:hAnsiTheme="minorBidi" w:hint="cs"/>
+                                <w:sz w:val="28"/>
+                                <w:cs/>
+                              </w:rPr>
+                              <w:t>ใช้</w:t>
+                            </w:r>
+                            <w:r>
+                              <w:rPr>
+                                <w:rFonts w:asciiTheme="minorBidi" w:hAnsiTheme="minorBidi"/>
+                                <w:sz w:val="28"/>
+                              </w:rPr>
+                              <w:t xml:space="preserve"> </w:t>
+                            </w:r>
+                            <w:proofErr w:type="spellStart"/>
+                            <w:r>
+                              <w:rPr>
+                                <w:rFonts w:asciiTheme="minorBidi" w:hAnsiTheme="minorBidi"/>
+                                <w:sz w:val="28"/>
+                              </w:rPr>
+                              <w:t>real_dataset</w:t>
+                            </w:r>
+                            <w:proofErr w:type="spellEnd"/>
+                            <w:r>
+                              <w:rPr>
+                                <w:rFonts w:asciiTheme="minorBidi" w:hAnsiTheme="minorBidi"/>
+                                <w:sz w:val="28"/>
+                              </w:rPr>
+                              <w:t xml:space="preserve"> version 5 </w:t>
+                            </w:r>
+                            <w:r>
+                              <w:rPr>
+                                <w:rFonts w:asciiTheme="minorBidi" w:hAnsiTheme="minorBidi" w:hint="cs"/>
+                                <w:sz w:val="28"/>
+                                <w:cs/>
+                              </w:rPr>
+                              <w:t xml:space="preserve">มา </w:t>
+                            </w:r>
+                            <w:r>
+                              <w:rPr>
+                                <w:rFonts w:asciiTheme="minorBidi" w:hAnsiTheme="minorBidi"/>
+                                <w:sz w:val="28"/>
+                              </w:rPr>
+                              <w:t>test</w:t>
+                            </w:r>
+                            <w:r>
+                              <w:rPr>
+                                <w:rFonts w:asciiTheme="minorBidi" w:hAnsiTheme="minorBidi"/>
+                                <w:sz w:val="28"/>
+                              </w:rPr>
+                              <w:t>)</w:t>
+                            </w:r>
+                            <w:r>
+                              <w:rPr>
+                                <w:rFonts w:asciiTheme="minorBidi" w:hAnsiTheme="minorBidi"/>
+                                <w:sz w:val="28"/>
+                              </w:rPr>
+                              <w:t xml:space="preserve"> real_dataset_s1.csv (55000 rows)</w:t>
+                            </w:r>
+                          </w:p>
+                        </w:txbxContent>
+                      </wps:txbx>
+                      <wps:bodyPr rot="0" spcFirstLastPara="0" vertOverflow="overflow" horzOverflow="overflow" vert="horz" wrap="square" lIns="91440" tIns="45720" rIns="91440" bIns="45720" numCol="1" spcCol="0" rtlCol="0" fromWordArt="0" anchor="t" anchorCtr="0" forceAA="0" compatLnSpc="1">
+                        <a:prstTxWarp prst="textNoShape">
+                          <a:avLst/>
+                        </a:prstTxWarp>
+                        <a:noAutofit/>
+                      </wps:bodyPr>
+                    </wps:wsp>
+                  </a:graphicData>
+                </a:graphic>
+                <wp14:sizeRelH relativeFrom="margin">
+                  <wp14:pctWidth>0</wp14:pctWidth>
+                </wp14:sizeRelH>
+                <wp14:sizeRelV relativeFrom="margin">
+                  <wp14:pctHeight>0</wp14:pctHeight>
+                </wp14:sizeRelV>
+              </wp:anchor>
+            </w:drawing>
+          </mc:Choice>
+          <mc:Fallback>
+            <w:pict>
+              <v:shape w14:anchorId="1C99656B" id="_x0000_s1034" type="#_x0000_t202" style="position:absolute;margin-left:155.1pt;margin-top:.7pt;width:284.45pt;height:71.6pt;z-index:251717632;visibility:visible;mso-wrap-style:square;mso-width-percent:0;mso-height-percent:0;mso-wrap-distance-left:9pt;mso-wrap-distance-top:0;mso-wrap-distance-right:9pt;mso-wrap-distance-bottom:0;mso-position-horizontal:absolute;mso-position-horizontal-relative:text;mso-position-vertical:absolute;mso-position-vertical-relative:text;mso-width-percent:0;mso-height-percent:0;mso-width-relative:margin;mso-height-relative:margin;v-text-anchor:top" o:gfxdata="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" fillcolor="white [3201]" strokeweight=".5pt">
+                <v:textbox>
+                  <w:txbxContent>
+                    <w:p>
+                      <w:pPr>
+                        <w:rPr>
+                          <w:rFonts w:hint="cs"/>
+                        </w:rPr>
+                      </w:pPr>
+                      <w:r>
+                        <w:rPr>
+                          <w:rFonts w:asciiTheme="minorBidi" w:hAnsiTheme="minorBidi"/>
+                          <w:sz w:val="28"/>
+                        </w:rPr>
+                        <w:t xml:space="preserve">Folder </w:t>
+                      </w:r>
+                      <w:r>
+                        <w:rPr>
+                          <w:rFonts w:asciiTheme="minorBidi" w:hAnsiTheme="minorBidi" w:hint="cs"/>
+                          <w:sz w:val="28"/>
+                          <w:cs/>
+                        </w:rPr>
+                        <w:t xml:space="preserve">ที่เก็บข้อมูลไฟล์ </w:t>
+                      </w:r>
+                      <w:r>
+                        <w:rPr>
+                          <w:rFonts w:asciiTheme="minorBidi" w:hAnsiTheme="minorBidi"/>
+                          <w:sz w:val="28"/>
+                        </w:rPr>
+                        <w:t xml:space="preserve">python </w:t>
+                      </w:r>
+                      <w:r>
+                        <w:rPr>
+                          <w:rFonts w:asciiTheme="minorBidi" w:hAnsiTheme="minorBidi" w:hint="cs"/>
+                          <w:sz w:val="28"/>
+                          <w:cs/>
+                        </w:rPr>
+                        <w:t xml:space="preserve">ที่ใช้ </w:t>
+                      </w:r>
+                      <w:r>
+                        <w:rPr>
+                          <w:rFonts w:asciiTheme="minorBidi" w:hAnsiTheme="minorBidi"/>
+                          <w:sz w:val="28"/>
+                        </w:rPr>
+                        <w:t>t</w:t>
+                      </w:r>
+                      <w:r>
+                        <w:rPr>
+                          <w:rFonts w:asciiTheme="minorBidi" w:hAnsiTheme="minorBidi"/>
+                          <w:sz w:val="28"/>
+                        </w:rPr>
+                        <w:t>est</w:t>
+                      </w:r>
+                      <w:r>
+                        <w:rPr>
+                          <w:rFonts w:asciiTheme="minorBidi" w:hAnsiTheme="minorBidi"/>
+                          <w:sz w:val="28"/>
+                        </w:rPr>
+                        <w:t xml:space="preserve"> model </w:t>
+                      </w:r>
+                      <w:r>
+                        <w:rPr>
+                          <w:rFonts w:asciiTheme="minorBidi" w:hAnsiTheme="minorBidi" w:hint="cs"/>
+                          <w:sz w:val="28"/>
+                          <w:cs/>
+                        </w:rPr>
+                        <w:t xml:space="preserve">โดยใช้ข้อมูล </w:t>
+                      </w:r>
+                      <w:proofErr w:type="spellStart"/>
+                      <w:r>
+                        <w:rPr>
+                          <w:rFonts w:asciiTheme="minorBidi" w:hAnsiTheme="minorBidi"/>
+                          <w:sz w:val="28"/>
+                        </w:rPr>
+                        <w:t>real_data</w:t>
+                      </w:r>
+                      <w:proofErr w:type="spellEnd"/>
+                      <w:r>
+                        <w:rPr>
+                          <w:rFonts w:asciiTheme="minorBidi" w:hAnsiTheme="minorBidi"/>
+                          <w:sz w:val="28"/>
+                        </w:rPr>
+                        <w:t xml:space="preserve"> </w:t>
+                      </w:r>
+                      <w:r>
+                        <w:rPr>
+                          <w:rFonts w:asciiTheme="minorBidi" w:hAnsiTheme="minorBidi" w:hint="cs"/>
+                          <w:sz w:val="28"/>
+                          <w:cs/>
+                        </w:rPr>
+                        <w:t xml:space="preserve">และ </w:t>
+                      </w:r>
+                      <w:r>
+                        <w:rPr>
+                          <w:rFonts w:asciiTheme="minorBidi" w:hAnsiTheme="minorBidi"/>
+                          <w:sz w:val="28"/>
+                        </w:rPr>
+                        <w:t xml:space="preserve">feature </w:t>
+                      </w:r>
+                      <w:r>
+                        <w:rPr>
+                          <w:rFonts w:asciiTheme="minorBidi" w:hAnsiTheme="minorBidi" w:hint="cs"/>
+                          <w:sz w:val="28"/>
+                          <w:cs/>
+                        </w:rPr>
+                        <w:t xml:space="preserve">ที่จะใช้เข้ามา </w:t>
+                      </w:r>
+                      <w:r>
+                        <w:rPr>
+                          <w:rFonts w:asciiTheme="minorBidi" w:hAnsiTheme="minorBidi"/>
+                          <w:sz w:val="28"/>
+                        </w:rPr>
+                        <w:t>t</w:t>
+                      </w:r>
+                      <w:r>
+                        <w:rPr>
+                          <w:rFonts w:asciiTheme="minorBidi" w:hAnsiTheme="minorBidi"/>
+                          <w:sz w:val="28"/>
+                        </w:rPr>
+                        <w:t>est</w:t>
+                      </w:r>
+                      <w:r>
+                        <w:rPr>
+                          <w:rFonts w:asciiTheme="minorBidi" w:hAnsiTheme="minorBidi"/>
+                          <w:sz w:val="28"/>
+                        </w:rPr>
+                        <w:t xml:space="preserve"> (</w:t>
+                      </w:r>
+                      <w:r>
+                        <w:rPr>
+                          <w:rFonts w:asciiTheme="minorBidi" w:hAnsiTheme="minorBidi" w:hint="cs"/>
+                          <w:sz w:val="28"/>
+                          <w:cs/>
+                        </w:rPr>
+                        <w:t>ใช้</w:t>
+                      </w:r>
+                      <w:r>
+                        <w:rPr>
+                          <w:rFonts w:asciiTheme="minorBidi" w:hAnsiTheme="minorBidi"/>
+                          <w:sz w:val="28"/>
+                        </w:rPr>
+                        <w:t xml:space="preserve"> </w:t>
+                      </w:r>
+                      <w:proofErr w:type="spellStart"/>
+                      <w:r>
+                        <w:rPr>
+                          <w:rFonts w:asciiTheme="minorBidi" w:hAnsiTheme="minorBidi"/>
+                          <w:sz w:val="28"/>
+                        </w:rPr>
+                        <w:t>real_dataset</w:t>
+                      </w:r>
+                      <w:proofErr w:type="spellEnd"/>
+                      <w:r>
+                        <w:rPr>
+                          <w:rFonts w:asciiTheme="minorBidi" w:hAnsiTheme="minorBidi"/>
+                          <w:sz w:val="28"/>
+                        </w:rPr>
+                        <w:t xml:space="preserve"> version 5 </w:t>
+                      </w:r>
+                      <w:r>
+                        <w:rPr>
+                          <w:rFonts w:asciiTheme="minorBidi" w:hAnsiTheme="minorBidi" w:hint="cs"/>
+                          <w:sz w:val="28"/>
+                          <w:cs/>
+                        </w:rPr>
+                        <w:t xml:space="preserve">มา </w:t>
+                      </w:r>
+                      <w:r>
+                        <w:rPr>
+                          <w:rFonts w:asciiTheme="minorBidi" w:hAnsiTheme="minorBidi"/>
+                          <w:sz w:val="28"/>
+                        </w:rPr>
+                        <w:t>test</w:t>
+                      </w:r>
+                      <w:r>
+                        <w:rPr>
+                          <w:rFonts w:asciiTheme="minorBidi" w:hAnsiTheme="minorBidi"/>
+                          <w:sz w:val="28"/>
+                        </w:rPr>
+                        <w:t>)</w:t>
+                      </w:r>
+                      <w:r>
+                        <w:rPr>
+                          <w:rFonts w:asciiTheme="minorBidi" w:hAnsiTheme="minorBidi"/>
+                          <w:sz w:val="28"/>
+                        </w:rPr>
+                        <w:t xml:space="preserve"> real_dataset_s1.csv (55000 rows)</w:t>
+                      </w:r>
+                    </w:p>
+                  </w:txbxContent>
+                </v:textbox>
+              </v:shape>
+            </w:pict>
+          </mc:Fallback>
+        </mc:AlternateContent>
+      </w:r>
     </w:p>
     <w:p>
       <w:pPr>
@@ -8021,10 +9980,38 @@
       <w:pPr>
         <w:rPr>
           <w:rFonts w:ascii="TH SarabunPSK" w:hAnsi="TH SarabunPSK" w:cs="TH SarabunPSK"/>
+          <w:sz w:val="36"/>
+          <w:szCs w:val="36"/>
+        </w:rPr>
+      </w:pPr>
+    </w:p>
+    <w:p>
+      <w:pPr>
+        <w:rPr>
+          <w:rFonts w:ascii="TH SarabunPSK" w:hAnsi="TH SarabunPSK" w:cs="TH SarabunPSK"/>
+          <w:sz w:val="36"/>
+          <w:szCs w:val="36"/>
+        </w:rPr>
+      </w:pPr>
+    </w:p>
+    <w:p>
+      <w:pPr>
+        <w:rPr>
+          <w:rFonts w:ascii="TH SarabunPSK" w:hAnsi="TH SarabunPSK" w:cs="TH SarabunPSK"/>
+          <w:sz w:val="36"/>
+          <w:szCs w:val="36"/>
+        </w:rPr>
+      </w:pPr>
+    </w:p>
+    <w:p>
+      <w:pPr>
+        <w:rPr>
+          <w:rFonts w:ascii="TH SarabunPSK" w:hAnsi="TH SarabunPSK" w:cs="TH SarabunPSK"/>
           <w:b/>
           <w:bCs/>
           <w:sz w:val="36"/>
           <w:szCs w:val="36"/>
+          <w:cs/>
         </w:rPr>
       </w:pPr>
       <w:proofErr w:type="spellStart"/>
